--- a/Database/Database Creation Tables+Insertion rows.docx
+++ b/Database/Database Creation Tables+Insertion rows.docx
@@ -19,7 +19,7 @@
     </w:p>
     <w:p>
       <w:r>
-        <w:t>BEGIN EXECUTE IMMEDIATE 'DROP TABLE EventRegistrCancel CASCADE CONSTRAINTS'; EXCEPTION WHEN OTHERS THEN NULL; END;</w:t>
+        <w:t>BEGIN EXECUTE IMMEDIATE 'DROP TABLE EventREGISTRATIONS CASCADE CONSTRAINTS'; EXCEPTION WHEN OTHERS THEN NULL; END;</w:t>
       </w:r>
     </w:p>
     <w:p>
@@ -322,13 +322,7 @@
     </w:p>
     <w:p>
       <w:r>
-        <w:t xml:space="preserve">    UserName NVARCHAR2(50) NOT NULL</w:t>
-      </w:r>
-      <w:r>
-        <w:t xml:space="preserve"> unique</w:t>
-      </w:r>
-      <w:r>
-        <w:t>,</w:t>
+        <w:t xml:space="preserve">    UserName NVARCHAR2(50) NOT NULL unique,</w:t>
       </w:r>
     </w:p>
     <w:p>
@@ -1050,7 +1044,7 @@
     </w:p>
     <w:p>
       <w:r>
-        <w:t xml:space="preserve">CREATE TABLE EventRegistrCancel ( </w:t>
+        <w:t xml:space="preserve">CREATE TABLE EventREGISTRATIONS ( </w:t>
       </w:r>
     </w:p>
     <w:p>
@@ -1073,11 +1067,6 @@
         <w:t xml:space="preserve">    CreatedAt DATE DEFAULT SYSDATE, </w:t>
       </w:r>
     </w:p>
-    <w:p>
-      <w:r>
-        <w:t xml:space="preserve">    AttendeeStatus NVARCHAR2(20), </w:t>
-      </w:r>
-    </w:p>
     <w:p/>
     <w:p>
       <w:r>
@@ -1086,12 +1075,1569 @@
     </w:p>
     <w:p>
       <w:r>
+        <w:t xml:space="preserve">    CONSTRAINT FK_RegCancel_Events FOREIGN KEY (EventID) </w:t>
+      </w:r>
+    </w:p>
+    <w:p>
+      <w:r>
         <w:lastRenderedPageBreak/>
+        <w:t xml:space="preserve">        REFERENCES Events(EventID), </w:t>
+      </w:r>
+    </w:p>
+    <w:p>
+      <w:r>
+        <w:t xml:space="preserve">    CONSTRAINT FK_RegCancel_Attendees FOREIGN KEY (AttendeeID) </w:t>
+      </w:r>
+    </w:p>
+    <w:p>
+      <w:r>
+        <w:t xml:space="preserve">        REFERENCES Attendees(AttendeeID) </w:t>
+      </w:r>
+    </w:p>
+    <w:p>
+      <w:r>
+        <w:t>);</w:t>
+      </w:r>
+    </w:p>
+    <w:p/>
+    <w:p>
+      <w:r>
+        <w:t>CREATE SEQUENCE seq_eventreg START WITH 1;</w:t>
+      </w:r>
+    </w:p>
+    <w:p/>
+    <w:p>
+      <w:r>
+        <w:t>CREATE OR REPLACE TRIGGER trg_eventreg</w:t>
+      </w:r>
+    </w:p>
+    <w:p>
+      <w:r>
+        <w:t>BEFORE INSERT ON EventREGISTRATIONS</w:t>
+      </w:r>
+    </w:p>
+    <w:p>
+      <w:r>
+        <w:t>FOR EACH ROW</w:t>
+      </w:r>
+    </w:p>
+    <w:p>
+      <w:r>
+        <w:t>WHEN (NEW.ID IS NULL)</w:t>
+      </w:r>
+    </w:p>
+    <w:p>
+      <w:r>
+        <w:t>BEGIN</w:t>
+      </w:r>
+    </w:p>
+    <w:p>
+      <w:r>
+        <w:t xml:space="preserve">    :NEW.ID := seq_eventreg.NEXTVAL;</w:t>
+      </w:r>
+    </w:p>
+    <w:p>
+      <w:r>
+        <w:t>END;</w:t>
+      </w:r>
+    </w:p>
+    <w:p>
+      <w:r>
+        <w:t>/</w:t>
+      </w:r>
+    </w:p>
+    <w:p/>
+    <w:p/>
+    <w:p>
+      <w:r>
+        <w:t>BEGIN</w:t>
+      </w:r>
+    </w:p>
+    <w:p>
+      <w:r>
+        <w:t xml:space="preserve">    FOR i IN 1..200 LOOP</w:t>
+      </w:r>
+    </w:p>
+    <w:p>
+      <w:r>
+        <w:t xml:space="preserve">        INSERT INTO Accounts (UserName, Password)</w:t>
+      </w:r>
+    </w:p>
+    <w:p>
+      <w:r>
+        <w:t xml:space="preserve">        VALUES ('user' || i, 'pass' || i);</w:t>
+      </w:r>
+    </w:p>
+    <w:p/>
+    <w:p>
+      <w:r>
+        <w:t xml:space="preserve">        INSERT INTO Persons (AccountID, Name, Phone, Gender, Age)</w:t>
+      </w:r>
+    </w:p>
+    <w:p>
+      <w:r>
+        <w:t xml:space="preserve">        VALUES (</w:t>
+      </w:r>
+    </w:p>
+    <w:p>
+      <w:r>
+        <w:t xml:space="preserve">            seq_accounts.CURRVAL,</w:t>
+      </w:r>
+    </w:p>
+    <w:p>
+      <w:r>
+        <w:t xml:space="preserve">            'Person ' || i,</w:t>
+      </w:r>
+    </w:p>
+    <w:p>
+      <w:r>
+        <w:lastRenderedPageBreak/>
+        <w:t xml:space="preserve">            '0100000' || i,</w:t>
+      </w:r>
+    </w:p>
+    <w:p>
+      <w:r>
+        <w:t xml:space="preserve">            CASE WHEN MOD(i,2)=0 THEN 'Male' ELSE 'Female' END,</w:t>
+      </w:r>
+    </w:p>
+    <w:p>
+      <w:r>
+        <w:t xml:space="preserve">            20 + MOD(i,10)</w:t>
+      </w:r>
+    </w:p>
+    <w:p>
+      <w:r>
+        <w:t xml:space="preserve">        );</w:t>
+      </w:r>
+    </w:p>
+    <w:p>
+      <w:r>
+        <w:t xml:space="preserve">    END LOOP;</w:t>
+      </w:r>
+    </w:p>
+    <w:p>
+      <w:r>
+        <w:t>END;</w:t>
+      </w:r>
+    </w:p>
+    <w:p>
+      <w:r>
+        <w:t>/</w:t>
+      </w:r>
+    </w:p>
+    <w:p>
+      <w:r>
+        <w:t>-- =========================</w:t>
+      </w:r>
+    </w:p>
+    <w:p>
+      <w:r>
+        <w:t>-- INSERT ADMIN (1 only)</w:t>
+      </w:r>
+    </w:p>
+    <w:p>
+      <w:r>
+        <w:t>-- =========================</w:t>
+      </w:r>
+    </w:p>
+    <w:p>
+      <w:r>
+        <w:t>INSERT INTO Admin (PersonID) VALUES (1);</w:t>
+      </w:r>
+    </w:p>
+    <w:p/>
+    <w:p>
+      <w:r>
+        <w:t>-----------------------------------------------------</w:t>
+      </w:r>
+    </w:p>
+    <w:p/>
+    <w:p>
+      <w:r>
+        <w:t>BEGIN</w:t>
+      </w:r>
+    </w:p>
+    <w:p>
+      <w:r>
+        <w:t xml:space="preserve">    FOR i IN 101..200 LOOP</w:t>
+      </w:r>
+    </w:p>
+    <w:p>
+      <w:r>
+        <w:t xml:space="preserve">        INSERT INTO Attendees (PersonID)</w:t>
+      </w:r>
+    </w:p>
+    <w:p>
+      <w:r>
+        <w:t xml:space="preserve">        VALUES (i);</w:t>
+      </w:r>
+    </w:p>
+    <w:p>
+      <w:r>
+        <w:t xml:space="preserve">    END LOOP;</w:t>
+      </w:r>
+    </w:p>
+    <w:p>
+      <w:r>
+        <w:t>END;</w:t>
+      </w:r>
+    </w:p>
+    <w:p>
+      <w:r>
+        <w:t>/</w:t>
+      </w:r>
+    </w:p>
+    <w:p/>
+    <w:p>
+      <w:r>
+        <w:t>BEGIN</w:t>
+      </w:r>
+    </w:p>
+    <w:p>
+      <w:r>
+        <w:t xml:space="preserve">    FOR i IN 2..100 LOOP</w:t>
+      </w:r>
+    </w:p>
+    <w:p>
+      <w:r>
+        <w:t xml:space="preserve">        INSERT INTO Organizers (PersonID)</w:t>
+      </w:r>
+    </w:p>
+    <w:p>
+      <w:r>
+        <w:t xml:space="preserve">        VALUES (i);</w:t>
+      </w:r>
+    </w:p>
+    <w:p>
+      <w:r>
+        <w:lastRenderedPageBreak/>
+        <w:t xml:space="preserve">    END LOOP;</w:t>
+      </w:r>
+    </w:p>
+    <w:p>
+      <w:r>
+        <w:t>END;</w:t>
+      </w:r>
+    </w:p>
+    <w:p>
+      <w:r>
+        <w:t>/</w:t>
+      </w:r>
+    </w:p>
+    <w:p>
+      <w:r>
+        <w:t>-- =========================</w:t>
+      </w:r>
+    </w:p>
+    <w:p>
+      <w:r>
+        <w:t>-- INSERT TIMESLOTS (7)</w:t>
+      </w:r>
+    </w:p>
+    <w:p>
+      <w:r>
+        <w:t>-- =========================</w:t>
+      </w:r>
+    </w:p>
+    <w:p>
+      <w:r>
+        <w:t>BEGIN</w:t>
+      </w:r>
+    </w:p>
+    <w:p>
+      <w:r>
+        <w:t xml:space="preserve">    FOR i IN 1..7 LOOP</w:t>
+      </w:r>
+    </w:p>
+    <w:p>
+      <w:r>
+        <w:t xml:space="preserve">        INSERT INTO TimeSlots (AdminID, StartTime, EndTime, SlotDate)</w:t>
+      </w:r>
+    </w:p>
+    <w:p>
+      <w:r>
+        <w:t xml:space="preserve">        VALUES (</w:t>
+      </w:r>
+    </w:p>
+    <w:p>
+      <w:r>
+        <w:t xml:space="preserve">            1,</w:t>
+      </w:r>
+    </w:p>
+    <w:p>
+      <w:r>
+        <w:t xml:space="preserve">            TO_DATE('10:00','HH24:MI'),</w:t>
+      </w:r>
+    </w:p>
+    <w:p>
+      <w:r>
+        <w:t xml:space="preserve">            TO_DATE('12:00','HH24:MI'),</w:t>
+      </w:r>
+    </w:p>
+    <w:p>
+      <w:r>
+        <w:t xml:space="preserve">            SYSDATE + i</w:t>
+      </w:r>
+    </w:p>
+    <w:p>
+      <w:r>
+        <w:t xml:space="preserve">        );</w:t>
+      </w:r>
+    </w:p>
+    <w:p>
+      <w:r>
+        <w:t xml:space="preserve">    END LOOP;</w:t>
+      </w:r>
+    </w:p>
+    <w:p>
+      <w:r>
+        <w:t>END;</w:t>
+      </w:r>
+    </w:p>
+    <w:p>
+      <w:r>
+        <w:t>/</w:t>
+      </w:r>
+    </w:p>
+    <w:p>
+      <w:r>
+        <w:t>-----------------------------------------------------</w:t>
+      </w:r>
+    </w:p>
+    <w:p/>
+    <w:p>
+      <w:r>
+        <w:t>-- =========================</w:t>
+      </w:r>
+    </w:p>
+    <w:p>
+      <w:r>
+        <w:t>-- INSERT EVENTS (5)</w:t>
+      </w:r>
+    </w:p>
+    <w:p>
+      <w:r>
+        <w:t>-- =========================</w:t>
+      </w:r>
+    </w:p>
+    <w:p>
+      <w:r>
+        <w:t>BEGIN</w:t>
+      </w:r>
+    </w:p>
+    <w:p>
+      <w:r>
+        <w:t xml:space="preserve">    FOR i IN 2..7 LOOP</w:t>
+      </w:r>
+    </w:p>
+    <w:p>
+      <w:r>
+        <w:t xml:space="preserve">        INSERT INTO Events (OrganizerID, TimeSlotID, Title, Description, Status, Capacity)</w:t>
+      </w:r>
+    </w:p>
+    <w:p>
+      <w:r>
+        <w:lastRenderedPageBreak/>
+        <w:t xml:space="preserve">        VALUES (</w:t>
+      </w:r>
+    </w:p>
+    <w:p>
+      <w:r>
+        <w:t xml:space="preserve">            i,</w:t>
+      </w:r>
+    </w:p>
+    <w:p>
+      <w:r>
+        <w:t xml:space="preserve">            i,</w:t>
+      </w:r>
+    </w:p>
+    <w:p>
+      <w:r>
+        <w:t xml:space="preserve">            'Event ' || i,</w:t>
+      </w:r>
+    </w:p>
+    <w:p>
+      <w:r>
+        <w:t xml:space="preserve">            'Description for event ' || i,</w:t>
+      </w:r>
+    </w:p>
+    <w:p>
+      <w:r>
+        <w:t xml:space="preserve">            'approved',</w:t>
+      </w:r>
+    </w:p>
+    <w:p>
+      <w:r>
+        <w:t xml:space="preserve">            50 + i</w:t>
+      </w:r>
+    </w:p>
+    <w:p>
+      <w:r>
+        <w:t xml:space="preserve">        );</w:t>
+      </w:r>
+    </w:p>
+    <w:p>
+      <w:r>
+        <w:t xml:space="preserve">    END LOOP;</w:t>
+      </w:r>
+    </w:p>
+    <w:p>
+      <w:r>
+        <w:t>END;</w:t>
+      </w:r>
+    </w:p>
+    <w:p>
+      <w:r>
+        <w:t>/</w:t>
+      </w:r>
+    </w:p>
+    <w:p>
+      <w:r>
+        <w:t>-----------------------------------------------------</w:t>
+      </w:r>
+    </w:p>
+    <w:p/>
+    <w:p>
+      <w:r>
+        <w:t>-- =========================</w:t>
+      </w:r>
+    </w:p>
+    <w:p>
+      <w:r>
+        <w:t>-- INSERT REGISTRATIONS</w:t>
+      </w:r>
+    </w:p>
+    <w:p>
+      <w:r>
+        <w:t>-- =========================</w:t>
+      </w:r>
+    </w:p>
+    <w:p>
+      <w:r>
+        <w:t>BEGIN</w:t>
+      </w:r>
+    </w:p>
+    <w:p>
+      <w:r>
+        <w:t xml:space="preserve">    FOR i IN 1..100 LOOP</w:t>
+      </w:r>
+    </w:p>
+    <w:p>
+      <w:r>
+        <w:t xml:space="preserve">        INSERT INTO EventREGISTRATIONS (EventID, AttendeeID)</w:t>
+      </w:r>
+    </w:p>
+    <w:p>
+      <w:r>
+        <w:t xml:space="preserve">        VALUES (MOD(i,5)+1,i);</w:t>
+      </w:r>
+    </w:p>
+    <w:p>
+      <w:r>
+        <w:t xml:space="preserve">    END LOOP;</w:t>
+      </w:r>
+    </w:p>
+    <w:p>
+      <w:r>
+        <w:t>END;</w:t>
+      </w:r>
+    </w:p>
+    <w:p>
+      <w:r>
+        <w:t>/</w:t>
+      </w:r>
+    </w:p>
+    <w:p>
+      <w:r>
+        <w:t>-----------------------------------------------------</w:t>
+      </w:r>
+    </w:p>
+    <w:p/>
+    <w:p>
+      <w:r>
+        <w:t>COMMIT;</w:t>
+      </w:r>
+    </w:p>
+    <w:p>
+      <w:r>
+        <w:lastRenderedPageBreak/>
+        <w:t>-- =========================</w:t>
+      </w:r>
+    </w:p>
+    <w:p>
+      <w:r>
+        <w:t>-- CLEANUP (SAFE DROP)</w:t>
+      </w:r>
+    </w:p>
+    <w:p>
+      <w:r>
+        <w:t>-- =========================</w:t>
+      </w:r>
+    </w:p>
+    <w:p>
+      <w:r>
+        <w:t>BEGIN EXECUTE IMMEDIATE 'DROP TABLE EventREGISTRATIONS CASCADE CONSTRAINTS'; EXCEPTION WHEN OTHERS THEN NULL; END;</w:t>
+      </w:r>
+    </w:p>
+    <w:p>
+      <w:r>
+        <w:t>/</w:t>
+      </w:r>
+    </w:p>
+    <w:p>
+      <w:r>
+        <w:t>BEGIN EXECUTE IMMEDIATE 'DROP TABLE Events CASCADE CONSTRAINTS'; EXCEPTION WHEN OTHERS THEN NULL; END;</w:t>
+      </w:r>
+    </w:p>
+    <w:p>
+      <w:r>
+        <w:t>/</w:t>
+      </w:r>
+    </w:p>
+    <w:p>
+      <w:r>
+        <w:t>BEGIN EXECUTE IMMEDIATE 'DROP TABLE TimeSlots CASCADE CONSTRAINTS'; EXCEPTION WHEN OTHERS THEN NULL; END;</w:t>
+      </w:r>
+    </w:p>
+    <w:p>
+      <w:r>
+        <w:t>/</w:t>
+      </w:r>
+    </w:p>
+    <w:p>
+      <w:r>
+        <w:t>BEGIN EXECUTE IMMEDIATE 'DROP TABLE Admin CASCADE CONSTRAINTS'; EXCEPTION WHEN OTHERS THEN NULL; END;</w:t>
+      </w:r>
+    </w:p>
+    <w:p>
+      <w:r>
+        <w:t>/</w:t>
+      </w:r>
+    </w:p>
+    <w:p>
+      <w:r>
+        <w:t>BEGIN EXECUTE IMMEDIATE 'DROP TABLE Organizers CASCADE CONSTRAINTS'; EXCEPTION WHEN OTHERS THEN NULL; END;</w:t>
+      </w:r>
+    </w:p>
+    <w:p>
+      <w:r>
+        <w:t>/</w:t>
+      </w:r>
+    </w:p>
+    <w:p>
+      <w:r>
+        <w:t>BEGIN EXECUTE IMMEDIATE 'DROP TABLE Attendees CASCADE CONSTRAINTS'; EXCEPTION WHEN OTHERS THEN NULL; END;</w:t>
+      </w:r>
+    </w:p>
+    <w:p>
+      <w:r>
+        <w:t>/</w:t>
+      </w:r>
+    </w:p>
+    <w:p>
+      <w:r>
+        <w:t>BEGIN EXECUTE IMMEDIATE 'DROP TABLE Persons CASCADE CONSTRAINTS'; EXCEPTION WHEN OTHERS THEN NULL; END;</w:t>
+      </w:r>
+    </w:p>
+    <w:p>
+      <w:r>
+        <w:t>/</w:t>
+      </w:r>
+    </w:p>
+    <w:p>
+      <w:r>
+        <w:t>BEGIN EXECUTE IMMEDIATE 'DROP TABLE Accounts CASCADE CONSTRAINTS'; EXCEPTION WHEN OTHERS THEN NULL; END;</w:t>
+      </w:r>
+    </w:p>
+    <w:p>
+      <w:r>
+        <w:t>/</w:t>
+      </w:r>
+    </w:p>
+    <w:p/>
+    <w:p>
+      <w:r>
+        <w:lastRenderedPageBreak/>
+        <w:t>-- =========================</w:t>
+      </w:r>
+    </w:p>
+    <w:p>
+      <w:r>
+        <w:t>-- Trigger</w:t>
+      </w:r>
+    </w:p>
+    <w:p>
+      <w:r>
+        <w:t>-- =========================</w:t>
+      </w:r>
+    </w:p>
+    <w:p/>
+    <w:p>
+      <w:r>
+        <w:t>BEGIN EXECUTE IMMEDIATE 'DROP TRIGGER trg_eventreg'; EXCEPTION WHEN OTHERS THEN NULL; END;</w:t>
+      </w:r>
+    </w:p>
+    <w:p>
+      <w:r>
+        <w:t>/</w:t>
+      </w:r>
+    </w:p>
+    <w:p>
+      <w:r>
+        <w:t>BEGIN EXECUTE IMMEDIATE 'DROP TRIGGER trg_events'; EXCEPTION WHEN OTHERS THEN NULL; END;</w:t>
+      </w:r>
+    </w:p>
+    <w:p>
+      <w:r>
+        <w:t>/</w:t>
+      </w:r>
+    </w:p>
+    <w:p>
+      <w:r>
+        <w:t>BEGIN EXECUTE IMMEDIATE 'DROP TRIGGER trg_timeslots'; EXCEPTION WHEN OTHERS THEN NULL; END;</w:t>
+      </w:r>
+    </w:p>
+    <w:p>
+      <w:r>
+        <w:t>/</w:t>
+      </w:r>
+    </w:p>
+    <w:p>
+      <w:r>
+        <w:t>BEGIN EXECUTE IMMEDIATE 'DROP TRIGGER trg_admin'; EXCEPTION WHEN OTHERS THEN NULL; END;</w:t>
+      </w:r>
+    </w:p>
+    <w:p>
+      <w:r>
+        <w:t>/</w:t>
+      </w:r>
+    </w:p>
+    <w:p>
+      <w:r>
+        <w:t>BEGIN EXECUTE IMMEDIATE 'DROP TRIGGER trg_organizers'; EXCEPTION WHEN OTHERS THEN NULL; END;</w:t>
+      </w:r>
+    </w:p>
+    <w:p>
+      <w:r>
+        <w:t>/</w:t>
+      </w:r>
+    </w:p>
+    <w:p>
+      <w:r>
+        <w:t>BEGIN EXECUTE IMMEDIATE 'DROP TRIGGER trg_attendees'; EXCEPTION WHEN OTHERS THEN NULL; END;</w:t>
+      </w:r>
+    </w:p>
+    <w:p>
+      <w:r>
+        <w:t>/</w:t>
+      </w:r>
+    </w:p>
+    <w:p>
+      <w:r>
+        <w:t>BEGIN EXECUTE IMMEDIATE 'DROP TRIGGER trg_persons'; EXCEPTION WHEN OTHERS THEN NULL; END;</w:t>
+      </w:r>
+    </w:p>
+    <w:p>
+      <w:r>
+        <w:t>/</w:t>
+      </w:r>
+    </w:p>
+    <w:p>
+      <w:r>
+        <w:t>BEGIN EXECUTE IMMEDIATE 'DROP TRIGGER trg_accounts'; EXCEPTION WHEN OTHERS THEN NULL; END;</w:t>
+      </w:r>
+    </w:p>
+    <w:p>
+      <w:r>
+        <w:t>/</w:t>
+      </w:r>
+    </w:p>
+    <w:p/>
+    <w:p/>
+    <w:p>
+      <w:r>
+        <w:t>-- =========================</w:t>
+      </w:r>
+    </w:p>
+    <w:p>
+      <w:r>
+        <w:t>-- Sequences</w:t>
+      </w:r>
+    </w:p>
+    <w:p>
+      <w:r>
+        <w:t>-- =========================</w:t>
+      </w:r>
+    </w:p>
+    <w:p/>
+    <w:p>
+      <w:r>
+        <w:t>BEGIN EXECUTE IMMEDIATE 'DROP SEQUENCE seq_eventreg'; EXCEPTION WHEN OTHERS THEN NULL; END;</w:t>
+      </w:r>
+    </w:p>
+    <w:p>
+      <w:r>
+        <w:t>/</w:t>
+      </w:r>
+    </w:p>
+    <w:p>
+      <w:r>
+        <w:t>BEGIN EXECUTE IMMEDIATE 'DROP SEQUENCE seq_events'; EXCEPTION WHEN OTHERS THEN NULL; END;</w:t>
+      </w:r>
+    </w:p>
+    <w:p>
+      <w:r>
+        <w:t>/</w:t>
+      </w:r>
+    </w:p>
+    <w:p>
+      <w:r>
+        <w:t>BEGIN EXECUTE IMMEDIATE 'DROP SEQUENCE seq_timeslots'; EXCEPTION WHEN OTHERS THEN NULL; END;</w:t>
+      </w:r>
+    </w:p>
+    <w:p>
+      <w:r>
+        <w:t>/</w:t>
+      </w:r>
+    </w:p>
+    <w:p>
+      <w:r>
+        <w:t>BEGIN EXECUTE IMMEDIATE 'DROP SEQUENCE seq_admin'; EXCEPTION WHEN OTHERS THEN NULL; END;</w:t>
+      </w:r>
+    </w:p>
+    <w:p>
+      <w:r>
+        <w:t>/</w:t>
+      </w:r>
+    </w:p>
+    <w:p>
+      <w:r>
+        <w:t>BEGIN EXECUTE IMMEDIATE 'DROP SEQUENCE seq_organizers'; EXCEPTION WHEN OTHERS THEN NULL; END;</w:t>
+      </w:r>
+    </w:p>
+    <w:p>
+      <w:r>
+        <w:t>/</w:t>
+      </w:r>
+    </w:p>
+    <w:p>
+      <w:r>
+        <w:t>BEGIN EXECUTE IMMEDIATE 'DROP SEQUENCE seq_attendees'; EXCEPTION WHEN OTHERS THEN NULL; END;</w:t>
+      </w:r>
+    </w:p>
+    <w:p>
+      <w:r>
+        <w:t>/</w:t>
+      </w:r>
+    </w:p>
+    <w:p>
+      <w:r>
+        <w:t>BEGIN EXECUTE IMMEDIATE 'DROP SEQUENCE seq_persons'; EXCEPTION WHEN OTHERS THEN NULL; END;</w:t>
+      </w:r>
+    </w:p>
+    <w:p>
+      <w:r>
+        <w:t>/</w:t>
+      </w:r>
+    </w:p>
+    <w:p>
+      <w:r>
+        <w:lastRenderedPageBreak/>
+        <w:t>BEGIN EXECUTE IMMEDIATE 'DROP SEQUENCE seq_accounts'; EXCEPTION WHEN OTHERS THEN NULL; END;</w:t>
+      </w:r>
+    </w:p>
+    <w:p>
+      <w:r>
+        <w:t>/</w:t>
+      </w:r>
+    </w:p>
+    <w:p/>
+    <w:p>
+      <w:r>
+        <w:t>-- =========================</w:t>
+      </w:r>
+    </w:p>
+    <w:p>
+      <w:r>
+        <w:t>-- ACCOUNTS</w:t>
+      </w:r>
+    </w:p>
+    <w:p>
+      <w:r>
+        <w:t>-- =========================</w:t>
+      </w:r>
+    </w:p>
+    <w:p>
+      <w:r>
+        <w:t>CREATE TABLE Accounts (</w:t>
+      </w:r>
+    </w:p>
+    <w:p>
+      <w:r>
+        <w:t xml:space="preserve">    AccountID NUMBER,</w:t>
+      </w:r>
+    </w:p>
+    <w:p>
+      <w:r>
+        <w:t xml:space="preserve">    UserName NVARCHAR2(50) NOT NULL unique,</w:t>
+      </w:r>
+    </w:p>
+    <w:p>
+      <w:r>
+        <w:t xml:space="preserve">    Password NVARCHAR2(255) NOT NULL,</w:t>
+      </w:r>
+    </w:p>
+    <w:p>
+      <w:r>
+        <w:t xml:space="preserve">    CONSTRAINT PK_Accounts PRIMARY KEY (AccountID)</w:t>
+      </w:r>
+    </w:p>
+    <w:p>
+      <w:r>
+        <w:t>);</w:t>
+      </w:r>
+    </w:p>
+    <w:p/>
+    <w:p>
+      <w:r>
+        <w:t>CREATE SEQUENCE seq_accounts START WITH 1;</w:t>
+      </w:r>
+    </w:p>
+    <w:p/>
+    <w:p>
+      <w:r>
+        <w:t>CREATE OR REPLACE TRIGGER trg_accounts</w:t>
+      </w:r>
+    </w:p>
+    <w:p>
+      <w:r>
+        <w:t>BEFORE INSERT ON Accounts</w:t>
+      </w:r>
+    </w:p>
+    <w:p>
+      <w:r>
+        <w:t>FOR EACH ROW</w:t>
+      </w:r>
+    </w:p>
+    <w:p>
+      <w:r>
+        <w:t>WHEN (NEW.AccountID IS NULL)</w:t>
+      </w:r>
+    </w:p>
+    <w:p>
+      <w:r>
+        <w:t>BEGIN</w:t>
+      </w:r>
+    </w:p>
+    <w:p>
+      <w:r>
+        <w:t xml:space="preserve">    :NEW.AccountID := seq_accounts.NEXTVAL;</w:t>
+      </w:r>
+    </w:p>
+    <w:p>
+      <w:r>
+        <w:t>END;</w:t>
+      </w:r>
+    </w:p>
+    <w:p>
+      <w:r>
+        <w:t>/</w:t>
+      </w:r>
+    </w:p>
+    <w:p/>
+    <w:p>
+      <w:r>
+        <w:t>-- =========================</w:t>
+      </w:r>
+    </w:p>
+    <w:p>
+      <w:r>
+        <w:lastRenderedPageBreak/>
+        <w:t>-- PERSONS</w:t>
+      </w:r>
+    </w:p>
+    <w:p>
+      <w:r>
+        <w:t>-- =========================</w:t>
+      </w:r>
+    </w:p>
+    <w:p>
+      <w:r>
+        <w:t>CREATE TABLE Persons (</w:t>
+      </w:r>
+    </w:p>
+    <w:p>
+      <w:r>
+        <w:t xml:space="preserve">    PersonID NUMBER,</w:t>
+      </w:r>
+    </w:p>
+    <w:p>
+      <w:r>
+        <w:t xml:space="preserve">    AccountID NUMBER,</w:t>
+      </w:r>
+    </w:p>
+    <w:p>
+      <w:r>
+        <w:t xml:space="preserve">    Name NVARCHAR2(100) NOT NULL,</w:t>
+      </w:r>
+    </w:p>
+    <w:p>
+      <w:r>
+        <w:t xml:space="preserve">    Phone NVARCHAR2(20),</w:t>
+      </w:r>
+    </w:p>
+    <w:p>
+      <w:r>
+        <w:t xml:space="preserve">    Gender NVARCHAR2(10),</w:t>
+      </w:r>
+    </w:p>
+    <w:p>
+      <w:r>
+        <w:t xml:space="preserve">    Age NUMBER,</w:t>
+      </w:r>
+    </w:p>
+    <w:p/>
+    <w:p>
+      <w:r>
+        <w:t xml:space="preserve">    CONSTRAINT PK_Persons PRIMARY KEY (PersonID),</w:t>
+      </w:r>
+    </w:p>
+    <w:p>
+      <w:r>
+        <w:t xml:space="preserve">    CONSTRAINT FK_Persons_Accounts FOREIGN KEY (AccountID)</w:t>
+      </w:r>
+    </w:p>
+    <w:p>
+      <w:r>
+        <w:t xml:space="preserve">        REFERENCES Accounts(AccountID)</w:t>
+      </w:r>
+    </w:p>
+    <w:p>
+      <w:r>
+        <w:t>);</w:t>
+      </w:r>
+    </w:p>
+    <w:p/>
+    <w:p>
+      <w:r>
+        <w:t>CREATE SEQUENCE seq_persons START WITH 1;</w:t>
+      </w:r>
+    </w:p>
+    <w:p/>
+    <w:p>
+      <w:r>
+        <w:t>CREATE OR REPLACE TRIGGER trg_persons</w:t>
+      </w:r>
+    </w:p>
+    <w:p>
+      <w:r>
+        <w:t>BEFORE INSERT ON Persons</w:t>
+      </w:r>
+    </w:p>
+    <w:p>
+      <w:r>
+        <w:t>FOR EACH ROW</w:t>
+      </w:r>
+    </w:p>
+    <w:p>
+      <w:r>
+        <w:t>WHEN (NEW.PersonID IS NULL)</w:t>
+      </w:r>
+    </w:p>
+    <w:p>
+      <w:r>
+        <w:t>BEGIN</w:t>
+      </w:r>
+    </w:p>
+    <w:p>
+      <w:r>
+        <w:t xml:space="preserve">    :NEW.PersonID := seq_persons.NEXTVAL;</w:t>
+      </w:r>
+    </w:p>
+    <w:p>
+      <w:r>
+        <w:t>END;</w:t>
+      </w:r>
+    </w:p>
+    <w:p>
+      <w:r>
+        <w:t>/</w:t>
+      </w:r>
+    </w:p>
+    <w:p/>
+    <w:p>
+      <w:r>
+        <w:lastRenderedPageBreak/>
+        <w:t>-- =========================</w:t>
+      </w:r>
+    </w:p>
+    <w:p>
+      <w:r>
+        <w:t>-- ROLES</w:t>
+      </w:r>
+    </w:p>
+    <w:p>
+      <w:r>
+        <w:t>-- =========================</w:t>
+      </w:r>
+    </w:p>
+    <w:p>
+      <w:r>
+        <w:t>CREATE TABLE Attendees (</w:t>
+      </w:r>
+    </w:p>
+    <w:p>
+      <w:r>
+        <w:t xml:space="preserve">    AttendeeID NUMBER,</w:t>
+      </w:r>
+    </w:p>
+    <w:p>
+      <w:r>
+        <w:t xml:space="preserve">    PersonID NUMBER,</w:t>
+      </w:r>
+    </w:p>
+    <w:p/>
+    <w:p>
+      <w:r>
+        <w:t xml:space="preserve">    CONSTRAINT PK_Attendees PRIMARY KEY (AttendeeID),</w:t>
+      </w:r>
+    </w:p>
+    <w:p>
+      <w:r>
+        <w:t xml:space="preserve">    CONSTRAINT FK_Attendees_Persons FOREIGN KEY (PersonID)</w:t>
+      </w:r>
+    </w:p>
+    <w:p>
+      <w:r>
+        <w:t xml:space="preserve">        REFERENCES Persons(PersonID)</w:t>
+      </w:r>
+    </w:p>
+    <w:p>
+      <w:r>
+        <w:t>);</w:t>
+      </w:r>
+    </w:p>
+    <w:p/>
+    <w:p>
+      <w:r>
+        <w:t>CREATE SEQUENCE seq_attendees START WITH 1;</w:t>
+      </w:r>
+    </w:p>
+    <w:p/>
+    <w:p>
+      <w:r>
+        <w:t>CREATE OR REPLACE TRIGGER trg_attendees</w:t>
+      </w:r>
+    </w:p>
+    <w:p>
+      <w:r>
+        <w:t>BEFORE INSERT ON Attendees</w:t>
+      </w:r>
+    </w:p>
+    <w:p>
+      <w:r>
+        <w:t>FOR EACH ROW</w:t>
+      </w:r>
+    </w:p>
+    <w:p>
+      <w:r>
+        <w:t>WHEN (NEW.AttendeeID IS NULL)</w:t>
+      </w:r>
+    </w:p>
+    <w:p>
+      <w:r>
+        <w:t>BEGIN</w:t>
+      </w:r>
+    </w:p>
+    <w:p>
+      <w:r>
+        <w:t xml:space="preserve">    :NEW.AttendeeID := seq_attendees.NEXTVAL;</w:t>
+      </w:r>
+    </w:p>
+    <w:p>
+      <w:r>
+        <w:t>END;</w:t>
+      </w:r>
+    </w:p>
+    <w:p>
+      <w:r>
+        <w:t>/</w:t>
+      </w:r>
+    </w:p>
+    <w:p/>
+    <w:p>
+      <w:r>
+        <w:t>CREATE TABLE Organizers (</w:t>
+      </w:r>
+    </w:p>
+    <w:p>
+      <w:r>
+        <w:t xml:space="preserve">    OrganizerID NUMBER,</w:t>
+      </w:r>
+    </w:p>
+    <w:p>
+      <w:r>
+        <w:t xml:space="preserve">    PersonID NUMBER,</w:t>
+      </w:r>
+    </w:p>
+    <w:p/>
+    <w:p>
+      <w:r>
+        <w:t xml:space="preserve">    CONSTRAINT PK_Organizers PRIMARY KEY (OrganizerID),</w:t>
+      </w:r>
+    </w:p>
+    <w:p>
+      <w:r>
+        <w:t xml:space="preserve">    CONSTRAINT FK_Organizers_Persons FOREIGN KEY (PersonID)</w:t>
+      </w:r>
+    </w:p>
+    <w:p>
+      <w:r>
+        <w:t xml:space="preserve">        REFERENCES Persons(PersonID)</w:t>
+      </w:r>
+    </w:p>
+    <w:p>
+      <w:r>
+        <w:t>);</w:t>
+      </w:r>
+    </w:p>
+    <w:p/>
+    <w:p>
+      <w:r>
+        <w:t>CREATE SEQUENCE seq_organizers START WITH 1;</w:t>
+      </w:r>
+    </w:p>
+    <w:p/>
+    <w:p>
+      <w:r>
+        <w:t>CREATE OR REPLACE TRIGGER trg_organizers</w:t>
+      </w:r>
+    </w:p>
+    <w:p>
+      <w:r>
+        <w:t>BEFORE INSERT ON Organizers</w:t>
+      </w:r>
+    </w:p>
+    <w:p>
+      <w:r>
+        <w:t>FOR EACH ROW</w:t>
+      </w:r>
+    </w:p>
+    <w:p>
+      <w:r>
+        <w:t>WHEN (NEW.OrganizerID IS NULL)</w:t>
+      </w:r>
+    </w:p>
+    <w:p>
+      <w:r>
+        <w:t>BEGIN</w:t>
+      </w:r>
+    </w:p>
+    <w:p>
+      <w:r>
+        <w:t xml:space="preserve">    :NEW.OrganizerID := seq_organizers.NEXTVAL;</w:t>
+      </w:r>
+    </w:p>
+    <w:p>
+      <w:r>
+        <w:t>END;</w:t>
+      </w:r>
+    </w:p>
+    <w:p>
+      <w:r>
+        <w:t>/</w:t>
+      </w:r>
+    </w:p>
+    <w:p/>
+    <w:p>
+      <w:r>
+        <w:t>CREATE TABLE Admin (</w:t>
+      </w:r>
+    </w:p>
+    <w:p>
+      <w:r>
+        <w:t xml:space="preserve">    AdminID NUMBER,</w:t>
+      </w:r>
+    </w:p>
+    <w:p>
+      <w:r>
+        <w:t xml:space="preserve">    PersonID NUMBER,</w:t>
+      </w:r>
+    </w:p>
+    <w:p/>
+    <w:p>
+      <w:r>
+        <w:t xml:space="preserve">    CONSTRAINT PK_Admin PRIMARY KEY (AdminID),</w:t>
+      </w:r>
+    </w:p>
+    <w:p>
+      <w:r>
+        <w:t xml:space="preserve">    CONSTRAINT FK_Admin_Persons FOREIGN KEY (PersonID)</w:t>
+      </w:r>
+    </w:p>
+    <w:p>
+      <w:r>
+        <w:t xml:space="preserve">        REFERENCES Persons(PersonID)</w:t>
+      </w:r>
+    </w:p>
+    <w:p>
+      <w:r>
+        <w:t>);</w:t>
+      </w:r>
+    </w:p>
+    <w:p/>
+    <w:p>
+      <w:r>
+        <w:lastRenderedPageBreak/>
+        <w:t>CREATE SEQUENCE seq_admin START WITH 1;</w:t>
+      </w:r>
+    </w:p>
+    <w:p/>
+    <w:p>
+      <w:r>
+        <w:t>CREATE OR REPLACE TRIGGER trg_admin</w:t>
+      </w:r>
+    </w:p>
+    <w:p>
+      <w:r>
+        <w:t>BEFORE INSERT ON Admin</w:t>
+      </w:r>
+    </w:p>
+    <w:p>
+      <w:r>
+        <w:t>FOR EACH ROW</w:t>
+      </w:r>
+    </w:p>
+    <w:p>
+      <w:r>
+        <w:t>WHEN (NEW.AdminID IS NULL)</w:t>
+      </w:r>
+    </w:p>
+    <w:p>
+      <w:r>
+        <w:t>BEGIN</w:t>
+      </w:r>
+    </w:p>
+    <w:p>
+      <w:r>
+        <w:t xml:space="preserve">    :NEW.AdminID := seq_admin.NEXTVAL;</w:t>
+      </w:r>
+    </w:p>
+    <w:p>
+      <w:r>
+        <w:t>END;</w:t>
+      </w:r>
+    </w:p>
+    <w:p>
+      <w:r>
+        <w:t>/</w:t>
+      </w:r>
+    </w:p>
+    <w:p/>
+    <w:p>
+      <w:r>
+        <w:t>-- =========================</w:t>
+      </w:r>
+    </w:p>
+    <w:p>
+      <w:r>
+        <w:t>-- TIMESLOTS</w:t>
+      </w:r>
+    </w:p>
+    <w:p>
+      <w:r>
+        <w:t>-- =========================</w:t>
+      </w:r>
+    </w:p>
+    <w:p>
+      <w:r>
+        <w:t>CREATE TABLE TimeSlots (</w:t>
+      </w:r>
+    </w:p>
+    <w:p>
+      <w:r>
+        <w:t xml:space="preserve">    TimeSlotID NUMBER,</w:t>
+      </w:r>
+    </w:p>
+    <w:p>
+      <w:r>
+        <w:t xml:space="preserve">    AdminID NUMBER NOT NULL,</w:t>
+      </w:r>
+    </w:p>
+    <w:p>
+      <w:r>
+        <w:t xml:space="preserve">    StartTime DATE NOT NULL,</w:t>
+      </w:r>
+    </w:p>
+    <w:p>
+      <w:r>
+        <w:t xml:space="preserve">    EndTime DATE NOT NULL,</w:t>
+      </w:r>
+    </w:p>
+    <w:p>
+      <w:r>
+        <w:t xml:space="preserve">    SlotDate DATE NOT NULL,</w:t>
+      </w:r>
+    </w:p>
+    <w:p/>
+    <w:p>
+      <w:r>
+        <w:t xml:space="preserve">    CONSTRAINT PK_TimeSlots PRIMARY KEY (TimeSlotID),</w:t>
+      </w:r>
+    </w:p>
+    <w:p>
+      <w:r>
+        <w:t xml:space="preserve">    CONSTRAINT FK_TimeSlots_Admin FOREIGN KEY (AdminID)</w:t>
+      </w:r>
+    </w:p>
+    <w:p>
+      <w:r>
+        <w:t xml:space="preserve">        REFERENCES Admin(AdminID)</w:t>
+      </w:r>
+    </w:p>
+    <w:p>
+      <w:r>
+        <w:t>);</w:t>
+      </w:r>
+    </w:p>
+    <w:p/>
+    <w:p>
+      <w:r>
+        <w:lastRenderedPageBreak/>
+        <w:t>CREATE SEQUENCE seq_timeslots START WITH 1;</w:t>
+      </w:r>
+    </w:p>
+    <w:p/>
+    <w:p>
+      <w:r>
+        <w:t>CREATE OR REPLACE TRIGGER trg_timeslots</w:t>
+      </w:r>
+    </w:p>
+    <w:p>
+      <w:r>
+        <w:t>BEFORE INSERT ON TimeSlots</w:t>
+      </w:r>
+    </w:p>
+    <w:p>
+      <w:r>
+        <w:t>FOR EACH ROW</w:t>
+      </w:r>
+    </w:p>
+    <w:p>
+      <w:r>
+        <w:t>WHEN (NEW.TimeSlotID IS NULL)</w:t>
+      </w:r>
+    </w:p>
+    <w:p>
+      <w:r>
+        <w:t>BEGIN</w:t>
+      </w:r>
+    </w:p>
+    <w:p>
+      <w:r>
+        <w:t xml:space="preserve">    :NEW.TimeSlotID := seq_timeslots.NEXTVAL;</w:t>
+      </w:r>
+    </w:p>
+    <w:p>
+      <w:r>
+        <w:t>END;</w:t>
+      </w:r>
+    </w:p>
+    <w:p>
+      <w:r>
+        <w:t>/</w:t>
+      </w:r>
+    </w:p>
+    <w:p/>
+    <w:p>
+      <w:r>
+        <w:t>-- =========================</w:t>
+      </w:r>
+    </w:p>
+    <w:p>
+      <w:r>
+        <w:t>-- EVENTS</w:t>
+      </w:r>
+    </w:p>
+    <w:p>
+      <w:r>
+        <w:t>-- =========================</w:t>
+      </w:r>
+    </w:p>
+    <w:p>
+      <w:r>
+        <w:t>CREATE TABLE Events (</w:t>
+      </w:r>
+    </w:p>
+    <w:p>
+      <w:r>
+        <w:t xml:space="preserve">    EventID NUMBER,</w:t>
+      </w:r>
+    </w:p>
+    <w:p>
+      <w:r>
+        <w:t xml:space="preserve">    OrganizerID NUMBER NOT NULL,</w:t>
+      </w:r>
+    </w:p>
+    <w:p>
+      <w:r>
+        <w:t xml:space="preserve">    TimeSlotID NUMBER NOT NULL,</w:t>
+      </w:r>
+    </w:p>
+    <w:p>
+      <w:r>
+        <w:t xml:space="preserve">    Title NVARCHAR2(200) NOT NULL,</w:t>
+      </w:r>
+    </w:p>
+    <w:p>
+      <w:r>
+        <w:t xml:space="preserve">    Description CLOB,</w:t>
+      </w:r>
+    </w:p>
+    <w:p>
+      <w:r>
+        <w:t xml:space="preserve">    Status NVARCHAR2(50),</w:t>
+      </w:r>
+    </w:p>
+    <w:p>
+      <w:r>
+        <w:t xml:space="preserve">    Capacity NUMBER,</w:t>
+      </w:r>
+    </w:p>
+    <w:p/>
+    <w:p>
+      <w:r>
+        <w:t xml:space="preserve">    CONSTRAINT PK_Events PRIMARY KEY (EventID),</w:t>
+      </w:r>
+    </w:p>
+    <w:p>
+      <w:r>
+        <w:t xml:space="preserve">    CONSTRAINT FK_Events_Organizers FOREIGN KEY (OrganizerID)</w:t>
+      </w:r>
+    </w:p>
+    <w:p>
+      <w:r>
+        <w:t xml:space="preserve">        REFERENCES Organizers(OrganizerID),</w:t>
+      </w:r>
+    </w:p>
+    <w:p>
+      <w:r>
+        <w:lastRenderedPageBreak/>
+        <w:t xml:space="preserve">    CONSTRAINT FK_Events_TimeSlots FOREIGN KEY (TimeSlotID)</w:t>
+      </w:r>
+    </w:p>
+    <w:p>
+      <w:r>
+        <w:t xml:space="preserve">        REFERENCES TimeSlots(TimeSlotID)</w:t>
+      </w:r>
+    </w:p>
+    <w:p>
+      <w:r>
+        <w:t>);</w:t>
+      </w:r>
+    </w:p>
+    <w:p/>
+    <w:p>
+      <w:r>
+        <w:t>CREATE SEQUENCE seq_events START WITH 1;</w:t>
+      </w:r>
+    </w:p>
+    <w:p/>
+    <w:p>
+      <w:r>
+        <w:t>CREATE OR REPLACE TRIGGER trg_events</w:t>
+      </w:r>
+    </w:p>
+    <w:p>
+      <w:r>
+        <w:t>BEFORE INSERT ON Events</w:t>
+      </w:r>
+    </w:p>
+    <w:p>
+      <w:r>
+        <w:t>FOR EACH ROW</w:t>
+      </w:r>
+    </w:p>
+    <w:p>
+      <w:r>
+        <w:t>WHEN (NEW.EventID IS NULL)</w:t>
+      </w:r>
+    </w:p>
+    <w:p>
+      <w:r>
+        <w:t>BEGIN</w:t>
+      </w:r>
+    </w:p>
+    <w:p>
+      <w:r>
+        <w:t xml:space="preserve">    :NEW.EventID := seq_events.NEXTVAL;</w:t>
+      </w:r>
+    </w:p>
+    <w:p>
+      <w:r>
+        <w:t>END;</w:t>
+      </w:r>
+    </w:p>
+    <w:p>
+      <w:r>
+        <w:t>/</w:t>
+      </w:r>
+    </w:p>
+    <w:p/>
+    <w:p>
+      <w:r>
+        <w:t>-- =========================</w:t>
+      </w:r>
+    </w:p>
+    <w:p>
+      <w:r>
+        <w:t>-- EVENT REGISTRATIONS</w:t>
+      </w:r>
+    </w:p>
+    <w:p>
+      <w:r>
+        <w:t>-- =========================</w:t>
+      </w:r>
+    </w:p>
+    <w:p>
+      <w:r>
+        <w:t xml:space="preserve">CREATE TABLE EventREGISTRATIONS ( </w:t>
+      </w:r>
+    </w:p>
+    <w:p>
+      <w:r>
+        <w:t xml:space="preserve">    ID NUMBER, </w:t>
+      </w:r>
+    </w:p>
+    <w:p>
+      <w:r>
+        <w:t xml:space="preserve">    EventID NUMBER NOT NULL, </w:t>
+      </w:r>
+    </w:p>
+    <w:p>
+      <w:r>
+        <w:t xml:space="preserve">    AttendeeID NUMBER NOT NULL, </w:t>
+      </w:r>
+    </w:p>
+    <w:p>
+      <w:r>
+        <w:t xml:space="preserve">    CreatedAt DATE DEFAULT SYSDATE, </w:t>
+      </w:r>
+    </w:p>
+    <w:p/>
+    <w:p>
+      <w:r>
+        <w:t xml:space="preserve">    CONSTRAINT PK_EventRegistrCancel PRIMARY KEY (ID), </w:t>
+      </w:r>
+    </w:p>
+    <w:p>
+      <w:r>
         <w:t xml:space="preserve">    CONSTRAINT FK_RegCancel_Events FOREIGN KEY (EventID) </w:t>
       </w:r>
     </w:p>
     <w:p>
       <w:r>
+        <w:lastRenderedPageBreak/>
         <w:t xml:space="preserve">        REFERENCES Events(EventID), </w:t>
       </w:r>
     </w:p>
@@ -1124,7 +2670,7 @@
     </w:p>
     <w:p>
       <w:r>
-        <w:t>BEFORE INSERT ON EventRegistrCancel</w:t>
+        <w:t>BEFORE INSERT ON EventREGISTRATIONS</w:t>
       </w:r>
     </w:p>
     <w:p>
@@ -1158,21 +2704,7 @@
       </w:r>
     </w:p>
     <w:p/>
-    <w:p>
-      <w:r>
-        <w:t>-- =========================</w:t>
-      </w:r>
-    </w:p>
-    <w:p>
-      <w:r>
-        <w:t>-- INSERT ACCOUNTS + PERSONS</w:t>
-      </w:r>
-    </w:p>
-    <w:p>
-      <w:r>
-        <w:t>-- =========================</w:t>
-      </w:r>
-    </w:p>
+    <w:p/>
     <w:p>
       <w:r>
         <w:t>BEGIN</w:t>
@@ -1201,18 +2733,38 @@
     </w:p>
     <w:p>
       <w:r>
+        <w:t xml:space="preserve">        VALUES (</w:t>
+      </w:r>
+    </w:p>
+    <w:p>
+      <w:r>
+        <w:t xml:space="preserve">            seq_accounts.CURRVAL,</w:t>
+      </w:r>
+    </w:p>
+    <w:p>
+      <w:r>
+        <w:t xml:space="preserve">            'Person ' || i,</w:t>
+      </w:r>
+    </w:p>
+    <w:p>
+      <w:r>
         <w:lastRenderedPageBreak/>
-        <w:t xml:space="preserve">        VALUES (i, 'Person ' || i, '0100000' || i,</w:t>
-      </w:r>
-    </w:p>
-    <w:p>
-      <w:r>
-        <w:t xml:space="preserve">                CASE WHEN MOD(i,2)=0 THEN 'Male' ELSE 'Female' END,</w:t>
-      </w:r>
-    </w:p>
-    <w:p>
-      <w:r>
-        <w:t xml:space="preserve">                20 + MOD(i,10));</w:t>
+        <w:t xml:space="preserve">            '0100000' || i,</w:t>
+      </w:r>
+    </w:p>
+    <w:p>
+      <w:r>
+        <w:t xml:space="preserve">            CASE WHEN MOD(i,2)=0 THEN 'Male' ELSE 'Female' END,</w:t>
+      </w:r>
+    </w:p>
+    <w:p>
+      <w:r>
+        <w:t xml:space="preserve">            20 + MOD(i,10)</w:t>
+      </w:r>
+    </w:p>
+    <w:p>
+      <w:r>
+        <w:t xml:space="preserve">        );</w:t>
       </w:r>
     </w:p>
     <w:p>
@@ -1232,12 +2784,1563 @@
     </w:p>
     <w:p>
       <w:r>
+        <w:t>-- =========================</w:t>
+      </w:r>
+    </w:p>
+    <w:p>
+      <w:r>
+        <w:t>-- INSERT ADMIN (1 only)</w:t>
+      </w:r>
+    </w:p>
+    <w:p>
+      <w:r>
+        <w:t>-- =========================</w:t>
+      </w:r>
+    </w:p>
+    <w:p>
+      <w:r>
+        <w:t>INSERT INTO Admin (PersonID) VALUES (1);</w:t>
+      </w:r>
+    </w:p>
+    <w:p/>
+    <w:p>
+      <w:r>
         <w:t>-----------------------------------------------------</w:t>
       </w:r>
     </w:p>
     <w:p/>
     <w:p>
       <w:r>
+        <w:t>BEGIN</w:t>
+      </w:r>
+    </w:p>
+    <w:p>
+      <w:r>
+        <w:t xml:space="preserve">    FOR i IN 101..200 LOOP</w:t>
+      </w:r>
+    </w:p>
+    <w:p>
+      <w:r>
+        <w:t xml:space="preserve">        INSERT INTO Attendees (PersonID)</w:t>
+      </w:r>
+    </w:p>
+    <w:p>
+      <w:r>
+        <w:t xml:space="preserve">        VALUES (i);</w:t>
+      </w:r>
+    </w:p>
+    <w:p>
+      <w:r>
+        <w:t xml:space="preserve">    END LOOP;</w:t>
+      </w:r>
+    </w:p>
+    <w:p>
+      <w:r>
+        <w:t>END;</w:t>
+      </w:r>
+    </w:p>
+    <w:p>
+      <w:r>
+        <w:t>/</w:t>
+      </w:r>
+    </w:p>
+    <w:p/>
+    <w:p>
+      <w:r>
+        <w:t>BEGIN</w:t>
+      </w:r>
+    </w:p>
+    <w:p>
+      <w:r>
+        <w:t xml:space="preserve">    FOR i IN 2..100 LOOP</w:t>
+      </w:r>
+    </w:p>
+    <w:p>
+      <w:r>
+        <w:t xml:space="preserve">        INSERT INTO Organizers (PersonID)</w:t>
+      </w:r>
+    </w:p>
+    <w:p>
+      <w:r>
+        <w:t xml:space="preserve">        VALUES (i);</w:t>
+      </w:r>
+    </w:p>
+    <w:p>
+      <w:r>
+        <w:lastRenderedPageBreak/>
+        <w:t xml:space="preserve">    END LOOP;</w:t>
+      </w:r>
+    </w:p>
+    <w:p>
+      <w:r>
+        <w:t>END;</w:t>
+      </w:r>
+    </w:p>
+    <w:p>
+      <w:r>
+        <w:t>/</w:t>
+      </w:r>
+    </w:p>
+    <w:p>
+      <w:r>
+        <w:t>-- =========================</w:t>
+      </w:r>
+    </w:p>
+    <w:p>
+      <w:r>
+        <w:t>-- INSERT TIMESLOTS (7)</w:t>
+      </w:r>
+    </w:p>
+    <w:p>
+      <w:r>
+        <w:t>-- =========================</w:t>
+      </w:r>
+    </w:p>
+    <w:p>
+      <w:r>
+        <w:t>BEGIN</w:t>
+      </w:r>
+    </w:p>
+    <w:p>
+      <w:r>
+        <w:t xml:space="preserve">    FOR i IN 1..7 LOOP</w:t>
+      </w:r>
+    </w:p>
+    <w:p>
+      <w:r>
+        <w:t xml:space="preserve">        INSERT INTO TimeSlots (AdminID, StartTime, EndTime, SlotDate)</w:t>
+      </w:r>
+    </w:p>
+    <w:p>
+      <w:r>
+        <w:t xml:space="preserve">        VALUES (</w:t>
+      </w:r>
+    </w:p>
+    <w:p>
+      <w:r>
+        <w:t xml:space="preserve">            1,</w:t>
+      </w:r>
+    </w:p>
+    <w:p>
+      <w:r>
+        <w:t xml:space="preserve">            TO_DATE('10:00','HH24:MI'),</w:t>
+      </w:r>
+    </w:p>
+    <w:p>
+      <w:r>
+        <w:t xml:space="preserve">            TO_DATE('12:00','HH24:MI'),</w:t>
+      </w:r>
+    </w:p>
+    <w:p>
+      <w:r>
+        <w:t xml:space="preserve">            SYSDATE + i</w:t>
+      </w:r>
+    </w:p>
+    <w:p>
+      <w:r>
+        <w:t xml:space="preserve">        );</w:t>
+      </w:r>
+    </w:p>
+    <w:p>
+      <w:r>
+        <w:t xml:space="preserve">    END LOOP;</w:t>
+      </w:r>
+    </w:p>
+    <w:p>
+      <w:r>
+        <w:t>END;</w:t>
+      </w:r>
+    </w:p>
+    <w:p>
+      <w:r>
+        <w:t>/</w:t>
+      </w:r>
+    </w:p>
+    <w:p>
+      <w:r>
+        <w:t>-----------------------------------------------------</w:t>
+      </w:r>
+    </w:p>
+    <w:p/>
+    <w:p>
+      <w:r>
+        <w:t>-- =========================</w:t>
+      </w:r>
+    </w:p>
+    <w:p>
+      <w:r>
+        <w:t>-- INSERT EVENTS (5)</w:t>
+      </w:r>
+    </w:p>
+    <w:p>
+      <w:r>
+        <w:t>-- =========================</w:t>
+      </w:r>
+    </w:p>
+    <w:p>
+      <w:r>
+        <w:t>BEGIN</w:t>
+      </w:r>
+    </w:p>
+    <w:p>
+      <w:r>
+        <w:t xml:space="preserve">    FOR i IN 2..7 LOOP</w:t>
+      </w:r>
+    </w:p>
+    <w:p>
+      <w:r>
+        <w:t xml:space="preserve">        INSERT INTO Events (OrganizerID, TimeSlotID, Title, Description, Status, Capacity)</w:t>
+      </w:r>
+    </w:p>
+    <w:p>
+      <w:r>
+        <w:lastRenderedPageBreak/>
+        <w:t xml:space="preserve">        VALUES (</w:t>
+      </w:r>
+    </w:p>
+    <w:p>
+      <w:r>
+        <w:t xml:space="preserve">            i,</w:t>
+      </w:r>
+    </w:p>
+    <w:p>
+      <w:r>
+        <w:t xml:space="preserve">            i,</w:t>
+      </w:r>
+    </w:p>
+    <w:p>
+      <w:r>
+        <w:t xml:space="preserve">            'Event ' || i,</w:t>
+      </w:r>
+    </w:p>
+    <w:p>
+      <w:r>
+        <w:t xml:space="preserve">            'Description for event ' || i,</w:t>
+      </w:r>
+    </w:p>
+    <w:p>
+      <w:r>
+        <w:t xml:space="preserve">            'approved',</w:t>
+      </w:r>
+    </w:p>
+    <w:p>
+      <w:r>
+        <w:t xml:space="preserve">            50 + i</w:t>
+      </w:r>
+    </w:p>
+    <w:p>
+      <w:r>
+        <w:t xml:space="preserve">        );</w:t>
+      </w:r>
+    </w:p>
+    <w:p>
+      <w:r>
+        <w:t xml:space="preserve">    END LOOP;</w:t>
+      </w:r>
+    </w:p>
+    <w:p>
+      <w:r>
+        <w:t>END;</w:t>
+      </w:r>
+    </w:p>
+    <w:p>
+      <w:r>
+        <w:t>/</w:t>
+      </w:r>
+    </w:p>
+    <w:p>
+      <w:r>
+        <w:t>-----------------------------------------------------</w:t>
+      </w:r>
+    </w:p>
+    <w:p/>
+    <w:p>
+      <w:r>
+        <w:t>-- =========================</w:t>
+      </w:r>
+    </w:p>
+    <w:p>
+      <w:r>
+        <w:t>-- INSERT REGISTRATIONS</w:t>
+      </w:r>
+    </w:p>
+    <w:p>
+      <w:r>
+        <w:t>-- =========================</w:t>
+      </w:r>
+    </w:p>
+    <w:p>
+      <w:r>
+        <w:t>BEGIN</w:t>
+      </w:r>
+    </w:p>
+    <w:p>
+      <w:r>
+        <w:t xml:space="preserve">    FOR i IN 1..100 LOOP</w:t>
+      </w:r>
+    </w:p>
+    <w:p>
+      <w:r>
+        <w:t xml:space="preserve">        INSERT INTO EventREGISTRATIONS (EventID, AttendeeID)</w:t>
+      </w:r>
+    </w:p>
+    <w:p>
+      <w:r>
+        <w:t xml:space="preserve">        VALUES (MOD(i,5)+1,i);</w:t>
+      </w:r>
+    </w:p>
+    <w:p>
+      <w:r>
+        <w:t xml:space="preserve">    END LOOP;</w:t>
+      </w:r>
+    </w:p>
+    <w:p>
+      <w:r>
+        <w:t>END;</w:t>
+      </w:r>
+    </w:p>
+    <w:p>
+      <w:r>
+        <w:t>/</w:t>
+      </w:r>
+    </w:p>
+    <w:p>
+      <w:r>
+        <w:t>-----------------------------------------------------</w:t>
+      </w:r>
+    </w:p>
+    <w:p/>
+    <w:p>
+      <w:r>
+        <w:t>COMMIT;</w:t>
+      </w:r>
+    </w:p>
+    <w:p>
+      <w:r>
+        <w:lastRenderedPageBreak/>
+        <w:t>-- =========================</w:t>
+      </w:r>
+    </w:p>
+    <w:p>
+      <w:r>
+        <w:t>-- CLEANUP (SAFE DROP)</w:t>
+      </w:r>
+    </w:p>
+    <w:p>
+      <w:r>
+        <w:t>-- =========================</w:t>
+      </w:r>
+    </w:p>
+    <w:p>
+      <w:r>
+        <w:t>BEGIN EXECUTE IMMEDIATE 'DROP TABLE EventREGISTRATIONS CASCADE CONSTRAINTS'; EXCEPTION WHEN OTHERS THEN NULL; END;</w:t>
+      </w:r>
+    </w:p>
+    <w:p>
+      <w:r>
+        <w:t>/</w:t>
+      </w:r>
+    </w:p>
+    <w:p>
+      <w:r>
+        <w:t>BEGIN EXECUTE IMMEDIATE 'DROP TABLE Events CASCADE CONSTRAINTS'; EXCEPTION WHEN OTHERS THEN NULL; END;</w:t>
+      </w:r>
+    </w:p>
+    <w:p>
+      <w:r>
+        <w:t>/</w:t>
+      </w:r>
+    </w:p>
+    <w:p>
+      <w:r>
+        <w:t>BEGIN EXECUTE IMMEDIATE 'DROP TABLE TimeSlots CASCADE CONSTRAINTS'; EXCEPTION WHEN OTHERS THEN NULL; END;</w:t>
+      </w:r>
+    </w:p>
+    <w:p>
+      <w:r>
+        <w:t>/</w:t>
+      </w:r>
+    </w:p>
+    <w:p>
+      <w:r>
+        <w:t>BEGIN EXECUTE IMMEDIATE 'DROP TABLE Admin CASCADE CONSTRAINTS'; EXCEPTION WHEN OTHERS THEN NULL; END;</w:t>
+      </w:r>
+    </w:p>
+    <w:p>
+      <w:r>
+        <w:t>/</w:t>
+      </w:r>
+    </w:p>
+    <w:p>
+      <w:r>
+        <w:t>BEGIN EXECUTE IMMEDIATE 'DROP TABLE Organizers CASCADE CONSTRAINTS'; EXCEPTION WHEN OTHERS THEN NULL; END;</w:t>
+      </w:r>
+    </w:p>
+    <w:p>
+      <w:r>
+        <w:t>/</w:t>
+      </w:r>
+    </w:p>
+    <w:p>
+      <w:r>
+        <w:t>BEGIN EXECUTE IMMEDIATE 'DROP TABLE Attendees CASCADE CONSTRAINTS'; EXCEPTION WHEN OTHERS THEN NULL; END;</w:t>
+      </w:r>
+    </w:p>
+    <w:p>
+      <w:r>
+        <w:t>/</w:t>
+      </w:r>
+    </w:p>
+    <w:p>
+      <w:r>
+        <w:t>BEGIN EXECUTE IMMEDIATE 'DROP TABLE Persons CASCADE CONSTRAINTS'; EXCEPTION WHEN OTHERS THEN NULL; END;</w:t>
+      </w:r>
+    </w:p>
+    <w:p>
+      <w:r>
+        <w:t>/</w:t>
+      </w:r>
+    </w:p>
+    <w:p>
+      <w:r>
+        <w:t>BEGIN EXECUTE IMMEDIATE 'DROP TABLE Accounts CASCADE CONSTRAINTS'; EXCEPTION WHEN OTHERS THEN NULL; END;</w:t>
+      </w:r>
+    </w:p>
+    <w:p>
+      <w:r>
+        <w:t>/</w:t>
+      </w:r>
+    </w:p>
+    <w:p/>
+    <w:p>
+      <w:r>
+        <w:lastRenderedPageBreak/>
+        <w:t>-- =========================</w:t>
+      </w:r>
+    </w:p>
+    <w:p>
+      <w:r>
+        <w:t>-- Trigger</w:t>
+      </w:r>
+    </w:p>
+    <w:p>
+      <w:r>
+        <w:t>-- =========================</w:t>
+      </w:r>
+    </w:p>
+    <w:p/>
+    <w:p>
+      <w:r>
+        <w:t>BEGIN EXECUTE IMMEDIATE 'DROP TRIGGER trg_eventreg'; EXCEPTION WHEN OTHERS THEN NULL; END;</w:t>
+      </w:r>
+    </w:p>
+    <w:p>
+      <w:r>
+        <w:t>/</w:t>
+      </w:r>
+    </w:p>
+    <w:p>
+      <w:r>
+        <w:t>BEGIN EXECUTE IMMEDIATE 'DROP TRIGGER trg_events'; EXCEPTION WHEN OTHERS THEN NULL; END;</w:t>
+      </w:r>
+    </w:p>
+    <w:p>
+      <w:r>
+        <w:t>/</w:t>
+      </w:r>
+    </w:p>
+    <w:p>
+      <w:r>
+        <w:t>BEGIN EXECUTE IMMEDIATE 'DROP TRIGGER trg_timeslots'; EXCEPTION WHEN OTHERS THEN NULL; END;</w:t>
+      </w:r>
+    </w:p>
+    <w:p>
+      <w:r>
+        <w:t>/</w:t>
+      </w:r>
+    </w:p>
+    <w:p>
+      <w:r>
+        <w:t>BEGIN EXECUTE IMMEDIATE 'DROP TRIGGER trg_admin'; EXCEPTION WHEN OTHERS THEN NULL; END;</w:t>
+      </w:r>
+    </w:p>
+    <w:p>
+      <w:r>
+        <w:t>/</w:t>
+      </w:r>
+    </w:p>
+    <w:p>
+      <w:r>
+        <w:t>BEGIN EXECUTE IMMEDIATE 'DROP TRIGGER trg_organizers'; EXCEPTION WHEN OTHERS THEN NULL; END;</w:t>
+      </w:r>
+    </w:p>
+    <w:p>
+      <w:r>
+        <w:t>/</w:t>
+      </w:r>
+    </w:p>
+    <w:p>
+      <w:r>
+        <w:t>BEGIN EXECUTE IMMEDIATE 'DROP TRIGGER trg_attendees'; EXCEPTION WHEN OTHERS THEN NULL; END;</w:t>
+      </w:r>
+    </w:p>
+    <w:p>
+      <w:r>
+        <w:t>/</w:t>
+      </w:r>
+    </w:p>
+    <w:p>
+      <w:r>
+        <w:t>BEGIN EXECUTE IMMEDIATE 'DROP TRIGGER trg_persons'; EXCEPTION WHEN OTHERS THEN NULL; END;</w:t>
+      </w:r>
+    </w:p>
+    <w:p>
+      <w:r>
+        <w:t>/</w:t>
+      </w:r>
+    </w:p>
+    <w:p>
+      <w:r>
+        <w:t>BEGIN EXECUTE IMMEDIATE 'DROP TRIGGER trg_accounts'; EXCEPTION WHEN OTHERS THEN NULL; END;</w:t>
+      </w:r>
+    </w:p>
+    <w:p>
+      <w:r>
+        <w:t>/</w:t>
+      </w:r>
+    </w:p>
+    <w:p/>
+    <w:p/>
+    <w:p>
+      <w:r>
+        <w:t>-- =========================</w:t>
+      </w:r>
+    </w:p>
+    <w:p>
+      <w:r>
+        <w:t>-- Sequences</w:t>
+      </w:r>
+    </w:p>
+    <w:p>
+      <w:r>
+        <w:t>-- =========================</w:t>
+      </w:r>
+    </w:p>
+    <w:p/>
+    <w:p>
+      <w:r>
+        <w:t>BEGIN EXECUTE IMMEDIATE 'DROP SEQUENCE seq_eventreg'; EXCEPTION WHEN OTHERS THEN NULL; END;</w:t>
+      </w:r>
+    </w:p>
+    <w:p>
+      <w:r>
+        <w:t>/</w:t>
+      </w:r>
+    </w:p>
+    <w:p>
+      <w:r>
+        <w:t>BEGIN EXECUTE IMMEDIATE 'DROP SEQUENCE seq_events'; EXCEPTION WHEN OTHERS THEN NULL; END;</w:t>
+      </w:r>
+    </w:p>
+    <w:p>
+      <w:r>
+        <w:t>/</w:t>
+      </w:r>
+    </w:p>
+    <w:p>
+      <w:r>
+        <w:t>BEGIN EXECUTE IMMEDIATE 'DROP SEQUENCE seq_timeslots'; EXCEPTION WHEN OTHERS THEN NULL; END;</w:t>
+      </w:r>
+    </w:p>
+    <w:p>
+      <w:r>
+        <w:t>/</w:t>
+      </w:r>
+    </w:p>
+    <w:p>
+      <w:r>
+        <w:t>BEGIN EXECUTE IMMEDIATE 'DROP SEQUENCE seq_admin'; EXCEPTION WHEN OTHERS THEN NULL; END;</w:t>
+      </w:r>
+    </w:p>
+    <w:p>
+      <w:r>
+        <w:t>/</w:t>
+      </w:r>
+    </w:p>
+    <w:p>
+      <w:r>
+        <w:t>BEGIN EXECUTE IMMEDIATE 'DROP SEQUENCE seq_organizers'; EXCEPTION WHEN OTHERS THEN NULL; END;</w:t>
+      </w:r>
+    </w:p>
+    <w:p>
+      <w:r>
+        <w:t>/</w:t>
+      </w:r>
+    </w:p>
+    <w:p>
+      <w:r>
+        <w:t>BEGIN EXECUTE IMMEDIATE 'DROP SEQUENCE seq_attendees'; EXCEPTION WHEN OTHERS THEN NULL; END;</w:t>
+      </w:r>
+    </w:p>
+    <w:p>
+      <w:r>
+        <w:t>/</w:t>
+      </w:r>
+    </w:p>
+    <w:p>
+      <w:r>
+        <w:t>BEGIN EXECUTE IMMEDIATE 'DROP SEQUENCE seq_persons'; EXCEPTION WHEN OTHERS THEN NULL; END;</w:t>
+      </w:r>
+    </w:p>
+    <w:p>
+      <w:r>
+        <w:t>/</w:t>
+      </w:r>
+    </w:p>
+    <w:p>
+      <w:r>
+        <w:lastRenderedPageBreak/>
+        <w:t>BEGIN EXECUTE IMMEDIATE 'DROP SEQUENCE seq_accounts'; EXCEPTION WHEN OTHERS THEN NULL; END;</w:t>
+      </w:r>
+    </w:p>
+    <w:p>
+      <w:r>
+        <w:t>/</w:t>
+      </w:r>
+    </w:p>
+    <w:p/>
+    <w:p>
+      <w:r>
+        <w:t>-- =========================</w:t>
+      </w:r>
+    </w:p>
+    <w:p>
+      <w:r>
+        <w:t>-- ACCOUNTS</w:t>
+      </w:r>
+    </w:p>
+    <w:p>
+      <w:r>
+        <w:t>-- =========================</w:t>
+      </w:r>
+    </w:p>
+    <w:p>
+      <w:r>
+        <w:t>CREATE TABLE Accounts (</w:t>
+      </w:r>
+    </w:p>
+    <w:p>
+      <w:r>
+        <w:t xml:space="preserve">    AccountID NUMBER,</w:t>
+      </w:r>
+    </w:p>
+    <w:p>
+      <w:r>
+        <w:t xml:space="preserve">    UserName NVARCHAR2(50) NOT NULL unique,</w:t>
+      </w:r>
+    </w:p>
+    <w:p>
+      <w:r>
+        <w:t xml:space="preserve">    Password NVARCHAR2(255) NOT NULL,</w:t>
+      </w:r>
+    </w:p>
+    <w:p>
+      <w:r>
+        <w:t xml:space="preserve">    CONSTRAINT PK_Accounts PRIMARY KEY (AccountID)</w:t>
+      </w:r>
+    </w:p>
+    <w:p>
+      <w:r>
+        <w:t>);</w:t>
+      </w:r>
+    </w:p>
+    <w:p/>
+    <w:p>
+      <w:r>
+        <w:t>CREATE SEQUENCE seq_accounts START WITH 1;</w:t>
+      </w:r>
+    </w:p>
+    <w:p/>
+    <w:p>
+      <w:r>
+        <w:t>CREATE OR REPLACE TRIGGER trg_accounts</w:t>
+      </w:r>
+    </w:p>
+    <w:p>
+      <w:r>
+        <w:t>BEFORE INSERT ON Accounts</w:t>
+      </w:r>
+    </w:p>
+    <w:p>
+      <w:r>
+        <w:t>FOR EACH ROW</w:t>
+      </w:r>
+    </w:p>
+    <w:p>
+      <w:r>
+        <w:t>WHEN (NEW.AccountID IS NULL)</w:t>
+      </w:r>
+    </w:p>
+    <w:p>
+      <w:r>
+        <w:t>BEGIN</w:t>
+      </w:r>
+    </w:p>
+    <w:p>
+      <w:r>
+        <w:t xml:space="preserve">    :NEW.AccountID := seq_accounts.NEXTVAL;</w:t>
+      </w:r>
+    </w:p>
+    <w:p>
+      <w:r>
+        <w:t>END;</w:t>
+      </w:r>
+    </w:p>
+    <w:p>
+      <w:r>
+        <w:t>/</w:t>
+      </w:r>
+    </w:p>
+    <w:p/>
+    <w:p>
+      <w:r>
+        <w:t>-- =========================</w:t>
+      </w:r>
+    </w:p>
+    <w:p>
+      <w:r>
+        <w:lastRenderedPageBreak/>
+        <w:t>-- PERSONS</w:t>
+      </w:r>
+    </w:p>
+    <w:p>
+      <w:r>
+        <w:t>-- =========================</w:t>
+      </w:r>
+    </w:p>
+    <w:p>
+      <w:r>
+        <w:t>CREATE TABLE Persons (</w:t>
+      </w:r>
+    </w:p>
+    <w:p>
+      <w:r>
+        <w:t xml:space="preserve">    PersonID NUMBER,</w:t>
+      </w:r>
+    </w:p>
+    <w:p>
+      <w:r>
+        <w:t xml:space="preserve">    AccountID NUMBER,</w:t>
+      </w:r>
+    </w:p>
+    <w:p>
+      <w:r>
+        <w:t xml:space="preserve">    Name NVARCHAR2(100) NOT NULL,</w:t>
+      </w:r>
+    </w:p>
+    <w:p>
+      <w:r>
+        <w:t xml:space="preserve">    Phone NVARCHAR2(20),</w:t>
+      </w:r>
+    </w:p>
+    <w:p>
+      <w:r>
+        <w:t xml:space="preserve">    Gender NVARCHAR2(10),</w:t>
+      </w:r>
+    </w:p>
+    <w:p>
+      <w:r>
+        <w:t xml:space="preserve">    Age NUMBER,</w:t>
+      </w:r>
+    </w:p>
+    <w:p/>
+    <w:p>
+      <w:r>
+        <w:t xml:space="preserve">    CONSTRAINT PK_Persons PRIMARY KEY (PersonID),</w:t>
+      </w:r>
+    </w:p>
+    <w:p>
+      <w:r>
+        <w:t xml:space="preserve">    CONSTRAINT FK_Persons_Accounts FOREIGN KEY (AccountID)</w:t>
+      </w:r>
+    </w:p>
+    <w:p>
+      <w:r>
+        <w:t xml:space="preserve">        REFERENCES Accounts(AccountID)</w:t>
+      </w:r>
+    </w:p>
+    <w:p>
+      <w:r>
+        <w:t>);</w:t>
+      </w:r>
+    </w:p>
+    <w:p/>
+    <w:p>
+      <w:r>
+        <w:t>CREATE SEQUENCE seq_persons START WITH 1;</w:t>
+      </w:r>
+    </w:p>
+    <w:p/>
+    <w:p>
+      <w:r>
+        <w:t>CREATE OR REPLACE TRIGGER trg_persons</w:t>
+      </w:r>
+    </w:p>
+    <w:p>
+      <w:r>
+        <w:t>BEFORE INSERT ON Persons</w:t>
+      </w:r>
+    </w:p>
+    <w:p>
+      <w:r>
+        <w:t>FOR EACH ROW</w:t>
+      </w:r>
+    </w:p>
+    <w:p>
+      <w:r>
+        <w:t>WHEN (NEW.PersonID IS NULL)</w:t>
+      </w:r>
+    </w:p>
+    <w:p>
+      <w:r>
+        <w:t>BEGIN</w:t>
+      </w:r>
+    </w:p>
+    <w:p>
+      <w:r>
+        <w:t xml:space="preserve">    :NEW.PersonID := seq_persons.NEXTVAL;</w:t>
+      </w:r>
+    </w:p>
+    <w:p>
+      <w:r>
+        <w:t>END;</w:t>
+      </w:r>
+    </w:p>
+    <w:p>
+      <w:r>
+        <w:t>/</w:t>
+      </w:r>
+    </w:p>
+    <w:p/>
+    <w:p>
+      <w:r>
+        <w:lastRenderedPageBreak/>
+        <w:t>-- =========================</w:t>
+      </w:r>
+    </w:p>
+    <w:p>
+      <w:r>
+        <w:t>-- ROLES</w:t>
+      </w:r>
+    </w:p>
+    <w:p>
+      <w:r>
+        <w:t>-- =========================</w:t>
+      </w:r>
+    </w:p>
+    <w:p>
+      <w:r>
+        <w:t>CREATE TABLE Attendees (</w:t>
+      </w:r>
+    </w:p>
+    <w:p>
+      <w:r>
+        <w:t xml:space="preserve">    AttendeeID NUMBER,</w:t>
+      </w:r>
+    </w:p>
+    <w:p>
+      <w:r>
+        <w:t xml:space="preserve">    PersonID NUMBER,</w:t>
+      </w:r>
+    </w:p>
+    <w:p/>
+    <w:p>
+      <w:r>
+        <w:t xml:space="preserve">    CONSTRAINT PK_Attendees PRIMARY KEY (AttendeeID),</w:t>
+      </w:r>
+    </w:p>
+    <w:p>
+      <w:r>
+        <w:t xml:space="preserve">    CONSTRAINT FK_Attendees_Persons FOREIGN KEY (PersonID)</w:t>
+      </w:r>
+    </w:p>
+    <w:p>
+      <w:r>
+        <w:t xml:space="preserve">        REFERENCES Persons(PersonID)</w:t>
+      </w:r>
+    </w:p>
+    <w:p>
+      <w:r>
+        <w:t>);</w:t>
+      </w:r>
+    </w:p>
+    <w:p/>
+    <w:p>
+      <w:r>
+        <w:t>CREATE SEQUENCE seq_attendees START WITH 1;</w:t>
+      </w:r>
+    </w:p>
+    <w:p/>
+    <w:p>
+      <w:r>
+        <w:t>CREATE OR REPLACE TRIGGER trg_attendees</w:t>
+      </w:r>
+    </w:p>
+    <w:p>
+      <w:r>
+        <w:t>BEFORE INSERT ON Attendees</w:t>
+      </w:r>
+    </w:p>
+    <w:p>
+      <w:r>
+        <w:t>FOR EACH ROW</w:t>
+      </w:r>
+    </w:p>
+    <w:p>
+      <w:r>
+        <w:t>WHEN (NEW.AttendeeID IS NULL)</w:t>
+      </w:r>
+    </w:p>
+    <w:p>
+      <w:r>
+        <w:t>BEGIN</w:t>
+      </w:r>
+    </w:p>
+    <w:p>
+      <w:r>
+        <w:t xml:space="preserve">    :NEW.AttendeeID := seq_attendees.NEXTVAL;</w:t>
+      </w:r>
+    </w:p>
+    <w:p>
+      <w:r>
+        <w:t>END;</w:t>
+      </w:r>
+    </w:p>
+    <w:p>
+      <w:r>
+        <w:t>/</w:t>
+      </w:r>
+    </w:p>
+    <w:p/>
+    <w:p>
+      <w:r>
+        <w:t>CREATE TABLE Organizers (</w:t>
+      </w:r>
+    </w:p>
+    <w:p>
+      <w:r>
+        <w:t xml:space="preserve">    OrganizerID NUMBER,</w:t>
+      </w:r>
+    </w:p>
+    <w:p>
+      <w:r>
+        <w:t xml:space="preserve">    PersonID NUMBER,</w:t>
+      </w:r>
+    </w:p>
+    <w:p/>
+    <w:p>
+      <w:r>
+        <w:t xml:space="preserve">    CONSTRAINT PK_Organizers PRIMARY KEY (OrganizerID),</w:t>
+      </w:r>
+    </w:p>
+    <w:p>
+      <w:r>
+        <w:t xml:space="preserve">    CONSTRAINT FK_Organizers_Persons FOREIGN KEY (PersonID)</w:t>
+      </w:r>
+    </w:p>
+    <w:p>
+      <w:r>
+        <w:t xml:space="preserve">        REFERENCES Persons(PersonID)</w:t>
+      </w:r>
+    </w:p>
+    <w:p>
+      <w:r>
+        <w:t>);</w:t>
+      </w:r>
+    </w:p>
+    <w:p/>
+    <w:p>
+      <w:r>
+        <w:t>CREATE SEQUENCE seq_organizers START WITH 1;</w:t>
+      </w:r>
+    </w:p>
+    <w:p/>
+    <w:p>
+      <w:r>
+        <w:t>CREATE OR REPLACE TRIGGER trg_organizers</w:t>
+      </w:r>
+    </w:p>
+    <w:p>
+      <w:r>
+        <w:t>BEFORE INSERT ON Organizers</w:t>
+      </w:r>
+    </w:p>
+    <w:p>
+      <w:r>
+        <w:t>FOR EACH ROW</w:t>
+      </w:r>
+    </w:p>
+    <w:p>
+      <w:r>
+        <w:t>WHEN (NEW.OrganizerID IS NULL)</w:t>
+      </w:r>
+    </w:p>
+    <w:p>
+      <w:r>
+        <w:t>BEGIN</w:t>
+      </w:r>
+    </w:p>
+    <w:p>
+      <w:r>
+        <w:t xml:space="preserve">    :NEW.OrganizerID := seq_organizers.NEXTVAL;</w:t>
+      </w:r>
+    </w:p>
+    <w:p>
+      <w:r>
+        <w:t>END;</w:t>
+      </w:r>
+    </w:p>
+    <w:p>
+      <w:r>
+        <w:t>/</w:t>
+      </w:r>
+    </w:p>
+    <w:p/>
+    <w:p>
+      <w:r>
+        <w:t>CREATE TABLE Admin (</w:t>
+      </w:r>
+    </w:p>
+    <w:p>
+      <w:r>
+        <w:t xml:space="preserve">    AdminID NUMBER,</w:t>
+      </w:r>
+    </w:p>
+    <w:p>
+      <w:r>
+        <w:t xml:space="preserve">    PersonID NUMBER,</w:t>
+      </w:r>
+    </w:p>
+    <w:p/>
+    <w:p>
+      <w:r>
+        <w:t xml:space="preserve">    CONSTRAINT PK_Admin PRIMARY KEY (AdminID),</w:t>
+      </w:r>
+    </w:p>
+    <w:p>
+      <w:r>
+        <w:t xml:space="preserve">    CONSTRAINT FK_Admin_Persons FOREIGN KEY (PersonID)</w:t>
+      </w:r>
+    </w:p>
+    <w:p>
+      <w:r>
+        <w:t xml:space="preserve">        REFERENCES Persons(PersonID)</w:t>
+      </w:r>
+    </w:p>
+    <w:p>
+      <w:r>
+        <w:t>);</w:t>
+      </w:r>
+    </w:p>
+    <w:p/>
+    <w:p>
+      <w:r>
+        <w:lastRenderedPageBreak/>
+        <w:t>CREATE SEQUENCE seq_admin START WITH 1;</w:t>
+      </w:r>
+    </w:p>
+    <w:p/>
+    <w:p>
+      <w:r>
+        <w:t>CREATE OR REPLACE TRIGGER trg_admin</w:t>
+      </w:r>
+    </w:p>
+    <w:p>
+      <w:r>
+        <w:t>BEFORE INSERT ON Admin</w:t>
+      </w:r>
+    </w:p>
+    <w:p>
+      <w:r>
+        <w:t>FOR EACH ROW</w:t>
+      </w:r>
+    </w:p>
+    <w:p>
+      <w:r>
+        <w:t>WHEN (NEW.AdminID IS NULL)</w:t>
+      </w:r>
+    </w:p>
+    <w:p>
+      <w:r>
+        <w:t>BEGIN</w:t>
+      </w:r>
+    </w:p>
+    <w:p>
+      <w:r>
+        <w:t xml:space="preserve">    :NEW.AdminID := seq_admin.NEXTVAL;</w:t>
+      </w:r>
+    </w:p>
+    <w:p>
+      <w:r>
+        <w:t>END;</w:t>
+      </w:r>
+    </w:p>
+    <w:p>
+      <w:r>
+        <w:t>/</w:t>
+      </w:r>
+    </w:p>
+    <w:p/>
+    <w:p>
+      <w:r>
+        <w:t>-- =========================</w:t>
+      </w:r>
+    </w:p>
+    <w:p>
+      <w:r>
+        <w:t>-- TIMESLOTS</w:t>
+      </w:r>
+    </w:p>
+    <w:p>
+      <w:r>
+        <w:t>-- =========================</w:t>
+      </w:r>
+    </w:p>
+    <w:p>
+      <w:r>
+        <w:t>CREATE TABLE TimeSlots (</w:t>
+      </w:r>
+    </w:p>
+    <w:p>
+      <w:r>
+        <w:t xml:space="preserve">    TimeSlotID NUMBER,</w:t>
+      </w:r>
+    </w:p>
+    <w:p>
+      <w:r>
+        <w:t xml:space="preserve">    AdminID NUMBER NOT NULL,</w:t>
+      </w:r>
+    </w:p>
+    <w:p>
+      <w:r>
+        <w:t xml:space="preserve">    StartTime DATE NOT NULL,</w:t>
+      </w:r>
+    </w:p>
+    <w:p>
+      <w:r>
+        <w:t xml:space="preserve">    EndTime DATE NOT NULL,</w:t>
+      </w:r>
+    </w:p>
+    <w:p>
+      <w:r>
+        <w:t xml:space="preserve">    SlotDate DATE NOT NULL,</w:t>
+      </w:r>
+    </w:p>
+    <w:p/>
+    <w:p>
+      <w:r>
+        <w:t xml:space="preserve">    CONSTRAINT PK_TimeSlots PRIMARY KEY (TimeSlotID),</w:t>
+      </w:r>
+    </w:p>
+    <w:p>
+      <w:r>
+        <w:t xml:space="preserve">    CONSTRAINT FK_TimeSlots_Admin FOREIGN KEY (AdminID)</w:t>
+      </w:r>
+    </w:p>
+    <w:p>
+      <w:r>
+        <w:t xml:space="preserve">        REFERENCES Admin(AdminID)</w:t>
+      </w:r>
+    </w:p>
+    <w:p>
+      <w:r>
+        <w:t>);</w:t>
+      </w:r>
+    </w:p>
+    <w:p/>
+    <w:p>
+      <w:r>
+        <w:lastRenderedPageBreak/>
+        <w:t>CREATE SEQUENCE seq_timeslots START WITH 1;</w:t>
+      </w:r>
+    </w:p>
+    <w:p/>
+    <w:p>
+      <w:r>
+        <w:t>CREATE OR REPLACE TRIGGER trg_timeslots</w:t>
+      </w:r>
+    </w:p>
+    <w:p>
+      <w:r>
+        <w:t>BEFORE INSERT ON TimeSlots</w:t>
+      </w:r>
+    </w:p>
+    <w:p>
+      <w:r>
+        <w:t>FOR EACH ROW</w:t>
+      </w:r>
+    </w:p>
+    <w:p>
+      <w:r>
+        <w:t>WHEN (NEW.TimeSlotID IS NULL)</w:t>
+      </w:r>
+    </w:p>
+    <w:p>
+      <w:r>
+        <w:t>BEGIN</w:t>
+      </w:r>
+    </w:p>
+    <w:p>
+      <w:r>
+        <w:t xml:space="preserve">    :NEW.TimeSlotID := seq_timeslots.NEXTVAL;</w:t>
+      </w:r>
+    </w:p>
+    <w:p>
+      <w:r>
+        <w:t>END;</w:t>
+      </w:r>
+    </w:p>
+    <w:p>
+      <w:r>
+        <w:t>/</w:t>
+      </w:r>
+    </w:p>
+    <w:p/>
+    <w:p>
+      <w:r>
+        <w:t>-- =========================</w:t>
+      </w:r>
+    </w:p>
+    <w:p>
+      <w:r>
+        <w:t>-- EVENTS</w:t>
+      </w:r>
+    </w:p>
+    <w:p>
+      <w:r>
+        <w:t>-- =========================</w:t>
+      </w:r>
+    </w:p>
+    <w:p>
+      <w:r>
+        <w:t>CREATE TABLE Events (</w:t>
+      </w:r>
+    </w:p>
+    <w:p>
+      <w:r>
+        <w:t xml:space="preserve">    EventID NUMBER,</w:t>
+      </w:r>
+    </w:p>
+    <w:p>
+      <w:r>
+        <w:t xml:space="preserve">    OrganizerID NUMBER NOT NULL,</w:t>
+      </w:r>
+    </w:p>
+    <w:p>
+      <w:r>
+        <w:t xml:space="preserve">    TimeSlotID NUMBER NOT NULL,</w:t>
+      </w:r>
+    </w:p>
+    <w:p>
+      <w:r>
+        <w:t xml:space="preserve">    Title NVARCHAR2(200) NOT NULL,</w:t>
+      </w:r>
+    </w:p>
+    <w:p>
+      <w:r>
+        <w:t xml:space="preserve">    Description CLOB,</w:t>
+      </w:r>
+    </w:p>
+    <w:p>
+      <w:r>
+        <w:t xml:space="preserve">    Status NVARCHAR2(50),</w:t>
+      </w:r>
+    </w:p>
+    <w:p>
+      <w:r>
+        <w:t xml:space="preserve">    Capacity NUMBER,</w:t>
+      </w:r>
+    </w:p>
+    <w:p/>
+    <w:p>
+      <w:r>
+        <w:t xml:space="preserve">    CONSTRAINT PK_Events PRIMARY KEY (EventID),</w:t>
+      </w:r>
+    </w:p>
+    <w:p>
+      <w:r>
+        <w:t xml:space="preserve">    CONSTRAINT FK_Events_Organizers FOREIGN KEY (OrganizerID)</w:t>
+      </w:r>
+    </w:p>
+    <w:p>
+      <w:r>
+        <w:t xml:space="preserve">        REFERENCES Organizers(OrganizerID),</w:t>
+      </w:r>
+    </w:p>
+    <w:p>
+      <w:r>
+        <w:lastRenderedPageBreak/>
+        <w:t xml:space="preserve">    CONSTRAINT FK_Events_TimeSlots FOREIGN KEY (TimeSlotID)</w:t>
+      </w:r>
+    </w:p>
+    <w:p>
+      <w:r>
+        <w:t xml:space="preserve">        REFERENCES TimeSlots(TimeSlotID)</w:t>
+      </w:r>
+    </w:p>
+    <w:p>
+      <w:r>
+        <w:t>);</w:t>
+      </w:r>
+    </w:p>
+    <w:p/>
+    <w:p>
+      <w:r>
+        <w:t>CREATE SEQUENCE seq_events START WITH 1;</w:t>
+      </w:r>
+    </w:p>
+    <w:p/>
+    <w:p>
+      <w:r>
+        <w:t>CREATE OR REPLACE TRIGGER trg_events</w:t>
+      </w:r>
+    </w:p>
+    <w:p>
+      <w:r>
+        <w:t>BEFORE INSERT ON Events</w:t>
+      </w:r>
+    </w:p>
+    <w:p>
+      <w:r>
+        <w:t>FOR EACH ROW</w:t>
+      </w:r>
+    </w:p>
+    <w:p>
+      <w:r>
+        <w:t>WHEN (NEW.EventID IS NULL)</w:t>
+      </w:r>
+    </w:p>
+    <w:p>
+      <w:r>
+        <w:t>BEGIN</w:t>
+      </w:r>
+    </w:p>
+    <w:p>
+      <w:r>
+        <w:t xml:space="preserve">    :NEW.EventID := seq_events.NEXTVAL;</w:t>
+      </w:r>
+    </w:p>
+    <w:p>
+      <w:r>
+        <w:t>END;</w:t>
+      </w:r>
+    </w:p>
+    <w:p>
+      <w:r>
+        <w:t>/</w:t>
+      </w:r>
+    </w:p>
+    <w:p/>
+    <w:p>
+      <w:r>
+        <w:t>-- =========================</w:t>
+      </w:r>
+    </w:p>
+    <w:p>
+      <w:r>
+        <w:t>-- EVENT REGISTRATIONS</w:t>
+      </w:r>
+    </w:p>
+    <w:p>
+      <w:r>
+        <w:t>-- =========================</w:t>
+      </w:r>
+    </w:p>
+    <w:p>
+      <w:r>
+        <w:t xml:space="preserve">CREATE TABLE EventREGISTRATIONS ( </w:t>
+      </w:r>
+    </w:p>
+    <w:p>
+      <w:r>
+        <w:t xml:space="preserve">    ID NUMBER, </w:t>
+      </w:r>
+    </w:p>
+    <w:p>
+      <w:r>
+        <w:t xml:space="preserve">    EventID NUMBER NOT NULL, </w:t>
+      </w:r>
+    </w:p>
+    <w:p>
+      <w:r>
+        <w:t xml:space="preserve">    AttendeeID NUMBER NOT NULL, </w:t>
+      </w:r>
+    </w:p>
+    <w:p>
+      <w:r>
+        <w:t xml:space="preserve">    CreatedAt DATE DEFAULT SYSDATE, </w:t>
+      </w:r>
+    </w:p>
+    <w:p/>
+    <w:p>
+      <w:r>
+        <w:t xml:space="preserve">    CONSTRAINT PK_EventRegistrCancel PRIMARY KEY (ID), </w:t>
+      </w:r>
+    </w:p>
+    <w:p>
+      <w:r>
+        <w:t xml:space="preserve">    CONSTRAINT FK_RegCancel_Events FOREIGN KEY (EventID) </w:t>
+      </w:r>
+    </w:p>
+    <w:p>
+      <w:r>
+        <w:lastRenderedPageBreak/>
+        <w:t xml:space="preserve">        REFERENCES Events(EventID), </w:t>
+      </w:r>
+    </w:p>
+    <w:p>
+      <w:r>
+        <w:t xml:space="preserve">    CONSTRAINT FK_RegCancel_Attendees FOREIGN KEY (AttendeeID) </w:t>
+      </w:r>
+    </w:p>
+    <w:p>
+      <w:r>
+        <w:t xml:space="preserve">        REFERENCES Attendees(AttendeeID) </w:t>
+      </w:r>
+    </w:p>
+    <w:p>
+      <w:r>
+        <w:t>);</w:t>
+      </w:r>
+    </w:p>
+    <w:p/>
+    <w:p>
+      <w:r>
+        <w:t>CREATE SEQUENCE seq_eventreg START WITH 1;</w:t>
+      </w:r>
+    </w:p>
+    <w:p/>
+    <w:p>
+      <w:r>
+        <w:t>CREATE OR REPLACE TRIGGER trg_eventreg</w:t>
+      </w:r>
+    </w:p>
+    <w:p>
+      <w:r>
+        <w:t>BEFORE INSERT ON EventREGISTRATIONS</w:t>
+      </w:r>
+    </w:p>
+    <w:p>
+      <w:r>
+        <w:t>FOR EACH ROW</w:t>
+      </w:r>
+    </w:p>
+    <w:p>
+      <w:r>
+        <w:t>WHEN (NEW.ID IS NULL)</w:t>
+      </w:r>
+    </w:p>
+    <w:p>
+      <w:r>
+        <w:t>BEGIN</w:t>
+      </w:r>
+    </w:p>
+    <w:p>
+      <w:r>
+        <w:t xml:space="preserve">    :NEW.ID := seq_eventreg.NEXTVAL;</w:t>
+      </w:r>
+    </w:p>
+    <w:p>
+      <w:r>
+        <w:t>END;</w:t>
+      </w:r>
+    </w:p>
+    <w:p>
+      <w:r>
+        <w:t>/</w:t>
+      </w:r>
+    </w:p>
+    <w:p/>
+    <w:p/>
+    <w:p>
+      <w:r>
+        <w:t>BEGIN</w:t>
+      </w:r>
+    </w:p>
+    <w:p>
+      <w:r>
+        <w:t xml:space="preserve">    FOR i IN 1..200 LOOP</w:t>
+      </w:r>
+    </w:p>
+    <w:p>
+      <w:r>
+        <w:t xml:space="preserve">        INSERT INTO Accounts (UserName, Password)</w:t>
+      </w:r>
+    </w:p>
+    <w:p>
+      <w:r>
+        <w:t xml:space="preserve">        VALUES ('user' || i, 'pass' || i);</w:t>
+      </w:r>
+    </w:p>
+    <w:p/>
+    <w:p>
+      <w:r>
+        <w:t xml:space="preserve">        INSERT INTO Persons (AccountID, Name, Phone, Gender, Age)</w:t>
+      </w:r>
+    </w:p>
+    <w:p>
+      <w:r>
+        <w:t xml:space="preserve">        VALUES (</w:t>
+      </w:r>
+    </w:p>
+    <w:p>
+      <w:r>
+        <w:t xml:space="preserve">            seq_accounts.CURRVAL,</w:t>
+      </w:r>
+    </w:p>
+    <w:p>
+      <w:r>
+        <w:t xml:space="preserve">            'Person ' || i,</w:t>
+      </w:r>
+    </w:p>
+    <w:p>
+      <w:r>
+        <w:lastRenderedPageBreak/>
+        <w:t xml:space="preserve">            '0100000' || i,</w:t>
+      </w:r>
+    </w:p>
+    <w:p>
+      <w:r>
+        <w:t xml:space="preserve">            CASE WHEN MOD(i,2)=0 THEN 'Male' ELSE 'Female' END,</w:t>
+      </w:r>
+    </w:p>
+    <w:p>
+      <w:r>
+        <w:t xml:space="preserve">            20 + MOD(i,10)</w:t>
+      </w:r>
+    </w:p>
+    <w:p>
+      <w:r>
+        <w:t xml:space="preserve">        );</w:t>
+      </w:r>
+    </w:p>
+    <w:p>
+      <w:r>
+        <w:t xml:space="preserve">    END LOOP;</w:t>
+      </w:r>
+    </w:p>
+    <w:p>
+      <w:r>
+        <w:t>END;</w:t>
+      </w:r>
+    </w:p>
+    <w:p>
+      <w:r>
+        <w:t>/</w:t>
+      </w:r>
+    </w:p>
+    <w:p>
+      <w:r>
         <w:t>-- =========================</w:t>
       </w:r>
     </w:p>
@@ -1265,31 +4368,1573 @@
     <w:p/>
     <w:p>
       <w:r>
-        <w:t>-- =========================</w:t>
-      </w:r>
-    </w:p>
-    <w:p>
-      <w:r>
-        <w:t>-- INSERT ATTENDEES (200)</w:t>
-      </w:r>
-    </w:p>
-    <w:p>
-      <w:r>
-        <w:t>-- =========================</w:t>
-      </w:r>
-    </w:p>
-    <w:p>
-      <w:r>
         <w:t>BEGIN</w:t>
       </w:r>
     </w:p>
     <w:p>
       <w:r>
+        <w:t xml:space="preserve">    FOR i IN 101..200 LOOP</w:t>
+      </w:r>
+    </w:p>
+    <w:p>
+      <w:r>
+        <w:t xml:space="preserve">        INSERT INTO Attendees (PersonID)</w:t>
+      </w:r>
+    </w:p>
+    <w:p>
+      <w:r>
+        <w:t xml:space="preserve">        VALUES (i);</w:t>
+      </w:r>
+    </w:p>
+    <w:p>
+      <w:r>
+        <w:t xml:space="preserve">    END LOOP;</w:t>
+      </w:r>
+    </w:p>
+    <w:p>
+      <w:r>
+        <w:t>END;</w:t>
+      </w:r>
+    </w:p>
+    <w:p>
+      <w:r>
+        <w:t>/</w:t>
+      </w:r>
+    </w:p>
+    <w:p/>
+    <w:p>
+      <w:r>
+        <w:t>BEGIN</w:t>
+      </w:r>
+    </w:p>
+    <w:p>
+      <w:r>
+        <w:t xml:space="preserve">    FOR i IN 2..100 LOOP</w:t>
+      </w:r>
+    </w:p>
+    <w:p>
+      <w:r>
+        <w:t xml:space="preserve">        INSERT INTO Organizers (PersonID)</w:t>
+      </w:r>
+    </w:p>
+    <w:p>
+      <w:r>
+        <w:t xml:space="preserve">        VALUES (i);</w:t>
+      </w:r>
+    </w:p>
+    <w:p>
+      <w:r>
+        <w:lastRenderedPageBreak/>
+        <w:t xml:space="preserve">    END LOOP;</w:t>
+      </w:r>
+    </w:p>
+    <w:p>
+      <w:r>
+        <w:t>END;</w:t>
+      </w:r>
+    </w:p>
+    <w:p>
+      <w:r>
+        <w:t>/</w:t>
+      </w:r>
+    </w:p>
+    <w:p>
+      <w:r>
+        <w:t>-- =========================</w:t>
+      </w:r>
+    </w:p>
+    <w:p>
+      <w:r>
+        <w:t>-- INSERT TIMESLOTS (7)</w:t>
+      </w:r>
+    </w:p>
+    <w:p>
+      <w:r>
+        <w:t>-- =========================</w:t>
+      </w:r>
+    </w:p>
+    <w:p>
+      <w:r>
+        <w:t>BEGIN</w:t>
+      </w:r>
+    </w:p>
+    <w:p>
+      <w:r>
+        <w:t xml:space="preserve">    FOR i IN 1..7 LOOP</w:t>
+      </w:r>
+    </w:p>
+    <w:p>
+      <w:r>
+        <w:t xml:space="preserve">        INSERT INTO TimeSlots (AdminID, StartTime, EndTime, SlotDate)</w:t>
+      </w:r>
+    </w:p>
+    <w:p>
+      <w:r>
+        <w:t xml:space="preserve">        VALUES (</w:t>
+      </w:r>
+    </w:p>
+    <w:p>
+      <w:r>
+        <w:t xml:space="preserve">            1,</w:t>
+      </w:r>
+    </w:p>
+    <w:p>
+      <w:r>
+        <w:t xml:space="preserve">            TO_DATE('10:00','HH24:MI'),</w:t>
+      </w:r>
+    </w:p>
+    <w:p>
+      <w:r>
+        <w:t xml:space="preserve">            TO_DATE('12:00','HH24:MI'),</w:t>
+      </w:r>
+    </w:p>
+    <w:p>
+      <w:r>
+        <w:t xml:space="preserve">            SYSDATE + i</w:t>
+      </w:r>
+    </w:p>
+    <w:p>
+      <w:r>
+        <w:t xml:space="preserve">        );</w:t>
+      </w:r>
+    </w:p>
+    <w:p>
+      <w:r>
+        <w:t xml:space="preserve">    END LOOP;</w:t>
+      </w:r>
+    </w:p>
+    <w:p>
+      <w:r>
+        <w:t>END;</w:t>
+      </w:r>
+    </w:p>
+    <w:p>
+      <w:r>
+        <w:t>/</w:t>
+      </w:r>
+    </w:p>
+    <w:p>
+      <w:r>
+        <w:t>-----------------------------------------------------</w:t>
+      </w:r>
+    </w:p>
+    <w:p/>
+    <w:p>
+      <w:r>
+        <w:t>-- =========================</w:t>
+      </w:r>
+    </w:p>
+    <w:p>
+      <w:r>
+        <w:t>-- INSERT EVENTS (5)</w:t>
+      </w:r>
+    </w:p>
+    <w:p>
+      <w:r>
+        <w:t>-- =========================</w:t>
+      </w:r>
+    </w:p>
+    <w:p>
+      <w:r>
+        <w:t>BEGIN</w:t>
+      </w:r>
+    </w:p>
+    <w:p>
+      <w:r>
+        <w:t xml:space="preserve">    FOR i IN 2..7 LOOP</w:t>
+      </w:r>
+    </w:p>
+    <w:p>
+      <w:r>
+        <w:t xml:space="preserve">        INSERT INTO Events (OrganizerID, TimeSlotID, Title, Description, Status, Capacity)</w:t>
+      </w:r>
+    </w:p>
+    <w:p>
+      <w:r>
+        <w:lastRenderedPageBreak/>
+        <w:t xml:space="preserve">        VALUES (</w:t>
+      </w:r>
+    </w:p>
+    <w:p>
+      <w:r>
+        <w:t xml:space="preserve">            i,</w:t>
+      </w:r>
+    </w:p>
+    <w:p>
+      <w:r>
+        <w:t xml:space="preserve">            i,</w:t>
+      </w:r>
+    </w:p>
+    <w:p>
+      <w:r>
+        <w:t xml:space="preserve">            'Event ' || i,</w:t>
+      </w:r>
+    </w:p>
+    <w:p>
+      <w:r>
+        <w:t xml:space="preserve">            'Description for event ' || i,</w:t>
+      </w:r>
+    </w:p>
+    <w:p>
+      <w:r>
+        <w:t xml:space="preserve">            'approved',</w:t>
+      </w:r>
+    </w:p>
+    <w:p>
+      <w:r>
+        <w:t xml:space="preserve">            50 + i</w:t>
+      </w:r>
+    </w:p>
+    <w:p>
+      <w:r>
+        <w:t xml:space="preserve">        );</w:t>
+      </w:r>
+    </w:p>
+    <w:p>
+      <w:r>
+        <w:t xml:space="preserve">    END LOOP;</w:t>
+      </w:r>
+    </w:p>
+    <w:p>
+      <w:r>
+        <w:t>END;</w:t>
+      </w:r>
+    </w:p>
+    <w:p>
+      <w:r>
+        <w:t>/</w:t>
+      </w:r>
+    </w:p>
+    <w:p>
+      <w:r>
+        <w:t>-----------------------------------------------------</w:t>
+      </w:r>
+    </w:p>
+    <w:p/>
+    <w:p>
+      <w:r>
+        <w:t>-- =========================</w:t>
+      </w:r>
+    </w:p>
+    <w:p>
+      <w:r>
+        <w:t>-- INSERT REGISTRATIONS</w:t>
+      </w:r>
+    </w:p>
+    <w:p>
+      <w:r>
+        <w:t>-- =========================</w:t>
+      </w:r>
+    </w:p>
+    <w:p>
+      <w:r>
+        <w:t>BEGIN</w:t>
+      </w:r>
+    </w:p>
+    <w:p>
+      <w:r>
+        <w:t xml:space="preserve">    FOR i IN 1..100 LOOP</w:t>
+      </w:r>
+    </w:p>
+    <w:p>
+      <w:r>
+        <w:t xml:space="preserve">        INSERT INTO EventREGISTRATIONS (EventID, AttendeeID)</w:t>
+      </w:r>
+    </w:p>
+    <w:p>
+      <w:r>
+        <w:t xml:space="preserve">        VALUES (MOD(i,5)+1,i);</w:t>
+      </w:r>
+    </w:p>
+    <w:p>
+      <w:r>
+        <w:t xml:space="preserve">    END LOOP;</w:t>
+      </w:r>
+    </w:p>
+    <w:p>
+      <w:r>
+        <w:t>END;</w:t>
+      </w:r>
+    </w:p>
+    <w:p>
+      <w:r>
+        <w:t>/</w:t>
+      </w:r>
+    </w:p>
+    <w:p>
+      <w:r>
+        <w:t>-----------------------------------------------------</w:t>
+      </w:r>
+    </w:p>
+    <w:p/>
+    <w:p>
+      <w:r>
+        <w:t>COMMIT;</w:t>
+      </w:r>
+    </w:p>
+    <w:p>
+      <w:r>
+        <w:lastRenderedPageBreak/>
+        <w:t>-- =========================</w:t>
+      </w:r>
+    </w:p>
+    <w:p>
+      <w:r>
+        <w:t>-- CLEANUP (SAFE DROP)</w:t>
+      </w:r>
+    </w:p>
+    <w:p>
+      <w:r>
+        <w:t>-- =========================</w:t>
+      </w:r>
+    </w:p>
+    <w:p>
+      <w:r>
+        <w:t>BEGIN EXECUTE IMMEDIATE 'DROP TABLE EventREGISTRATIONS CASCADE CONSTRAINTS'; EXCEPTION WHEN OTHERS THEN NULL; END;</w:t>
+      </w:r>
+    </w:p>
+    <w:p>
+      <w:r>
+        <w:t>/</w:t>
+      </w:r>
+    </w:p>
+    <w:p>
+      <w:r>
+        <w:t>BEGIN EXECUTE IMMEDIATE 'DROP TABLE Events CASCADE CONSTRAINTS'; EXCEPTION WHEN OTHERS THEN NULL; END;</w:t>
+      </w:r>
+    </w:p>
+    <w:p>
+      <w:r>
+        <w:t>/</w:t>
+      </w:r>
+    </w:p>
+    <w:p>
+      <w:r>
+        <w:t>BEGIN EXECUTE IMMEDIATE 'DROP TABLE TimeSlots CASCADE CONSTRAINTS'; EXCEPTION WHEN OTHERS THEN NULL; END;</w:t>
+      </w:r>
+    </w:p>
+    <w:p>
+      <w:r>
+        <w:t>/</w:t>
+      </w:r>
+    </w:p>
+    <w:p>
+      <w:r>
+        <w:t>BEGIN EXECUTE IMMEDIATE 'DROP TABLE Admin CASCADE CONSTRAINTS'; EXCEPTION WHEN OTHERS THEN NULL; END;</w:t>
+      </w:r>
+    </w:p>
+    <w:p>
+      <w:r>
+        <w:t>/</w:t>
+      </w:r>
+    </w:p>
+    <w:p>
+      <w:r>
+        <w:t>BEGIN EXECUTE IMMEDIATE 'DROP TABLE Organizers CASCADE CONSTRAINTS'; EXCEPTION WHEN OTHERS THEN NULL; END;</w:t>
+      </w:r>
+    </w:p>
+    <w:p>
+      <w:r>
+        <w:t>/</w:t>
+      </w:r>
+    </w:p>
+    <w:p>
+      <w:r>
+        <w:t>BEGIN EXECUTE IMMEDIATE 'DROP TABLE Attendees CASCADE CONSTRAINTS'; EXCEPTION WHEN OTHERS THEN NULL; END;</w:t>
+      </w:r>
+    </w:p>
+    <w:p>
+      <w:r>
+        <w:t>/</w:t>
+      </w:r>
+    </w:p>
+    <w:p>
+      <w:r>
+        <w:t>BEGIN EXECUTE IMMEDIATE 'DROP TABLE Persons CASCADE CONSTRAINTS'; EXCEPTION WHEN OTHERS THEN NULL; END;</w:t>
+      </w:r>
+    </w:p>
+    <w:p>
+      <w:r>
+        <w:t>/</w:t>
+      </w:r>
+    </w:p>
+    <w:p>
+      <w:r>
+        <w:t>BEGIN EXECUTE IMMEDIATE 'DROP TABLE Accounts CASCADE CONSTRAINTS'; EXCEPTION WHEN OTHERS THEN NULL; END;</w:t>
+      </w:r>
+    </w:p>
+    <w:p>
+      <w:r>
+        <w:t>/</w:t>
+      </w:r>
+    </w:p>
+    <w:p/>
+    <w:p>
+      <w:r>
+        <w:lastRenderedPageBreak/>
+        <w:t>-- =========================</w:t>
+      </w:r>
+    </w:p>
+    <w:p>
+      <w:r>
+        <w:t>-- Trigger</w:t>
+      </w:r>
+    </w:p>
+    <w:p>
+      <w:r>
+        <w:t>-- =========================</w:t>
+      </w:r>
+    </w:p>
+    <w:p/>
+    <w:p>
+      <w:r>
+        <w:t>BEGIN EXECUTE IMMEDIATE 'DROP TRIGGER trg_eventreg'; EXCEPTION WHEN OTHERS THEN NULL; END;</w:t>
+      </w:r>
+    </w:p>
+    <w:p>
+      <w:r>
+        <w:t>/</w:t>
+      </w:r>
+    </w:p>
+    <w:p>
+      <w:r>
+        <w:t>BEGIN EXECUTE IMMEDIATE 'DROP TRIGGER trg_events'; EXCEPTION WHEN OTHERS THEN NULL; END;</w:t>
+      </w:r>
+    </w:p>
+    <w:p>
+      <w:r>
+        <w:t>/</w:t>
+      </w:r>
+    </w:p>
+    <w:p>
+      <w:r>
+        <w:t>BEGIN EXECUTE IMMEDIATE 'DROP TRIGGER trg_timeslots'; EXCEPTION WHEN OTHERS THEN NULL; END;</w:t>
+      </w:r>
+    </w:p>
+    <w:p>
+      <w:r>
+        <w:t>/</w:t>
+      </w:r>
+    </w:p>
+    <w:p>
+      <w:r>
+        <w:t>BEGIN EXECUTE IMMEDIATE 'DROP TRIGGER trg_admin'; EXCEPTION WHEN OTHERS THEN NULL; END;</w:t>
+      </w:r>
+    </w:p>
+    <w:p>
+      <w:r>
+        <w:t>/</w:t>
+      </w:r>
+    </w:p>
+    <w:p>
+      <w:r>
+        <w:t>BEGIN EXECUTE IMMEDIATE 'DROP TRIGGER trg_organizers'; EXCEPTION WHEN OTHERS THEN NULL; END;</w:t>
+      </w:r>
+    </w:p>
+    <w:p>
+      <w:r>
+        <w:t>/</w:t>
+      </w:r>
+    </w:p>
+    <w:p>
+      <w:r>
+        <w:t>BEGIN EXECUTE IMMEDIATE 'DROP TRIGGER trg_attendees'; EXCEPTION WHEN OTHERS THEN NULL; END;</w:t>
+      </w:r>
+    </w:p>
+    <w:p>
+      <w:r>
+        <w:t>/</w:t>
+      </w:r>
+    </w:p>
+    <w:p>
+      <w:r>
+        <w:t>BEGIN EXECUTE IMMEDIATE 'DROP TRIGGER trg_persons'; EXCEPTION WHEN OTHERS THEN NULL; END;</w:t>
+      </w:r>
+    </w:p>
+    <w:p>
+      <w:r>
+        <w:t>/</w:t>
+      </w:r>
+    </w:p>
+    <w:p>
+      <w:r>
+        <w:t>BEGIN EXECUTE IMMEDIATE 'DROP TRIGGER trg_accounts'; EXCEPTION WHEN OTHERS THEN NULL; END;</w:t>
+      </w:r>
+    </w:p>
+    <w:p>
+      <w:r>
+        <w:t>/</w:t>
+      </w:r>
+    </w:p>
+    <w:p/>
+    <w:p/>
+    <w:p>
+      <w:r>
+        <w:t>-- =========================</w:t>
+      </w:r>
+    </w:p>
+    <w:p>
+      <w:r>
+        <w:t>-- Sequences</w:t>
+      </w:r>
+    </w:p>
+    <w:p>
+      <w:r>
+        <w:t>-- =========================</w:t>
+      </w:r>
+    </w:p>
+    <w:p/>
+    <w:p>
+      <w:r>
+        <w:t>BEGIN EXECUTE IMMEDIATE 'DROP SEQUENCE seq_eventreg'; EXCEPTION WHEN OTHERS THEN NULL; END;</w:t>
+      </w:r>
+    </w:p>
+    <w:p>
+      <w:r>
+        <w:t>/</w:t>
+      </w:r>
+    </w:p>
+    <w:p>
+      <w:r>
+        <w:t>BEGIN EXECUTE IMMEDIATE 'DROP SEQUENCE seq_events'; EXCEPTION WHEN OTHERS THEN NULL; END;</w:t>
+      </w:r>
+    </w:p>
+    <w:p>
+      <w:r>
+        <w:t>/</w:t>
+      </w:r>
+    </w:p>
+    <w:p>
+      <w:r>
+        <w:t>BEGIN EXECUTE IMMEDIATE 'DROP SEQUENCE seq_timeslots'; EXCEPTION WHEN OTHERS THEN NULL; END;</w:t>
+      </w:r>
+    </w:p>
+    <w:p>
+      <w:r>
+        <w:t>/</w:t>
+      </w:r>
+    </w:p>
+    <w:p>
+      <w:r>
+        <w:t>BEGIN EXECUTE IMMEDIATE 'DROP SEQUENCE seq_admin'; EXCEPTION WHEN OTHERS THEN NULL; END;</w:t>
+      </w:r>
+    </w:p>
+    <w:p>
+      <w:r>
+        <w:t>/</w:t>
+      </w:r>
+    </w:p>
+    <w:p>
+      <w:r>
+        <w:t>BEGIN EXECUTE IMMEDIATE 'DROP SEQUENCE seq_organizers'; EXCEPTION WHEN OTHERS THEN NULL; END;</w:t>
+      </w:r>
+    </w:p>
+    <w:p>
+      <w:r>
+        <w:t>/</w:t>
+      </w:r>
+    </w:p>
+    <w:p>
+      <w:r>
+        <w:t>BEGIN EXECUTE IMMEDIATE 'DROP SEQUENCE seq_attendees'; EXCEPTION WHEN OTHERS THEN NULL; END;</w:t>
+      </w:r>
+    </w:p>
+    <w:p>
+      <w:r>
+        <w:t>/</w:t>
+      </w:r>
+    </w:p>
+    <w:p>
+      <w:r>
+        <w:t>BEGIN EXECUTE IMMEDIATE 'DROP SEQUENCE seq_persons'; EXCEPTION WHEN OTHERS THEN NULL; END;</w:t>
+      </w:r>
+    </w:p>
+    <w:p>
+      <w:r>
+        <w:t>/</w:t>
+      </w:r>
+    </w:p>
+    <w:p>
+      <w:r>
+        <w:lastRenderedPageBreak/>
+        <w:t>BEGIN EXECUTE IMMEDIATE 'DROP SEQUENCE seq_accounts'; EXCEPTION WHEN OTHERS THEN NULL; END;</w:t>
+      </w:r>
+    </w:p>
+    <w:p>
+      <w:r>
+        <w:t>/</w:t>
+      </w:r>
+    </w:p>
+    <w:p/>
+    <w:p>
+      <w:r>
+        <w:t>-- =========================</w:t>
+      </w:r>
+    </w:p>
+    <w:p>
+      <w:r>
+        <w:t>-- ACCOUNTS</w:t>
+      </w:r>
+    </w:p>
+    <w:p>
+      <w:r>
+        <w:t>-- =========================</w:t>
+      </w:r>
+    </w:p>
+    <w:p>
+      <w:r>
+        <w:t>CREATE TABLE Accounts (</w:t>
+      </w:r>
+    </w:p>
+    <w:p>
+      <w:r>
+        <w:t xml:space="preserve">    AccountID NUMBER,</w:t>
+      </w:r>
+    </w:p>
+    <w:p>
+      <w:r>
+        <w:t xml:space="preserve">    UserName NVARCHAR2(50) NOT NULL unique,</w:t>
+      </w:r>
+    </w:p>
+    <w:p>
+      <w:r>
+        <w:t xml:space="preserve">    Password NVARCHAR2(255) NOT NULL,</w:t>
+      </w:r>
+    </w:p>
+    <w:p>
+      <w:r>
+        <w:t xml:space="preserve">    CONSTRAINT PK_Accounts PRIMARY KEY (AccountID)</w:t>
+      </w:r>
+    </w:p>
+    <w:p>
+      <w:r>
+        <w:t>);</w:t>
+      </w:r>
+    </w:p>
+    <w:p/>
+    <w:p>
+      <w:r>
+        <w:t>CREATE SEQUENCE seq_accounts START WITH 1;</w:t>
+      </w:r>
+    </w:p>
+    <w:p/>
+    <w:p>
+      <w:r>
+        <w:t>CREATE OR REPLACE TRIGGER trg_accounts</w:t>
+      </w:r>
+    </w:p>
+    <w:p>
+      <w:r>
+        <w:t>BEFORE INSERT ON Accounts</w:t>
+      </w:r>
+    </w:p>
+    <w:p>
+      <w:r>
+        <w:t>FOR EACH ROW</w:t>
+      </w:r>
+    </w:p>
+    <w:p>
+      <w:r>
+        <w:t>WHEN (NEW.AccountID IS NULL)</w:t>
+      </w:r>
+    </w:p>
+    <w:p>
+      <w:r>
+        <w:t>BEGIN</w:t>
+      </w:r>
+    </w:p>
+    <w:p>
+      <w:r>
+        <w:t xml:space="preserve">    :NEW.AccountID := seq_accounts.NEXTVAL;</w:t>
+      </w:r>
+    </w:p>
+    <w:p>
+      <w:r>
+        <w:t>END;</w:t>
+      </w:r>
+    </w:p>
+    <w:p>
+      <w:r>
+        <w:t>/</w:t>
+      </w:r>
+    </w:p>
+    <w:p/>
+    <w:p>
+      <w:r>
+        <w:t>-- =========================</w:t>
+      </w:r>
+    </w:p>
+    <w:p>
+      <w:r>
+        <w:lastRenderedPageBreak/>
+        <w:t>-- PERSONS</w:t>
+      </w:r>
+    </w:p>
+    <w:p>
+      <w:r>
+        <w:t>-- =========================</w:t>
+      </w:r>
+    </w:p>
+    <w:p>
+      <w:r>
+        <w:t>CREATE TABLE Persons (</w:t>
+      </w:r>
+    </w:p>
+    <w:p>
+      <w:r>
+        <w:t xml:space="preserve">    PersonID NUMBER,</w:t>
+      </w:r>
+    </w:p>
+    <w:p>
+      <w:r>
+        <w:t xml:space="preserve">    AccountID NUMBER,</w:t>
+      </w:r>
+    </w:p>
+    <w:p>
+      <w:r>
+        <w:t xml:space="preserve">    Name NVARCHAR2(100) NOT NULL,</w:t>
+      </w:r>
+    </w:p>
+    <w:p>
+      <w:r>
+        <w:t xml:space="preserve">    Phone NVARCHAR2(20),</w:t>
+      </w:r>
+    </w:p>
+    <w:p>
+      <w:r>
+        <w:t xml:space="preserve">    Gender NVARCHAR2(10),</w:t>
+      </w:r>
+    </w:p>
+    <w:p>
+      <w:r>
+        <w:t xml:space="preserve">    Age NUMBER,</w:t>
+      </w:r>
+    </w:p>
+    <w:p/>
+    <w:p>
+      <w:r>
+        <w:t xml:space="preserve">    CONSTRAINT PK_Persons PRIMARY KEY (PersonID),</w:t>
+      </w:r>
+    </w:p>
+    <w:p>
+      <w:r>
+        <w:t xml:space="preserve">    CONSTRAINT FK_Persons_Accounts FOREIGN KEY (AccountID)</w:t>
+      </w:r>
+    </w:p>
+    <w:p>
+      <w:r>
+        <w:t xml:space="preserve">        REFERENCES Accounts(AccountID)</w:t>
+      </w:r>
+    </w:p>
+    <w:p>
+      <w:r>
+        <w:t>);</w:t>
+      </w:r>
+    </w:p>
+    <w:p/>
+    <w:p>
+      <w:r>
+        <w:t>CREATE SEQUENCE seq_persons START WITH 1;</w:t>
+      </w:r>
+    </w:p>
+    <w:p/>
+    <w:p>
+      <w:r>
+        <w:t>CREATE OR REPLACE TRIGGER trg_persons</w:t>
+      </w:r>
+    </w:p>
+    <w:p>
+      <w:r>
+        <w:t>BEFORE INSERT ON Persons</w:t>
+      </w:r>
+    </w:p>
+    <w:p>
+      <w:r>
+        <w:t>FOR EACH ROW</w:t>
+      </w:r>
+    </w:p>
+    <w:p>
+      <w:r>
+        <w:t>WHEN (NEW.PersonID IS NULL)</w:t>
+      </w:r>
+    </w:p>
+    <w:p>
+      <w:r>
+        <w:t>BEGIN</w:t>
+      </w:r>
+    </w:p>
+    <w:p>
+      <w:r>
+        <w:t xml:space="preserve">    :NEW.PersonID := seq_persons.NEXTVAL;</w:t>
+      </w:r>
+    </w:p>
+    <w:p>
+      <w:r>
+        <w:t>END;</w:t>
+      </w:r>
+    </w:p>
+    <w:p>
+      <w:r>
+        <w:t>/</w:t>
+      </w:r>
+    </w:p>
+    <w:p/>
+    <w:p>
+      <w:r>
+        <w:lastRenderedPageBreak/>
+        <w:t>-- =========================</w:t>
+      </w:r>
+    </w:p>
+    <w:p>
+      <w:r>
+        <w:t>-- ROLES</w:t>
+      </w:r>
+    </w:p>
+    <w:p>
+      <w:r>
+        <w:t>-- =========================</w:t>
+      </w:r>
+    </w:p>
+    <w:p>
+      <w:r>
+        <w:t>CREATE TABLE Attendees (</w:t>
+      </w:r>
+    </w:p>
+    <w:p>
+      <w:r>
+        <w:t xml:space="preserve">    AttendeeID NUMBER,</w:t>
+      </w:r>
+    </w:p>
+    <w:p>
+      <w:r>
+        <w:t xml:space="preserve">    PersonID NUMBER,</w:t>
+      </w:r>
+    </w:p>
+    <w:p/>
+    <w:p>
+      <w:r>
+        <w:t xml:space="preserve">    CONSTRAINT PK_Attendees PRIMARY KEY (AttendeeID),</w:t>
+      </w:r>
+    </w:p>
+    <w:p>
+      <w:r>
+        <w:t xml:space="preserve">    CONSTRAINT FK_Attendees_Persons FOREIGN KEY (PersonID)</w:t>
+      </w:r>
+    </w:p>
+    <w:p>
+      <w:r>
+        <w:t xml:space="preserve">        REFERENCES Persons(PersonID)</w:t>
+      </w:r>
+    </w:p>
+    <w:p>
+      <w:r>
+        <w:t>);</w:t>
+      </w:r>
+    </w:p>
+    <w:p/>
+    <w:p>
+      <w:r>
+        <w:t>CREATE SEQUENCE seq_attendees START WITH 1;</w:t>
+      </w:r>
+    </w:p>
+    <w:p/>
+    <w:p>
+      <w:r>
+        <w:t>CREATE OR REPLACE TRIGGER trg_attendees</w:t>
+      </w:r>
+    </w:p>
+    <w:p>
+      <w:r>
+        <w:t>BEFORE INSERT ON Attendees</w:t>
+      </w:r>
+    </w:p>
+    <w:p>
+      <w:r>
+        <w:t>FOR EACH ROW</w:t>
+      </w:r>
+    </w:p>
+    <w:p>
+      <w:r>
+        <w:t>WHEN (NEW.AttendeeID IS NULL)</w:t>
+      </w:r>
+    </w:p>
+    <w:p>
+      <w:r>
+        <w:t>BEGIN</w:t>
+      </w:r>
+    </w:p>
+    <w:p>
+      <w:r>
+        <w:t xml:space="preserve">    :NEW.AttendeeID := seq_attendees.NEXTVAL;</w:t>
+      </w:r>
+    </w:p>
+    <w:p>
+      <w:r>
+        <w:t>END;</w:t>
+      </w:r>
+    </w:p>
+    <w:p>
+      <w:r>
+        <w:t>/</w:t>
+      </w:r>
+    </w:p>
+    <w:p/>
+    <w:p>
+      <w:r>
+        <w:t>CREATE TABLE Organizers (</w:t>
+      </w:r>
+    </w:p>
+    <w:p>
+      <w:r>
+        <w:t xml:space="preserve">    OrganizerID NUMBER,</w:t>
+      </w:r>
+    </w:p>
+    <w:p>
+      <w:r>
+        <w:t xml:space="preserve">    PersonID NUMBER,</w:t>
+      </w:r>
+    </w:p>
+    <w:p/>
+    <w:p>
+      <w:r>
+        <w:t xml:space="preserve">    CONSTRAINT PK_Organizers PRIMARY KEY (OrganizerID),</w:t>
+      </w:r>
+    </w:p>
+    <w:p>
+      <w:r>
+        <w:t xml:space="preserve">    CONSTRAINT FK_Organizers_Persons FOREIGN KEY (PersonID)</w:t>
+      </w:r>
+    </w:p>
+    <w:p>
+      <w:r>
+        <w:t xml:space="preserve">        REFERENCES Persons(PersonID)</w:t>
+      </w:r>
+    </w:p>
+    <w:p>
+      <w:r>
+        <w:t>);</w:t>
+      </w:r>
+    </w:p>
+    <w:p/>
+    <w:p>
+      <w:r>
+        <w:t>CREATE SEQUENCE seq_organizers START WITH 1;</w:t>
+      </w:r>
+    </w:p>
+    <w:p/>
+    <w:p>
+      <w:r>
+        <w:t>CREATE OR REPLACE TRIGGER trg_organizers</w:t>
+      </w:r>
+    </w:p>
+    <w:p>
+      <w:r>
+        <w:t>BEFORE INSERT ON Organizers</w:t>
+      </w:r>
+    </w:p>
+    <w:p>
+      <w:r>
+        <w:t>FOR EACH ROW</w:t>
+      </w:r>
+    </w:p>
+    <w:p>
+      <w:r>
+        <w:t>WHEN (NEW.OrganizerID IS NULL)</w:t>
+      </w:r>
+    </w:p>
+    <w:p>
+      <w:r>
+        <w:t>BEGIN</w:t>
+      </w:r>
+    </w:p>
+    <w:p>
+      <w:r>
+        <w:t xml:space="preserve">    :NEW.OrganizerID := seq_organizers.NEXTVAL;</w:t>
+      </w:r>
+    </w:p>
+    <w:p>
+      <w:r>
+        <w:t>END;</w:t>
+      </w:r>
+    </w:p>
+    <w:p>
+      <w:r>
+        <w:t>/</w:t>
+      </w:r>
+    </w:p>
+    <w:p/>
+    <w:p>
+      <w:r>
+        <w:t>CREATE TABLE Admin (</w:t>
+      </w:r>
+    </w:p>
+    <w:p>
+      <w:r>
+        <w:t xml:space="preserve">    AdminID NUMBER,</w:t>
+      </w:r>
+    </w:p>
+    <w:p>
+      <w:r>
+        <w:t xml:space="preserve">    PersonID NUMBER,</w:t>
+      </w:r>
+    </w:p>
+    <w:p/>
+    <w:p>
+      <w:r>
+        <w:t xml:space="preserve">    CONSTRAINT PK_Admin PRIMARY KEY (AdminID),</w:t>
+      </w:r>
+    </w:p>
+    <w:p>
+      <w:r>
+        <w:t xml:space="preserve">    CONSTRAINT FK_Admin_Persons FOREIGN KEY (PersonID)</w:t>
+      </w:r>
+    </w:p>
+    <w:p>
+      <w:r>
+        <w:t xml:space="preserve">        REFERENCES Persons(PersonID)</w:t>
+      </w:r>
+    </w:p>
+    <w:p>
+      <w:r>
+        <w:t>);</w:t>
+      </w:r>
+    </w:p>
+    <w:p/>
+    <w:p>
+      <w:r>
+        <w:lastRenderedPageBreak/>
+        <w:t>CREATE SEQUENCE seq_admin START WITH 1;</w:t>
+      </w:r>
+    </w:p>
+    <w:p/>
+    <w:p>
+      <w:r>
+        <w:t>CREATE OR REPLACE TRIGGER trg_admin</w:t>
+      </w:r>
+    </w:p>
+    <w:p>
+      <w:r>
+        <w:t>BEFORE INSERT ON Admin</w:t>
+      </w:r>
+    </w:p>
+    <w:p>
+      <w:r>
+        <w:t>FOR EACH ROW</w:t>
+      </w:r>
+    </w:p>
+    <w:p>
+      <w:r>
+        <w:t>WHEN (NEW.AdminID IS NULL)</w:t>
+      </w:r>
+    </w:p>
+    <w:p>
+      <w:r>
+        <w:t>BEGIN</w:t>
+      </w:r>
+    </w:p>
+    <w:p>
+      <w:r>
+        <w:t xml:space="preserve">    :NEW.AdminID := seq_admin.NEXTVAL;</w:t>
+      </w:r>
+    </w:p>
+    <w:p>
+      <w:r>
+        <w:t>END;</w:t>
+      </w:r>
+    </w:p>
+    <w:p>
+      <w:r>
+        <w:t>/</w:t>
+      </w:r>
+    </w:p>
+    <w:p/>
+    <w:p>
+      <w:r>
+        <w:t>-- =========================</w:t>
+      </w:r>
+    </w:p>
+    <w:p>
+      <w:r>
+        <w:t>-- TIMESLOTS</w:t>
+      </w:r>
+    </w:p>
+    <w:p>
+      <w:r>
+        <w:t>-- =========================</w:t>
+      </w:r>
+    </w:p>
+    <w:p>
+      <w:r>
+        <w:t>CREATE TABLE TimeSlots (</w:t>
+      </w:r>
+    </w:p>
+    <w:p>
+      <w:r>
+        <w:t xml:space="preserve">    TimeSlotID NUMBER,</w:t>
+      </w:r>
+    </w:p>
+    <w:p>
+      <w:r>
+        <w:t xml:space="preserve">    AdminID NUMBER NOT NULL,</w:t>
+      </w:r>
+    </w:p>
+    <w:p>
+      <w:r>
+        <w:t xml:space="preserve">    StartTime DATE NOT NULL,</w:t>
+      </w:r>
+    </w:p>
+    <w:p>
+      <w:r>
+        <w:t xml:space="preserve">    EndTime DATE NOT NULL,</w:t>
+      </w:r>
+    </w:p>
+    <w:p>
+      <w:r>
+        <w:t xml:space="preserve">    SlotDate DATE NOT NULL,</w:t>
+      </w:r>
+    </w:p>
+    <w:p/>
+    <w:p>
+      <w:r>
+        <w:t xml:space="preserve">    CONSTRAINT PK_TimeSlots PRIMARY KEY (TimeSlotID),</w:t>
+      </w:r>
+    </w:p>
+    <w:p>
+      <w:r>
+        <w:t xml:space="preserve">    CONSTRAINT FK_TimeSlots_Admin FOREIGN KEY (AdminID)</w:t>
+      </w:r>
+    </w:p>
+    <w:p>
+      <w:r>
+        <w:t xml:space="preserve">        REFERENCES Admin(AdminID)</w:t>
+      </w:r>
+    </w:p>
+    <w:p>
+      <w:r>
+        <w:t>);</w:t>
+      </w:r>
+    </w:p>
+    <w:p/>
+    <w:p>
+      <w:r>
+        <w:lastRenderedPageBreak/>
+        <w:t>CREATE SEQUENCE seq_timeslots START WITH 1;</w:t>
+      </w:r>
+    </w:p>
+    <w:p/>
+    <w:p>
+      <w:r>
+        <w:t>CREATE OR REPLACE TRIGGER trg_timeslots</w:t>
+      </w:r>
+    </w:p>
+    <w:p>
+      <w:r>
+        <w:t>BEFORE INSERT ON TimeSlots</w:t>
+      </w:r>
+    </w:p>
+    <w:p>
+      <w:r>
+        <w:t>FOR EACH ROW</w:t>
+      </w:r>
+    </w:p>
+    <w:p>
+      <w:r>
+        <w:t>WHEN (NEW.TimeSlotID IS NULL)</w:t>
+      </w:r>
+    </w:p>
+    <w:p>
+      <w:r>
+        <w:t>BEGIN</w:t>
+      </w:r>
+    </w:p>
+    <w:p>
+      <w:r>
+        <w:t xml:space="preserve">    :NEW.TimeSlotID := seq_timeslots.NEXTVAL;</w:t>
+      </w:r>
+    </w:p>
+    <w:p>
+      <w:r>
+        <w:t>END;</w:t>
+      </w:r>
+    </w:p>
+    <w:p>
+      <w:r>
+        <w:t>/</w:t>
+      </w:r>
+    </w:p>
+    <w:p/>
+    <w:p>
+      <w:r>
+        <w:t>-- =========================</w:t>
+      </w:r>
+    </w:p>
+    <w:p>
+      <w:r>
+        <w:t>-- EVENTS</w:t>
+      </w:r>
+    </w:p>
+    <w:p>
+      <w:r>
+        <w:t>-- =========================</w:t>
+      </w:r>
+    </w:p>
+    <w:p>
+      <w:r>
+        <w:t>CREATE TABLE Events (</w:t>
+      </w:r>
+    </w:p>
+    <w:p>
+      <w:r>
+        <w:t xml:space="preserve">    EventID NUMBER,</w:t>
+      </w:r>
+    </w:p>
+    <w:p>
+      <w:r>
+        <w:t xml:space="preserve">    OrganizerID NUMBER NOT NULL,</w:t>
+      </w:r>
+    </w:p>
+    <w:p>
+      <w:r>
+        <w:t xml:space="preserve">    TimeSlotID NUMBER NOT NULL,</w:t>
+      </w:r>
+    </w:p>
+    <w:p>
+      <w:r>
+        <w:t xml:space="preserve">    Title NVARCHAR2(200) NOT NULL,</w:t>
+      </w:r>
+    </w:p>
+    <w:p>
+      <w:r>
+        <w:t xml:space="preserve">    Description CLOB,</w:t>
+      </w:r>
+    </w:p>
+    <w:p>
+      <w:r>
+        <w:t xml:space="preserve">    Status NVARCHAR2(50),</w:t>
+      </w:r>
+    </w:p>
+    <w:p>
+      <w:r>
+        <w:t xml:space="preserve">    Capacity NUMBER,</w:t>
+      </w:r>
+    </w:p>
+    <w:p/>
+    <w:p>
+      <w:r>
+        <w:t xml:space="preserve">    CONSTRAINT PK_Events PRIMARY KEY (EventID),</w:t>
+      </w:r>
+    </w:p>
+    <w:p>
+      <w:r>
+        <w:t xml:space="preserve">    CONSTRAINT FK_Events_Organizers FOREIGN KEY (OrganizerID)</w:t>
+      </w:r>
+    </w:p>
+    <w:p>
+      <w:r>
+        <w:t xml:space="preserve">        REFERENCES Organizers(OrganizerID),</w:t>
+      </w:r>
+    </w:p>
+    <w:p>
+      <w:r>
+        <w:lastRenderedPageBreak/>
+        <w:t xml:space="preserve">    CONSTRAINT FK_Events_TimeSlots FOREIGN KEY (TimeSlotID)</w:t>
+      </w:r>
+    </w:p>
+    <w:p>
+      <w:r>
+        <w:t xml:space="preserve">        REFERENCES TimeSlots(TimeSlotID)</w:t>
+      </w:r>
+    </w:p>
+    <w:p>
+      <w:r>
+        <w:t>);</w:t>
+      </w:r>
+    </w:p>
+    <w:p/>
+    <w:p>
+      <w:r>
+        <w:t>CREATE SEQUENCE seq_events START WITH 1;</w:t>
+      </w:r>
+    </w:p>
+    <w:p/>
+    <w:p>
+      <w:r>
+        <w:t>CREATE OR REPLACE TRIGGER trg_events</w:t>
+      </w:r>
+    </w:p>
+    <w:p>
+      <w:r>
+        <w:t>BEFORE INSERT ON Events</w:t>
+      </w:r>
+    </w:p>
+    <w:p>
+      <w:r>
+        <w:t>FOR EACH ROW</w:t>
+      </w:r>
+    </w:p>
+    <w:p>
+      <w:r>
+        <w:t>WHEN (NEW.EventID IS NULL)</w:t>
+      </w:r>
+    </w:p>
+    <w:p>
+      <w:r>
+        <w:t>BEGIN</w:t>
+      </w:r>
+    </w:p>
+    <w:p>
+      <w:r>
+        <w:t xml:space="preserve">    :NEW.EventID := seq_events.NEXTVAL;</w:t>
+      </w:r>
+    </w:p>
+    <w:p>
+      <w:r>
+        <w:t>END;</w:t>
+      </w:r>
+    </w:p>
+    <w:p>
+      <w:r>
+        <w:t>/</w:t>
+      </w:r>
+    </w:p>
+    <w:p/>
+    <w:p>
+      <w:r>
+        <w:t>-- =========================</w:t>
+      </w:r>
+    </w:p>
+    <w:p>
+      <w:r>
+        <w:t>-- EVENT REGISTRATIONS</w:t>
+      </w:r>
+    </w:p>
+    <w:p>
+      <w:r>
+        <w:t>-- =========================</w:t>
+      </w:r>
+    </w:p>
+    <w:p>
+      <w:r>
+        <w:t xml:space="preserve">CREATE TABLE EventREGISTRATIONS ( </w:t>
+      </w:r>
+    </w:p>
+    <w:p>
+      <w:r>
+        <w:t xml:space="preserve">    ID NUMBER, </w:t>
+      </w:r>
+    </w:p>
+    <w:p>
+      <w:r>
+        <w:t xml:space="preserve">    EventID NUMBER NOT NULL, </w:t>
+      </w:r>
+    </w:p>
+    <w:p>
+      <w:r>
+        <w:t xml:space="preserve">    AttendeeID NUMBER NOT NULL, </w:t>
+      </w:r>
+    </w:p>
+    <w:p>
+      <w:r>
+        <w:t xml:space="preserve">    CreatedAt DATE DEFAULT SYSDATE, </w:t>
+      </w:r>
+    </w:p>
+    <w:p/>
+    <w:p>
+      <w:r>
+        <w:t xml:space="preserve">    CONSTRAINT PK_EventRegistrCancel PRIMARY KEY (ID), </w:t>
+      </w:r>
+    </w:p>
+    <w:p>
+      <w:r>
+        <w:t xml:space="preserve">    CONSTRAINT FK_RegCancel_Events FOREIGN KEY (EventID) </w:t>
+      </w:r>
+    </w:p>
+    <w:p>
+      <w:r>
+        <w:lastRenderedPageBreak/>
+        <w:t xml:space="preserve">        REFERENCES Events(EventID), </w:t>
+      </w:r>
+    </w:p>
+    <w:p>
+      <w:r>
+        <w:t xml:space="preserve">    CONSTRAINT FK_RegCancel_Attendees FOREIGN KEY (AttendeeID) </w:t>
+      </w:r>
+    </w:p>
+    <w:p>
+      <w:r>
+        <w:t xml:space="preserve">        REFERENCES Attendees(AttendeeID) </w:t>
+      </w:r>
+    </w:p>
+    <w:p>
+      <w:r>
+        <w:t>);</w:t>
+      </w:r>
+    </w:p>
+    <w:p/>
+    <w:p>
+      <w:r>
+        <w:t>CREATE SEQUENCE seq_eventreg START WITH 1;</w:t>
+      </w:r>
+    </w:p>
+    <w:p/>
+    <w:p>
+      <w:r>
+        <w:t>CREATE OR REPLACE TRIGGER trg_eventreg</w:t>
+      </w:r>
+    </w:p>
+    <w:p>
+      <w:r>
+        <w:t>BEFORE INSERT ON EventREGISTRATIONS</w:t>
+      </w:r>
+    </w:p>
+    <w:p>
+      <w:r>
+        <w:t>FOR EACH ROW</w:t>
+      </w:r>
+    </w:p>
+    <w:p>
+      <w:r>
+        <w:t>WHEN (NEW.ID IS NULL)</w:t>
+      </w:r>
+    </w:p>
+    <w:p>
+      <w:r>
+        <w:t>BEGIN</w:t>
+      </w:r>
+    </w:p>
+    <w:p>
+      <w:r>
+        <w:t xml:space="preserve">    :NEW.ID := seq_eventreg.NEXTVAL;</w:t>
+      </w:r>
+    </w:p>
+    <w:p>
+      <w:r>
+        <w:t>END;</w:t>
+      </w:r>
+    </w:p>
+    <w:p>
+      <w:r>
+        <w:t>/</w:t>
+      </w:r>
+    </w:p>
+    <w:p/>
+    <w:p/>
+    <w:p>
+      <w:r>
+        <w:t>BEGIN</w:t>
+      </w:r>
+    </w:p>
+    <w:p>
+      <w:r>
         <w:t xml:space="preserve">    FOR i IN 1..200 LOOP</w:t>
       </w:r>
     </w:p>
     <w:p>
       <w:r>
+        <w:t xml:space="preserve">        INSERT INTO Accounts (UserName, Password)</w:t>
+      </w:r>
+    </w:p>
+    <w:p>
+      <w:r>
+        <w:t xml:space="preserve">        VALUES ('user' || i, 'pass' || i);</w:t>
+      </w:r>
+    </w:p>
+    <w:p/>
+    <w:p>
+      <w:r>
+        <w:t xml:space="preserve">        INSERT INTO Persons (AccountID, Name, Phone, Gender, Age)</w:t>
+      </w:r>
+    </w:p>
+    <w:p>
+      <w:r>
+        <w:t xml:space="preserve">        VALUES (</w:t>
+      </w:r>
+    </w:p>
+    <w:p>
+      <w:r>
+        <w:t xml:space="preserve">            seq_accounts.CURRVAL,</w:t>
+      </w:r>
+    </w:p>
+    <w:p>
+      <w:r>
+        <w:t xml:space="preserve">            'Person ' || i,</w:t>
+      </w:r>
+    </w:p>
+    <w:p>
+      <w:r>
+        <w:lastRenderedPageBreak/>
+        <w:t xml:space="preserve">            '0100000' || i,</w:t>
+      </w:r>
+    </w:p>
+    <w:p>
+      <w:r>
+        <w:t xml:space="preserve">            CASE WHEN MOD(i,2)=0 THEN 'Male' ELSE 'Female' END,</w:t>
+      </w:r>
+    </w:p>
+    <w:p>
+      <w:r>
+        <w:t xml:space="preserve">            20 + MOD(i,10)</w:t>
+      </w:r>
+    </w:p>
+    <w:p>
+      <w:r>
+        <w:t xml:space="preserve">        );</w:t>
+      </w:r>
+    </w:p>
+    <w:p>
+      <w:r>
+        <w:t xml:space="preserve">    END LOOP;</w:t>
+      </w:r>
+    </w:p>
+    <w:p>
+      <w:r>
+        <w:t>END;</w:t>
+      </w:r>
+    </w:p>
+    <w:p>
+      <w:r>
+        <w:t>/</w:t>
+      </w:r>
+    </w:p>
+    <w:p>
+      <w:r>
+        <w:t>-- =========================</w:t>
+      </w:r>
+    </w:p>
+    <w:p>
+      <w:r>
+        <w:t>-- INSERT ADMIN (1 only)</w:t>
+      </w:r>
+    </w:p>
+    <w:p>
+      <w:r>
+        <w:t>-- =========================</w:t>
+      </w:r>
+    </w:p>
+    <w:p>
+      <w:r>
+        <w:t>INSERT INTO Admin (PersonID) VALUES (1);</w:t>
+      </w:r>
+    </w:p>
+    <w:p/>
+    <w:p>
+      <w:r>
+        <w:t>-----------------------------------------------------</w:t>
+      </w:r>
+    </w:p>
+    <w:p/>
+    <w:p>
+      <w:r>
+        <w:t>BEGIN</w:t>
+      </w:r>
+    </w:p>
+    <w:p>
+      <w:r>
+        <w:t xml:space="preserve">    FOR i IN 101..200 LOOP</w:t>
+      </w:r>
+    </w:p>
+    <w:p>
+      <w:r>
         <w:t xml:space="preserve">        INSERT INTO Attendees (PersonID)</w:t>
       </w:r>
     </w:p>
@@ -1313,6 +5958,118 @@
         <w:t>/</w:t>
       </w:r>
     </w:p>
+    <w:p/>
+    <w:p>
+      <w:r>
+        <w:t>BEGIN</w:t>
+      </w:r>
+    </w:p>
+    <w:p>
+      <w:r>
+        <w:t xml:space="preserve">    FOR i IN 2..100 LOOP</w:t>
+      </w:r>
+    </w:p>
+    <w:p>
+      <w:r>
+        <w:t xml:space="preserve">        INSERT INTO Organizers (PersonID)</w:t>
+      </w:r>
+    </w:p>
+    <w:p>
+      <w:r>
+        <w:t xml:space="preserve">        VALUES (i);</w:t>
+      </w:r>
+    </w:p>
+    <w:p>
+      <w:r>
+        <w:lastRenderedPageBreak/>
+        <w:t xml:space="preserve">    END LOOP;</w:t>
+      </w:r>
+    </w:p>
+    <w:p>
+      <w:r>
+        <w:t>END;</w:t>
+      </w:r>
+    </w:p>
+    <w:p>
+      <w:r>
+        <w:t>/</w:t>
+      </w:r>
+    </w:p>
+    <w:p>
+      <w:r>
+        <w:t>-- =========================</w:t>
+      </w:r>
+    </w:p>
+    <w:p>
+      <w:r>
+        <w:t>-- INSERT TIMESLOTS (7)</w:t>
+      </w:r>
+    </w:p>
+    <w:p>
+      <w:r>
+        <w:t>-- =========================</w:t>
+      </w:r>
+    </w:p>
+    <w:p>
+      <w:r>
+        <w:t>BEGIN</w:t>
+      </w:r>
+    </w:p>
+    <w:p>
+      <w:r>
+        <w:t xml:space="preserve">    FOR i IN 1..5 LOOP</w:t>
+      </w:r>
+    </w:p>
+    <w:p>
+      <w:r>
+        <w:t xml:space="preserve">        INSERT INTO TimeSlots (AdminID, StartTime, EndTime, SlotDate)</w:t>
+      </w:r>
+    </w:p>
+    <w:p>
+      <w:r>
+        <w:t xml:space="preserve">        VALUES (</w:t>
+      </w:r>
+    </w:p>
+    <w:p>
+      <w:r>
+        <w:t xml:space="preserve">            1,</w:t>
+      </w:r>
+    </w:p>
+    <w:p>
+      <w:r>
+        <w:t xml:space="preserve">            TO_DATE('10:00','HH24:MI'),</w:t>
+      </w:r>
+    </w:p>
+    <w:p>
+      <w:r>
+        <w:t xml:space="preserve">            TO_DATE('12:00','HH24:MI'),</w:t>
+      </w:r>
+    </w:p>
+    <w:p>
+      <w:r>
+        <w:t xml:space="preserve">            SYSDATE + i</w:t>
+      </w:r>
+    </w:p>
+    <w:p>
+      <w:r>
+        <w:t xml:space="preserve">        );</w:t>
+      </w:r>
+    </w:p>
+    <w:p>
+      <w:r>
+        <w:t xml:space="preserve">    END LOOP;</w:t>
+      </w:r>
+    </w:p>
+    <w:p>
+      <w:r>
+        <w:t>END;</w:t>
+      </w:r>
+    </w:p>
+    <w:p>
+      <w:r>
+        <w:t>/</w:t>
+      </w:r>
+    </w:p>
     <w:p>
       <w:r>
         <w:t>-----------------------------------------------------</w:t>
@@ -1326,7 +6083,7 @@
     </w:p>
     <w:p>
       <w:r>
-        <w:t>-- INSERT ORGANIZERS (200)</w:t>
+        <w:t>-- INSERT EVENTS (5)</w:t>
       </w:r>
     </w:p>
     <w:p>
@@ -1341,17 +6098,53 @@
     </w:p>
     <w:p>
       <w:r>
-        <w:t xml:space="preserve">    FOR i IN 1..200 LOOP</w:t>
-      </w:r>
-    </w:p>
-    <w:p>
-      <w:r>
-        <w:t xml:space="preserve">        INSERT INTO Organizers (PersonID)</w:t>
-      </w:r>
-    </w:p>
-    <w:p>
-      <w:r>
-        <w:t xml:space="preserve">        VALUES (i);</w:t>
+        <w:t xml:space="preserve">    FOR i IN 1..5 LOOP</w:t>
+      </w:r>
+    </w:p>
+    <w:p>
+      <w:r>
+        <w:t xml:space="preserve">        INSERT INTO Events (OrganizerID, TimeSlotID, Title, Description, Status, Capacity)</w:t>
+      </w:r>
+    </w:p>
+    <w:p>
+      <w:r>
+        <w:lastRenderedPageBreak/>
+        <w:t xml:space="preserve">        VALUES (</w:t>
+      </w:r>
+    </w:p>
+    <w:p>
+      <w:r>
+        <w:t xml:space="preserve">            i,</w:t>
+      </w:r>
+    </w:p>
+    <w:p>
+      <w:r>
+        <w:t xml:space="preserve">            i,</w:t>
+      </w:r>
+    </w:p>
+    <w:p>
+      <w:r>
+        <w:t xml:space="preserve">            'Event ' || i,</w:t>
+      </w:r>
+    </w:p>
+    <w:p>
+      <w:r>
+        <w:t xml:space="preserve">            'Description for event ' || i,</w:t>
+      </w:r>
+    </w:p>
+    <w:p>
+      <w:r>
+        <w:t xml:space="preserve">            'approved',</w:t>
+      </w:r>
+    </w:p>
+    <w:p>
+      <w:r>
+        <w:t xml:space="preserve">            50 + i</w:t>
+      </w:r>
+    </w:p>
+    <w:p>
+      <w:r>
+        <w:t xml:space="preserve">        );</w:t>
       </w:r>
     </w:p>
     <w:p>
@@ -1382,7 +6175,7 @@
     </w:p>
     <w:p>
       <w:r>
-        <w:t>-- INSERT TIMESLOTS (7)</w:t>
+        <w:t>-- INSERT REGISTRATIONS</w:t>
       </w:r>
     </w:p>
     <w:p>
@@ -1397,42 +6190,17 @@
     </w:p>
     <w:p>
       <w:r>
-        <w:t xml:space="preserve">    FOR i IN 1..7 LOOP</w:t>
-      </w:r>
-    </w:p>
-    <w:p>
-      <w:r>
-        <w:t xml:space="preserve">        INSERT INTO TimeSlots (AdminID, StartTime, EndTime, SlotDate)</w:t>
-      </w:r>
-    </w:p>
-    <w:p>
-      <w:r>
-        <w:t xml:space="preserve">        VALUES (</w:t>
-      </w:r>
-    </w:p>
-    <w:p>
-      <w:r>
-        <w:t xml:space="preserve">            1,</w:t>
-      </w:r>
-    </w:p>
-    <w:p>
-      <w:r>
-        <w:t xml:space="preserve">            TO_DATE('10:00','HH24:MI'),</w:t>
-      </w:r>
-    </w:p>
-    <w:p>
-      <w:r>
-        <w:t xml:space="preserve">            TO_DATE('12:00','HH24:MI'),</w:t>
-      </w:r>
-    </w:p>
-    <w:p>
-      <w:r>
-        <w:t xml:space="preserve">            SYSDATE + i</w:t>
-      </w:r>
-    </w:p>
-    <w:p>
-      <w:r>
-        <w:t xml:space="preserve">        );</w:t>
+        <w:t xml:space="preserve">    FOR i IN 1..100 LOOP</w:t>
+      </w:r>
+    </w:p>
+    <w:p>
+      <w:r>
+        <w:t xml:space="preserve">        INSERT INTO EventREGISTRATIONS (EventID, AttendeeID)</w:t>
+      </w:r>
+    </w:p>
+    <w:p>
+      <w:r>
+        <w:t xml:space="preserve">        VALUES (MOD(i,5)+1,1);</w:t>
       </w:r>
     </w:p>
     <w:p>
@@ -1442,7 +6210,189 @@
     </w:p>
     <w:p>
       <w:r>
+        <w:t>END;</w:t>
+      </w:r>
+    </w:p>
+    <w:p>
+      <w:r>
+        <w:t>/</w:t>
+      </w:r>
+    </w:p>
+    <w:p>
+      <w:r>
+        <w:t>-----------------------------------------------------</w:t>
+      </w:r>
+    </w:p>
+    <w:p/>
+    <w:p>
+      <w:r>
+        <w:t>--All Procedures</w:t>
+      </w:r>
+    </w:p>
+    <w:p>
+      <w:r>
         <w:lastRenderedPageBreak/>
+        <w:t>create or replace PROCEDURE Add_New_Attendee_Account (</w:t>
+      </w:r>
+    </w:p>
+    <w:p>
+      <w:r>
+        <w:t xml:space="preserve">    p_email        VARCHAR2,</w:t>
+      </w:r>
+    </w:p>
+    <w:p>
+      <w:r>
+        <w:t xml:space="preserve">    p_password     VARCHAR2,</w:t>
+      </w:r>
+    </w:p>
+    <w:p>
+      <w:r>
+        <w:t xml:space="preserve">    p_fullName     VARCHAR2,</w:t>
+      </w:r>
+    </w:p>
+    <w:p>
+      <w:r>
+        <w:t xml:space="preserve">    p_phoneNumber  VARCHAR2,</w:t>
+      </w:r>
+    </w:p>
+    <w:p>
+      <w:r>
+        <w:t xml:space="preserve">    p_gender       VARCHAR2,</w:t>
+      </w:r>
+    </w:p>
+    <w:p>
+      <w:r>
+        <w:t xml:space="preserve">    p_age          NUMBER,</w:t>
+      </w:r>
+    </w:p>
+    <w:p>
+      <w:r>
+        <w:t xml:space="preserve">    p_role         VARCHAR2</w:t>
+      </w:r>
+    </w:p>
+    <w:p>
+      <w:r>
+        <w:t>)</w:t>
+      </w:r>
+    </w:p>
+    <w:p>
+      <w:r>
+        <w:t>AS</w:t>
+      </w:r>
+    </w:p>
+    <w:p>
+      <w:r>
+        <w:t xml:space="preserve">    v_accountID NUMBER;</w:t>
+      </w:r>
+    </w:p>
+    <w:p>
+      <w:r>
+        <w:t xml:space="preserve">    v_personID  NUMBER;</w:t>
+      </w:r>
+    </w:p>
+    <w:p>
+      <w:r>
+        <w:t>BEGIN</w:t>
+      </w:r>
+    </w:p>
+    <w:p>
+      <w:r>
+        <w:t xml:space="preserve">    INSERT INTO Accounts (UserName, Password)</w:t>
+      </w:r>
+    </w:p>
+    <w:p>
+      <w:r>
+        <w:t xml:space="preserve">    VALUES (p_email, p_password)</w:t>
+      </w:r>
+    </w:p>
+    <w:p>
+      <w:r>
+        <w:t xml:space="preserve">    RETURNING AccountID INTO v_accountID;</w:t>
+      </w:r>
+    </w:p>
+    <w:p/>
+    <w:p>
+      <w:r>
+        <w:t xml:space="preserve">    INSERT INTO Persons (AccountID, Name, Phone, Gender, Age)</w:t>
+      </w:r>
+    </w:p>
+    <w:p>
+      <w:r>
+        <w:t xml:space="preserve">    VALUES (v_accountID, p_fullName, p_phoneNumber, p_gender, p_age)</w:t>
+      </w:r>
+    </w:p>
+    <w:p>
+      <w:r>
+        <w:t xml:space="preserve">    RETURNING PersonID INTO v_personID;</w:t>
+      </w:r>
+    </w:p>
+    <w:p/>
+    <w:p>
+      <w:r>
+        <w:t xml:space="preserve">    IF UPPER(p_role) = 'ATTENDEE' THEN</w:t>
+      </w:r>
+    </w:p>
+    <w:p>
+      <w:r>
+        <w:t xml:space="preserve">        INSERT INTO Attendees (PersonID) VALUES (v_personID);</w:t>
+      </w:r>
+    </w:p>
+    <w:p/>
+    <w:p>
+      <w:r>
+        <w:t xml:space="preserve">    ELSIF UPPER(p_role) = 'ORGANIZER' THEN</w:t>
+      </w:r>
+    </w:p>
+    <w:p>
+      <w:r>
+        <w:t xml:space="preserve">        INSERT INTO Organizers (PersonID) VALUES (v_personID);</w:t>
+      </w:r>
+    </w:p>
+    <w:p/>
+    <w:p>
+      <w:r>
+        <w:t xml:space="preserve">    ELSE</w:t>
+      </w:r>
+    </w:p>
+    <w:p>
+      <w:r>
+        <w:t xml:space="preserve">        RAISE_APPLICATION_ERROR(-20001, 'Invalid role provided');</w:t>
+      </w:r>
+    </w:p>
+    <w:p>
+      <w:r>
+        <w:t xml:space="preserve">    END IF;</w:t>
+      </w:r>
+    </w:p>
+    <w:p/>
+    <w:p>
+      <w:r>
+        <w:t xml:space="preserve">    COMMIT;</w:t>
+      </w:r>
+    </w:p>
+    <w:p/>
+    <w:p>
+      <w:r>
+        <w:t>EXCEPTION</w:t>
+      </w:r>
+    </w:p>
+    <w:p>
+      <w:r>
+        <w:t xml:space="preserve">    WHEN OTHERS THEN</w:t>
+      </w:r>
+    </w:p>
+    <w:p>
+      <w:r>
+        <w:t xml:space="preserve">        ROLLBACK;</w:t>
+      </w:r>
+    </w:p>
+    <w:p>
+      <w:r>
+        <w:t xml:space="preserve">        RAISE;</w:t>
+      </w:r>
+    </w:p>
+    <w:p>
+      <w:r>
         <w:t>END;</w:t>
       </w:r>
     </w:p>
@@ -1453,23 +6403,32 @@
     </w:p>
     <w:p>
       <w:r>
-        <w:t>-----------------------------------------------------</w:t>
-      </w:r>
-    </w:p>
-    <w:p/>
-    <w:p>
-      <w:r>
-        <w:t>-- =========================</w:t>
-      </w:r>
-    </w:p>
-    <w:p>
-      <w:r>
-        <w:t>-- INSERT EVENTS (5)</w:t>
-      </w:r>
-    </w:p>
-    <w:p>
-      <w:r>
-        <w:t>-- =========================</w:t>
+        <w:t>create or replace PROCEDURE Change_User_Password (</w:t>
+      </w:r>
+    </w:p>
+    <w:p>
+      <w:r>
+        <w:t xml:space="preserve">    p_username     IN VARCHAR2,</w:t>
+      </w:r>
+    </w:p>
+    <w:p>
+      <w:r>
+        <w:t xml:space="preserve">    p_newPassword  IN VARCHAR2</w:t>
+      </w:r>
+    </w:p>
+    <w:p>
+      <w:r>
+        <w:t>)</w:t>
+      </w:r>
+    </w:p>
+    <w:p>
+      <w:r>
+        <w:t>AS</w:t>
+      </w:r>
+    </w:p>
+    <w:p>
+      <w:r>
+        <w:t xml:space="preserve">    v_count NUMBER;</w:t>
       </w:r>
     </w:p>
     <w:p>
@@ -1479,57 +6438,67 @@
     </w:p>
     <w:p>
       <w:r>
-        <w:t xml:space="preserve">    FOR i IN 1..5 LOOP</w:t>
-      </w:r>
-    </w:p>
-    <w:p>
-      <w:r>
-        <w:t xml:space="preserve">        INSERT INTO Events (OrganizerID, TimeSlotID, Title, Description, Status, Capacity)</w:t>
-      </w:r>
-    </w:p>
-    <w:p>
-      <w:r>
-        <w:t xml:space="preserve">        VALUES (</w:t>
-      </w:r>
-    </w:p>
-    <w:p>
-      <w:r>
-        <w:t xml:space="preserve">            i,</w:t>
-      </w:r>
-    </w:p>
-    <w:p>
-      <w:r>
-        <w:t xml:space="preserve">            i,</w:t>
-      </w:r>
-    </w:p>
-    <w:p>
-      <w:r>
-        <w:t xml:space="preserve">            'Event ' || i,</w:t>
-      </w:r>
-    </w:p>
-    <w:p>
-      <w:r>
-        <w:t xml:space="preserve">            'Description for event ' || i,</w:t>
-      </w:r>
-    </w:p>
-    <w:p>
-      <w:r>
-        <w:t xml:space="preserve">            'Active',</w:t>
-      </w:r>
-    </w:p>
-    <w:p>
-      <w:r>
-        <w:t xml:space="preserve">            50 + i</w:t>
-      </w:r>
-    </w:p>
-    <w:p>
-      <w:r>
-        <w:t xml:space="preserve">        );</w:t>
-      </w:r>
-    </w:p>
-    <w:p>
-      <w:r>
-        <w:t xml:space="preserve">    END LOOP;</w:t>
+        <w:t xml:space="preserve">    UPDATE ACCOUNTS</w:t>
+      </w:r>
+    </w:p>
+    <w:p>
+      <w:r>
+        <w:t xml:space="preserve">    SET PASSWORD = p_newPassword</w:t>
+      </w:r>
+    </w:p>
+    <w:p>
+      <w:r>
+        <w:t xml:space="preserve">    WHERE USERNAME = p_username;</w:t>
+      </w:r>
+    </w:p>
+    <w:p/>
+    <w:p>
+      <w:r>
+        <w:t xml:space="preserve">    v_count := SQL%ROWCOUNT;</w:t>
+      </w:r>
+    </w:p>
+    <w:p/>
+    <w:p>
+      <w:r>
+        <w:lastRenderedPageBreak/>
+        <w:t xml:space="preserve">    IF v_count = 0 THEN</w:t>
+      </w:r>
+    </w:p>
+    <w:p>
+      <w:r>
+        <w:t xml:space="preserve">        RAISE_APPLICATION_ERROR(-20002, 'Username not found');</w:t>
+      </w:r>
+    </w:p>
+    <w:p>
+      <w:r>
+        <w:t xml:space="preserve">    END IF;</w:t>
+      </w:r>
+    </w:p>
+    <w:p/>
+    <w:p>
+      <w:r>
+        <w:t xml:space="preserve">    COMMIT;</w:t>
+      </w:r>
+    </w:p>
+    <w:p/>
+    <w:p>
+      <w:r>
+        <w:t>EXCEPTION</w:t>
+      </w:r>
+    </w:p>
+    <w:p>
+      <w:r>
+        <w:t xml:space="preserve">    WHEN OTHERS THEN</w:t>
+      </w:r>
+    </w:p>
+    <w:p>
+      <w:r>
+        <w:t xml:space="preserve">        ROLLBACK;</w:t>
+      </w:r>
+    </w:p>
+    <w:p>
+      <w:r>
+        <w:t xml:space="preserve">        RAISE;</w:t>
       </w:r>
     </w:p>
     <w:p>
@@ -1544,69 +6513,1224 @@
     </w:p>
     <w:p>
       <w:r>
-        <w:t>-----------------------------------------------------</w:t>
-      </w:r>
-    </w:p>
-    <w:p/>
-    <w:p>
-      <w:r>
-        <w:t>-- =========================</w:t>
-      </w:r>
-    </w:p>
-    <w:p>
-      <w:r>
-        <w:t>-- INSERT REGISTRATIONS</w:t>
-      </w:r>
-    </w:p>
-    <w:p>
-      <w:r>
-        <w:t>-- =========================</w:t>
+        <w:t>create or replace PROCEDURE Login_Process (</w:t>
+      </w:r>
+    </w:p>
+    <w:p>
+      <w:r>
+        <w:t xml:space="preserve">    p_username   VARCHAR2,</w:t>
+      </w:r>
+    </w:p>
+    <w:p>
+      <w:r>
+        <w:t xml:space="preserve">    p_password   VARCHAR2,</w:t>
+      </w:r>
+    </w:p>
+    <w:p>
+      <w:r>
+        <w:t xml:space="preserve">    p_personID   OUT NUMBER,</w:t>
+      </w:r>
+    </w:p>
+    <w:p>
+      <w:r>
+        <w:t xml:space="preserve">    p_role       OUT VARCHAR2</w:t>
+      </w:r>
+    </w:p>
+    <w:p>
+      <w:r>
+        <w:t>)</w:t>
+      </w:r>
+    </w:p>
+    <w:p>
+      <w:r>
+        <w:t>AS</w:t>
+      </w:r>
+    </w:p>
+    <w:p>
+      <w:r>
+        <w:t>BEGIN</w:t>
+      </w:r>
+    </w:p>
+    <w:p>
+      <w:r>
+        <w:t xml:space="preserve">    SELECT </w:t>
+      </w:r>
+    </w:p>
+    <w:p>
+      <w:r>
+        <w:t xml:space="preserve">          case WHEN A.ATTENDEEID IS NOT NULL THEN A.ATTENDEEID</w:t>
+      </w:r>
+    </w:p>
+    <w:p>
+      <w:r>
+        <w:t xml:space="preserve">                WHEN O.ORGANIZERID IS NOT NULL THEN O.ORGANIZERID</w:t>
+      </w:r>
+    </w:p>
+    <w:p>
+      <w:r>
+        <w:t xml:space="preserve">                WHEN AD.ADMINID IS NOT NULL THEN AD.ADMINID</w:t>
+      </w:r>
+    </w:p>
+    <w:p>
+      <w:r>
+        <w:t xml:space="preserve">                ELSE -1</w:t>
+      </w:r>
+    </w:p>
+    <w:p>
+      <w:r>
+        <w:t xml:space="preserve">                End</w:t>
       </w:r>
     </w:p>
     <w:p>
       <w:r>
         <w:lastRenderedPageBreak/>
+        <w:t xml:space="preserve">                ,</w:t>
+      </w:r>
+    </w:p>
+    <w:p>
+      <w:r>
+        <w:t xml:space="preserve">           CASE</w:t>
+      </w:r>
+    </w:p>
+    <w:p>
+      <w:r>
+        <w:t xml:space="preserve">                WHEN A.ATTENDEEID IS NOT NULL THEN 'ATTENDEE'</w:t>
+      </w:r>
+    </w:p>
+    <w:p>
+      <w:r>
+        <w:t xml:space="preserve">                WHEN O.ORGANIZERID IS NOT NULL THEN 'ORGANIZER'</w:t>
+      </w:r>
+    </w:p>
+    <w:p>
+      <w:r>
+        <w:t xml:space="preserve">                WHEN AD.ADMINID IS NOT NULL THEN 'ADMIN'</w:t>
+      </w:r>
+    </w:p>
+    <w:p>
+      <w:r>
+        <w:t xml:space="preserve">                ELSE ''</w:t>
+      </w:r>
+    </w:p>
+    <w:p>
+      <w:r>
+        <w:t xml:space="preserve">           END</w:t>
+      </w:r>
+    </w:p>
+    <w:p>
+      <w:r>
+        <w:t xml:space="preserve">    INTO p_personID, p_role</w:t>
+      </w:r>
+    </w:p>
+    <w:p>
+      <w:r>
+        <w:t xml:space="preserve">    FROM ACCOUNTS ACC</w:t>
+      </w:r>
+    </w:p>
+    <w:p>
+      <w:r>
+        <w:t xml:space="preserve">    JOIN PERSONS P ON ACC.ACCOUNTID = P.ACCOUNTID</w:t>
+      </w:r>
+    </w:p>
+    <w:p>
+      <w:r>
+        <w:t xml:space="preserve">    LEFT JOIN ATTENDEES A ON P.PERSONID = A.PERSONID</w:t>
+      </w:r>
+    </w:p>
+    <w:p>
+      <w:r>
+        <w:t xml:space="preserve">    LEFT JOIN ORGANIZERS O ON P.PERSONID = O.PERSONID</w:t>
+      </w:r>
+    </w:p>
+    <w:p>
+      <w:r>
+        <w:t xml:space="preserve">    LEFT JOIN ADMIN AD ON P.PERSONID = AD.PERSONID</w:t>
+      </w:r>
+    </w:p>
+    <w:p>
+      <w:r>
+        <w:t xml:space="preserve">    WHERE ACC.USERNAME = p_username</w:t>
+      </w:r>
+    </w:p>
+    <w:p>
+      <w:r>
+        <w:t xml:space="preserve">      AND ACC.PASSWORD = p_password;</w:t>
+      </w:r>
+    </w:p>
+    <w:p/>
+    <w:p>
+      <w:r>
+        <w:t>END;</w:t>
+      </w:r>
+    </w:p>
+    <w:p>
+      <w:r>
+        <w:t>/</w:t>
+      </w:r>
+    </w:p>
+    <w:p/>
+    <w:p>
+      <w:r>
+        <w:t xml:space="preserve">create or replace PROCEDURE Filter_Results_By_Date   </w:t>
+      </w:r>
+    </w:p>
+    <w:p>
+      <w:r>
+        <w:t xml:space="preserve">(  </w:t>
+      </w:r>
+    </w:p>
+    <w:p>
+      <w:r>
+        <w:t xml:space="preserve">    p_date       DATE, </w:t>
+      </w:r>
+    </w:p>
+    <w:p>
+      <w:r>
+        <w:t xml:space="preserve">    p_attendeeid NUMBER,  </w:t>
+      </w:r>
+    </w:p>
+    <w:p>
+      <w:r>
+        <w:t xml:space="preserve">    p_record     OUT SYS_REFCURSOR  </w:t>
+      </w:r>
+    </w:p>
+    <w:p>
+      <w:r>
+        <w:t xml:space="preserve">)  </w:t>
+      </w:r>
+    </w:p>
+    <w:p>
+      <w:r>
+        <w:t xml:space="preserve">AS  </w:t>
+      </w:r>
+    </w:p>
+    <w:p>
+      <w:r>
+        <w:t xml:space="preserve">BEGIN  </w:t>
+      </w:r>
+    </w:p>
+    <w:p>
+      <w:r>
+        <w:t xml:space="preserve">    OPEN p_record FOR  </w:t>
+      </w:r>
+    </w:p>
+    <w:p>
+      <w:r>
+        <w:t xml:space="preserve">        SELE</w:t>
+      </w:r>
+      <w:r>
+        <w:lastRenderedPageBreak/>
+        <w:t xml:space="preserve">CT    </w:t>
+      </w:r>
+    </w:p>
+    <w:p>
+      <w:r>
+        <w:t xml:space="preserve">            E.EVENTID, </w:t>
+      </w:r>
+    </w:p>
+    <w:p>
+      <w:r>
+        <w:t xml:space="preserve">            P.Name AS OrganizerName, </w:t>
+      </w:r>
+    </w:p>
+    <w:p>
+      <w:r>
+        <w:t xml:space="preserve">            E.TITLE, </w:t>
+      </w:r>
+    </w:p>
+    <w:p>
+      <w:r>
+        <w:t xml:space="preserve">            DBMS_LOB.SUBSTR(E.DESCRIPTION, 4000, 1) AS DESCRIPTION, </w:t>
+      </w:r>
+    </w:p>
+    <w:p>
+      <w:r>
+        <w:t xml:space="preserve"> </w:t>
+      </w:r>
+    </w:p>
+    <w:p>
+      <w:r>
+        <w:t xml:space="preserve">            TO_CHAR(TS.STARTTIME, 'HH24:MI') || ' - ' || </w:t>
+      </w:r>
+    </w:p>
+    <w:p>
+      <w:r>
+        <w:t xml:space="preserve">            TO_CHAR(TS.ENDTIME, 'HH24:MI') AS EventTime, </w:t>
+      </w:r>
+    </w:p>
+    <w:p>
+      <w:r>
+        <w:t xml:space="preserve"> </w:t>
+      </w:r>
+    </w:p>
+    <w:p>
+      <w:r>
+        <w:t xml:space="preserve">            TO_CHAR(TS.SLOTDATE, 'YYYY-MM-DD') AS EventDate, </w:t>
+      </w:r>
+    </w:p>
+    <w:p>
+      <w:r>
+        <w:t xml:space="preserve"> </w:t>
+      </w:r>
+    </w:p>
+    <w:p>
+      <w:r>
+        <w:t xml:space="preserve">            E.CAPACITY, </w:t>
+      </w:r>
+    </w:p>
+    <w:p>
+      <w:r>
+        <w:t xml:space="preserve"> </w:t>
+      </w:r>
+    </w:p>
+    <w:p>
+      <w:r>
+        <w:t xml:space="preserve">            CASE   </w:t>
+      </w:r>
+    </w:p>
+    <w:p>
+      <w:r>
+        <w:t xml:space="preserve">                WHEN er.EVENTID IS NULL THEN 'new event' </w:t>
+      </w:r>
+    </w:p>
+    <w:p>
+      <w:r>
+        <w:t xml:space="preserve">                ELSE 'Registered' </w:t>
+      </w:r>
+    </w:p>
+    <w:p>
+      <w:r>
+        <w:t xml:space="preserve">            END AS AttendeeStatus </w:t>
+      </w:r>
+    </w:p>
+    <w:p>
+      <w:r>
+        <w:t xml:space="preserve"> </w:t>
+      </w:r>
+    </w:p>
+    <w:p>
+      <w:r>
+        <w:t xml:space="preserve">        FROM EVENTS E </w:t>
+      </w:r>
+    </w:p>
+    <w:p>
+      <w:r>
+        <w:t xml:space="preserve">        INNER JOIN TIMESLOTS TS ON E.TIMESLOTID = TS.TIMESLOTID </w:t>
+      </w:r>
+    </w:p>
+    <w:p>
+      <w:r>
+        <w:t xml:space="preserve">        LEFT JOIN EVENTREGISTRATIONs er  </w:t>
+      </w:r>
+    </w:p>
+    <w:p>
+      <w:r>
+        <w:t xml:space="preserve">            ON E.EVENTID = er.EVENTID  </w:t>
+      </w:r>
+    </w:p>
+    <w:p>
+      <w:r>
+        <w:t xml:space="preserve">           AND er.ATTENDEEID = p_attendeeid </w:t>
+      </w:r>
+    </w:p>
+    <w:p>
+      <w:r>
+        <w:t xml:space="preserve">        INNER JOIN ORGANIZERS og ON E.organizerid = og.organizerid </w:t>
+      </w:r>
+    </w:p>
+    <w:p>
+      <w:r>
+        <w:t xml:space="preserve">        INNER JOIN PERSONS P ON P.personid =</w:t>
+      </w:r>
+      <w:r>
+        <w:lastRenderedPageBreak/>
+        <w:t xml:space="preserve"> og.PersonID </w:t>
+      </w:r>
+    </w:p>
+    <w:p>
+      <w:r>
+        <w:t xml:space="preserve"> </w:t>
+      </w:r>
+    </w:p>
+    <w:p>
+      <w:r>
+        <w:t xml:space="preserve">        WHERE TRUNC(TS.SLOTDATE) = TRUNC(p_date) </w:t>
+      </w:r>
+    </w:p>
+    <w:p>
+      <w:r>
+        <w:t xml:space="preserve">          AND E.STATUS = 'approved' </w:t>
+      </w:r>
+    </w:p>
+    <w:p>
+      <w:r>
+        <w:t xml:space="preserve">        ORDER BY TS.SLOTDATE, TS.STARTTIME; </w:t>
+      </w:r>
+    </w:p>
+    <w:p>
+      <w:r>
+        <w:t>END;</w:t>
+      </w:r>
+    </w:p>
+    <w:p>
+      <w:r>
+        <w:t>/</w:t>
+      </w:r>
+    </w:p>
+    <w:p>
+      <w:r>
+        <w:t xml:space="preserve">create or replace PROCEDURE Filter_Results_By_Time  </w:t>
+      </w:r>
+    </w:p>
+    <w:p>
+      <w:r>
+        <w:t xml:space="preserve">(  </w:t>
+      </w:r>
+    </w:p>
+    <w:p>
+      <w:r>
+        <w:t xml:space="preserve">    p_start_time   DATE, </w:t>
+      </w:r>
+    </w:p>
+    <w:p>
+      <w:r>
+        <w:t xml:space="preserve">    p_attendeeid   NUMBER,  </w:t>
+      </w:r>
+    </w:p>
+    <w:p>
+      <w:r>
+        <w:t xml:space="preserve">    p_record       OUT SYS_REFCURSOR  </w:t>
+      </w:r>
+    </w:p>
+    <w:p>
+      <w:r>
+        <w:t xml:space="preserve">)  </w:t>
+      </w:r>
+    </w:p>
+    <w:p>
+      <w:r>
+        <w:t xml:space="preserve">AS  </w:t>
+      </w:r>
+    </w:p>
+    <w:p>
+      <w:r>
+        <w:t xml:space="preserve">BEGIN  </w:t>
+      </w:r>
+    </w:p>
+    <w:p>
+      <w:r>
+        <w:t xml:space="preserve">    OPEN p_record FOR  </w:t>
+      </w:r>
+    </w:p>
+    <w:p>
+      <w:r>
+        <w:t xml:space="preserve">        SELECT    </w:t>
+      </w:r>
+    </w:p>
+    <w:p>
+      <w:r>
+        <w:t xml:space="preserve">            E.EVENTID, </w:t>
+      </w:r>
+    </w:p>
+    <w:p>
+      <w:r>
+        <w:t xml:space="preserve">            P.Name AS OrganizerName, </w:t>
+      </w:r>
+    </w:p>
+    <w:p>
+      <w:r>
+        <w:t xml:space="preserve">            E.TITLE, </w:t>
+      </w:r>
+    </w:p>
+    <w:p>
+      <w:r>
+        <w:t xml:space="preserve">            DBMS_LOB.SUBSTR(E.DESCRIPTION, 4000, 1) AS DESCRIPTION, </w:t>
+      </w:r>
+    </w:p>
+    <w:p>
+      <w:r>
+        <w:t xml:space="preserve"> </w:t>
+      </w:r>
+    </w:p>
+    <w:p>
+      <w:r>
+        <w:t xml:space="preserve">            TO_CHAR(TS.STARTTIME, 'HH24:MI') || ' - ' || </w:t>
+      </w:r>
+    </w:p>
+    <w:p>
+      <w:r>
+        <w:t xml:space="preserve">            TO_CHAR(TS.ENDTIME, 'HH24:MI') AS EventTime, </w:t>
+      </w:r>
+    </w:p>
+    <w:p>
+      <w:r>
+        <w:t xml:space="preserve"> </w:t>
+      </w:r>
+    </w:p>
+    <w:p>
+      <w:r>
+        <w:t xml:space="preserve">            TO_CHAR(TS.SLOTDATE, 'YYYY-MM-DD') AS EventDate, </w:t>
+      </w:r>
+    </w:p>
+    <w:p>
+      <w:r>
+        <w:t xml:space="preserve"> </w:t>
+      </w:r>
+    </w:p>
+    <w:p>
+      <w:r>
+        <w:t xml:space="preserve">            E.CAPACITY, </w:t>
+      </w:r>
+    </w:p>
+    <w:p>
+      <w:r>
+        <w:t xml:space="preserve"> </w:t>
+      </w:r>
+    </w:p>
+    <w:p>
+      <w:r>
+        <w:t xml:space="preserve">            CAS</w:t>
+      </w:r>
+      <w:r>
+        <w:lastRenderedPageBreak/>
+        <w:t xml:space="preserve">E   </w:t>
+      </w:r>
+    </w:p>
+    <w:p>
+      <w:r>
+        <w:t xml:space="preserve">                WHEN er.EVENTID IS NULL THEN 'New Event' </w:t>
+      </w:r>
+    </w:p>
+    <w:p>
+      <w:r>
+        <w:t xml:space="preserve">                ELSE 'Registered' </w:t>
+      </w:r>
+    </w:p>
+    <w:p>
+      <w:r>
+        <w:t xml:space="preserve">            END AS AttendeeStatus </w:t>
+      </w:r>
+    </w:p>
+    <w:p>
+      <w:r>
+        <w:t xml:space="preserve"> </w:t>
+      </w:r>
+    </w:p>
+    <w:p>
+      <w:r>
+        <w:t xml:space="preserve">        FROM EVENTS E </w:t>
+      </w:r>
+    </w:p>
+    <w:p>
+      <w:r>
+        <w:t xml:space="preserve">        INNER JOIN TIMESLOTS TS ON E.TIMESLOTID = TS.TIMESLOTID </w:t>
+      </w:r>
+    </w:p>
+    <w:p>
+      <w:r>
+        <w:t xml:space="preserve">        LEFT JOIN EVENTREGISTRATIONs er  </w:t>
+      </w:r>
+    </w:p>
+    <w:p>
+      <w:r>
+        <w:t xml:space="preserve">            ON E.EVENTID = er.EVENTID  </w:t>
+      </w:r>
+    </w:p>
+    <w:p>
+      <w:r>
+        <w:t xml:space="preserve">           AND er.ATTENDEEID = p_attendeeid </w:t>
+      </w:r>
+    </w:p>
+    <w:p>
+      <w:r>
+        <w:t xml:space="preserve">        INNER JOIN ORGANIZERS og ON E.organizerid = og.organizerid </w:t>
+      </w:r>
+    </w:p>
+    <w:p>
+      <w:r>
+        <w:t xml:space="preserve">        INNER JOIN PERSONS P ON P.personid = og.PersonID </w:t>
+      </w:r>
+    </w:p>
+    <w:p>
+      <w:r>
+        <w:t xml:space="preserve"> </w:t>
+      </w:r>
+    </w:p>
+    <w:p>
+      <w:r>
+        <w:t xml:space="preserve">        WHERE TO_CHAR(TS.STARTTIME, 'HH24:MI') = TO_CHAR(p_start_time, 'HH24:MI') </w:t>
+      </w:r>
+    </w:p>
+    <w:p>
+      <w:r>
+        <w:t xml:space="preserve">          AND E.STATUS = 'approved' </w:t>
+      </w:r>
+    </w:p>
+    <w:p>
+      <w:r>
+        <w:t xml:space="preserve">        ORDER BY TS.STARTTIME; </w:t>
+      </w:r>
+    </w:p>
+    <w:p>
+      <w:r>
+        <w:t>END;</w:t>
+      </w:r>
+    </w:p>
+    <w:p>
+      <w:r>
+        <w:t>/</w:t>
+      </w:r>
+    </w:p>
+    <w:p>
+      <w:r>
+        <w:t xml:space="preserve">create or replace PROCEDURE Filter_Results_Events   </w:t>
+      </w:r>
+    </w:p>
+    <w:p>
+      <w:r>
+        <w:t xml:space="preserve">(  </w:t>
+      </w:r>
+    </w:p>
+    <w:p>
+      <w:r>
+        <w:t xml:space="preserve">    p_title      VARCHAR2, </w:t>
+      </w:r>
+    </w:p>
+    <w:p>
+      <w:r>
+        <w:t xml:space="preserve">    p_attendeeid NUMBER,  </w:t>
+      </w:r>
+    </w:p>
+    <w:p>
+      <w:r>
+        <w:t xml:space="preserve">    p_record     OUT SYS_REFCURSOR  </w:t>
+      </w:r>
+    </w:p>
+    <w:p>
+      <w:r>
+        <w:t xml:space="preserve">)  </w:t>
+      </w:r>
+    </w:p>
+    <w:p>
+      <w:r>
+        <w:t xml:space="preserve">AS  </w:t>
+      </w:r>
+    </w:p>
+    <w:p>
+      <w:r>
+        <w:t xml:space="preserve">BEGIN  </w:t>
+      </w:r>
+    </w:p>
+    <w:p>
+      <w:r>
+        <w:t xml:space="preserve">    OPEN p_record FOR  </w:t>
+      </w:r>
+    </w:p>
+    <w:p>
+      <w:r>
+        <w:t xml:space="preserve">   </w:t>
+      </w:r>
+      <w:r>
+        <w:lastRenderedPageBreak/>
+        <w:t xml:space="preserve">     SELECT    </w:t>
+      </w:r>
+    </w:p>
+    <w:p>
+      <w:r>
+        <w:t xml:space="preserve">            E.EVENTID, </w:t>
+      </w:r>
+    </w:p>
+    <w:p>
+      <w:r>
+        <w:t xml:space="preserve">            P.Name AS OrganizerName, </w:t>
+      </w:r>
+    </w:p>
+    <w:p>
+      <w:r>
+        <w:t xml:space="preserve">            E.TITLE, </w:t>
+      </w:r>
+    </w:p>
+    <w:p>
+      <w:r>
+        <w:t xml:space="preserve">            DBMS_LOB.SUBSTR(E.DESCRIPTION, 4000, 1) AS DESCRIPTION, </w:t>
+      </w:r>
+    </w:p>
+    <w:p>
+      <w:r>
+        <w:t xml:space="preserve"> </w:t>
+      </w:r>
+    </w:p>
+    <w:p>
+      <w:r>
+        <w:t xml:space="preserve">            TO_CHAR(TS.STARTTIME, 'HH24:MI') || ' - ' || </w:t>
+      </w:r>
+    </w:p>
+    <w:p>
+      <w:r>
+        <w:t xml:space="preserve">            TO_CHAR(TS.ENDTIME, 'HH24:MI') AS EventTime, </w:t>
+      </w:r>
+    </w:p>
+    <w:p>
+      <w:r>
+        <w:t xml:space="preserve"> </w:t>
+      </w:r>
+    </w:p>
+    <w:p>
+      <w:r>
+        <w:t xml:space="preserve">            TO_CHAR(TS.SLOTDATE, 'YYYY-MM-DD') AS EventDate, </w:t>
+      </w:r>
+    </w:p>
+    <w:p>
+      <w:r>
+        <w:t xml:space="preserve"> </w:t>
+      </w:r>
+    </w:p>
+    <w:p>
+      <w:r>
+        <w:t xml:space="preserve">            E.CAPACITY, </w:t>
+      </w:r>
+    </w:p>
+    <w:p>
+      <w:r>
+        <w:t xml:space="preserve"> </w:t>
+      </w:r>
+    </w:p>
+    <w:p>
+      <w:r>
+        <w:t xml:space="preserve">            CASE   </w:t>
+      </w:r>
+    </w:p>
+    <w:p>
+      <w:r>
+        <w:t xml:space="preserve">                WHEN er.EVENTID IS NULL THEN 'new event' </w:t>
+      </w:r>
+    </w:p>
+    <w:p>
+      <w:r>
+        <w:t xml:space="preserve">                ELSE 'Registered' </w:t>
+      </w:r>
+    </w:p>
+    <w:p>
+      <w:r>
+        <w:t xml:space="preserve">            END AS AttendeeStatus </w:t>
+      </w:r>
+    </w:p>
+    <w:p>
+      <w:r>
+        <w:t xml:space="preserve"> </w:t>
+      </w:r>
+    </w:p>
+    <w:p>
+      <w:r>
+        <w:t xml:space="preserve">        FROM EVENTS E </w:t>
+      </w:r>
+    </w:p>
+    <w:p>
+      <w:r>
+        <w:t xml:space="preserve">        INNER JOIN TIMESLOTS TS ON E.TIMESLOTID = TS.TIMESLOTID </w:t>
+      </w:r>
+    </w:p>
+    <w:p>
+      <w:r>
+        <w:t xml:space="preserve">        LEFT JOIN EVENTREGISTRATIONs er  </w:t>
+      </w:r>
+    </w:p>
+    <w:p>
+      <w:r>
+        <w:t xml:space="preserve">            ON E.EVENTID = er.EVENTID  </w:t>
+      </w:r>
+    </w:p>
+    <w:p>
+      <w:r>
+        <w:t xml:space="preserve">           AND er.ATTENDEEID = p_attendeeid </w:t>
+      </w:r>
+    </w:p>
+    <w:p>
+      <w:r>
+        <w:t xml:space="preserve">        INNER JOIN ORGANIZERS og ON E.organizerid = og.organizerid </w:t>
+      </w:r>
+    </w:p>
+    <w:p>
+      <w:r>
+        <w:t xml:space="preserve">        INNER JOIN PERSONS P ON P.personid = og.PersonID </w:t>
+      </w:r>
+    </w:p>
+    <w:p>
+      <w:r>
+        <w:t xml:space="preserve"> </w:t>
+      </w:r>
+    </w:p>
+    <w:p>
+      <w:r>
+        <w:t xml:space="preserve">        WHERE (p_title IS NULL OR LOWER(E.TITLE) LIKE '%' || LOWER(p_title) || '%') </w:t>
+      </w:r>
+    </w:p>
+    <w:p>
+      <w:r>
+        <w:t xml:space="preserve">          AND E.STATUS = 'approved' </w:t>
+      </w:r>
+    </w:p>
+    <w:p>
+      <w:r>
+        <w:t xml:space="preserve">        ORDER BY TS.SLOTDATE, TS.STARTTIME; </w:t>
+      </w:r>
+    </w:p>
+    <w:p>
+      <w:r>
+        <w:t>END;</w:t>
+      </w:r>
+    </w:p>
+    <w:p>
+      <w:r>
+        <w:t>/</w:t>
+      </w:r>
+    </w:p>
+    <w:p>
+      <w:r>
+        <w:t xml:space="preserve">create or replace PROCEDURE get_all_approved_events   </w:t>
+      </w:r>
+    </w:p>
+    <w:p>
+      <w:r>
+        <w:t xml:space="preserve">(  </w:t>
+      </w:r>
+    </w:p>
+    <w:p>
+      <w:r>
+        <w:t xml:space="preserve">    p_attendeeid NUMBER,  </w:t>
+      </w:r>
+    </w:p>
+    <w:p>
+      <w:r>
+        <w:t xml:space="preserve">    p_record     OUT SYS_REFCURSOR  </w:t>
+      </w:r>
+    </w:p>
+    <w:p>
+      <w:r>
+        <w:t xml:space="preserve">)  </w:t>
+      </w:r>
+    </w:p>
+    <w:p>
+      <w:r>
+        <w:t xml:space="preserve">AS  </w:t>
+      </w:r>
+    </w:p>
+    <w:p>
+      <w:r>
+        <w:t xml:space="preserve">BEGIN  </w:t>
+      </w:r>
+    </w:p>
+    <w:p>
+      <w:r>
+        <w:t xml:space="preserve">    OPEN p_record FOR  </w:t>
+      </w:r>
+    </w:p>
+    <w:p>
+      <w:r>
+        <w:t xml:space="preserve">        SELECT    </w:t>
+      </w:r>
+    </w:p>
+    <w:p>
+      <w:r>
+        <w:t xml:space="preserve">            E.EVENTID,  </w:t>
+      </w:r>
+    </w:p>
+    <w:p>
+      <w:r>
+        <w:t xml:space="preserve">            P.Name AS OrganizerName,  </w:t>
+      </w:r>
+    </w:p>
+    <w:p>
+      <w:r>
+        <w:t xml:space="preserve">            E.TITLE,  </w:t>
+      </w:r>
+    </w:p>
+    <w:p>
+      <w:r>
+        <w:t xml:space="preserve">            DBMS_LOB.SUBSTR(E.DESCRIPTION, 4000, 1) AS DESCRIPTION,  </w:t>
+      </w:r>
+    </w:p>
+    <w:p>
+      <w:r>
+        <w:t xml:space="preserve">  </w:t>
+      </w:r>
+    </w:p>
+    <w:p>
+      <w:r>
+        <w:t xml:space="preserve">            TO_CHAR(TS.STARTTIME, 'HH24:MI') || ' - ' ||  </w:t>
+      </w:r>
+    </w:p>
+    <w:p>
+      <w:r>
+        <w:t xml:space="preserve">            TO_CHAR(TS.ENDTIME, 'HH24:MI') AS EventTime,  </w:t>
+      </w:r>
+    </w:p>
+    <w:p>
+      <w:r>
+        <w:t xml:space="preserve">  </w:t>
+      </w:r>
+    </w:p>
+    <w:p>
+      <w:r>
+        <w:t xml:space="preserve">            TO_CHAR(TS.SLOTDATE, 'YYYY-MM-DD</w:t>
+      </w:r>
+      <w:r>
+        <w:lastRenderedPageBreak/>
+        <w:t xml:space="preserve">') AS EventDate,  </w:t>
+      </w:r>
+    </w:p>
+    <w:p>
+      <w:r>
+        <w:t xml:space="preserve">  </w:t>
+      </w:r>
+    </w:p>
+    <w:p/>
+    <w:p>
+      <w:r>
+        <w:t xml:space="preserve">            E.CAPACITY,  </w:t>
+      </w:r>
+    </w:p>
+    <w:p>
+      <w:r>
+        <w:t xml:space="preserve">  </w:t>
+      </w:r>
+    </w:p>
+    <w:p>
+      <w:r>
+        <w:t xml:space="preserve">            CASE    </w:t>
+      </w:r>
+    </w:p>
+    <w:p>
+      <w:r>
+        <w:t xml:space="preserve">                WHEN er.EVENTID IS NULL THEN 'new event'  </w:t>
+      </w:r>
+    </w:p>
+    <w:p>
+      <w:r>
+        <w:t xml:space="preserve">                ELSE 'Registered'  </w:t>
+      </w:r>
+    </w:p>
+    <w:p>
+      <w:r>
+        <w:t xml:space="preserve">            END AS AttendeeStatus  </w:t>
+      </w:r>
+    </w:p>
+    <w:p>
+      <w:r>
+        <w:t xml:space="preserve">  </w:t>
+      </w:r>
+    </w:p>
+    <w:p>
+      <w:r>
+        <w:t xml:space="preserve">        FROM EVENTS E  </w:t>
+      </w:r>
+    </w:p>
+    <w:p>
+      <w:r>
+        <w:t xml:space="preserve">        INNER JOIN TIMESLOTS TS ON E.TIMESLOTID = TS.TIMESLOTID  </w:t>
+      </w:r>
+    </w:p>
+    <w:p>
+      <w:r>
+        <w:t xml:space="preserve">        LEFT JOIN EVENTREGISTRATIONs er  </w:t>
+      </w:r>
+    </w:p>
+    <w:p>
+      <w:r>
+        <w:t xml:space="preserve">            ON E.EVENTID = er.EVENTID  </w:t>
+      </w:r>
+    </w:p>
+    <w:p>
+      <w:r>
+        <w:t xml:space="preserve">           AND er.ATTENDEEID = p_attendeeid  </w:t>
+      </w:r>
+    </w:p>
+    <w:p>
+      <w:r>
+        <w:t xml:space="preserve">        INNER JOIN ORGANIZERS og ON E.organizerid = og.organizerid  </w:t>
+      </w:r>
+    </w:p>
+    <w:p>
+      <w:r>
+        <w:t xml:space="preserve">        INNER JOIN PERSONS P ON P.personid = og.PersonID  </w:t>
+      </w:r>
+    </w:p>
+    <w:p>
+      <w:r>
+        <w:t xml:space="preserve">        WHERE E.STATUS = 'approved'  </w:t>
+      </w:r>
+    </w:p>
+    <w:p>
+      <w:r>
+        <w:t xml:space="preserve">        ORDER BY TS.SLOTDATE, TS.STARTTIME;  </w:t>
+      </w:r>
+    </w:p>
+    <w:p>
+      <w:r>
+        <w:t>END;</w:t>
+      </w:r>
+    </w:p>
+    <w:p>
+      <w:r>
+        <w:t>/</w:t>
+      </w:r>
+    </w:p>
+    <w:p>
+      <w:r>
+        <w:t>create or replace PROCEDURE Get_All_Events_Organizers (</w:t>
+      </w:r>
+    </w:p>
+    <w:p>
+      <w:r>
+        <w:t xml:space="preserve">    organizerID IN NUMBER,</w:t>
+      </w:r>
+    </w:p>
+    <w:p>
+      <w:r>
+        <w:t xml:space="preserve">    p_cursor OUT SYS_REFCURSOR</w:t>
+      </w:r>
+    </w:p>
+    <w:p>
+      <w:r>
+        <w:t>)</w:t>
+      </w:r>
+    </w:p>
+    <w:p>
+      <w:r>
+        <w:t>AS</w:t>
+      </w:r>
+    </w:p>
+    <w:p>
+      <w:r>
         <w:t>BEGIN</w:t>
       </w:r>
     </w:p>
     <w:p>
       <w:r>
-        <w:t xml:space="preserve">    FOR i IN 1..100 LOOP</w:t>
-      </w:r>
-    </w:p>
-    <w:p>
-      <w:r>
-        <w:t xml:space="preserve">        INSERT INTO EventRegistrCancel (EventID, AttendeeID, AttendeeStatus)</w:t>
-      </w:r>
-    </w:p>
-    <w:p>
-      <w:r>
-        <w:t xml:space="preserve">        VALUES (</w:t>
-      </w:r>
-    </w:p>
-    <w:p>
-      <w:r>
-        <w:t xml:space="preserve">            MOD(i,5)+1,</w:t>
-      </w:r>
-    </w:p>
-    <w:p>
-      <w:r>
-        <w:t xml:space="preserve">            i,</w:t>
-      </w:r>
-    </w:p>
-    <w:p>
-      <w:r>
-        <w:t xml:space="preserve">            'Registered'</w:t>
-      </w:r>
-    </w:p>
-    <w:p>
-      <w:r>
-        <w:t xml:space="preserve">        );</w:t>
-      </w:r>
-    </w:p>
-    <w:p>
-      <w:r>
-        <w:t xml:space="preserve">    END LOOP;</w:t>
+        <w:t xml:space="preserve">    OPEN p_cursor FOR</w:t>
+      </w:r>
+    </w:p>
+    <w:p>
+      <w:r>
+        <w:t xml:space="preserve">        SELECT  </w:t>
+      </w:r>
+      <w:r>
+        <w:lastRenderedPageBreak/>
+        <w:t xml:space="preserve">e.EventID, e.Title, e.Description , ts.SlotDate, ts.StartTime , ts.EndTime, e.Capacity, e.Status </w:t>
+      </w:r>
+    </w:p>
+    <w:p>
+      <w:r>
+        <w:t xml:space="preserve">        FROM Events e</w:t>
+      </w:r>
+    </w:p>
+    <w:p>
+      <w:r>
+        <w:t xml:space="preserve">        INNER JOIN TimeSlots ts</w:t>
+      </w:r>
+    </w:p>
+    <w:p>
+      <w:r>
+        <w:t xml:space="preserve">            ON e.TimeSlotID = ts.TimeSlotID</w:t>
+      </w:r>
+    </w:p>
+    <w:p>
+      <w:r>
+        <w:t xml:space="preserve">        WHERE e.OrganizerID = organizerID</w:t>
+      </w:r>
+    </w:p>
+    <w:p>
+      <w:r>
+        <w:t xml:space="preserve">        ORDER BY ts.SlotDate, ts.StartTime;</w:t>
+      </w:r>
+    </w:p>
+    <w:p>
+      <w:r>
+        <w:t>END Get_All_Events_Organizers;</w:t>
+      </w:r>
+    </w:p>
+    <w:p>
+      <w:r>
+        <w:t>/</w:t>
+      </w:r>
+    </w:p>
+    <w:p>
+      <w:r>
+        <w:t xml:space="preserve">create or replace PROCEDURE Get_All_TimeSlots( </w:t>
+      </w:r>
+    </w:p>
+    <w:p>
+      <w:r>
+        <w:t xml:space="preserve">    p_cursor OUT SYS_REFCURSOR </w:t>
+      </w:r>
+    </w:p>
+    <w:p>
+      <w:r>
+        <w:t xml:space="preserve">) AS </w:t>
+      </w:r>
+    </w:p>
+    <w:p>
+      <w:r>
+        <w:t xml:space="preserve">BEGIN </w:t>
+      </w:r>
+    </w:p>
+    <w:p>
+      <w:r>
+        <w:t xml:space="preserve">    OPEN p_cursor FOR </w:t>
+      </w:r>
+    </w:p>
+    <w:p>
+      <w:r>
+        <w:t xml:space="preserve">        SELECT </w:t>
+      </w:r>
+    </w:p>
+    <w:p>
+      <w:r>
+        <w:t xml:space="preserve">            ts.TimeSlotID, </w:t>
+      </w:r>
+    </w:p>
+    <w:p>
+      <w:r>
+        <w:t xml:space="preserve">            ts.StartTime, </w:t>
+      </w:r>
+    </w:p>
+    <w:p>
+      <w:r>
+        <w:t xml:space="preserve">            ts.EndTime, </w:t>
+      </w:r>
+    </w:p>
+    <w:p>
+      <w:r>
+        <w:t xml:space="preserve">            ts.SlotDate,  </w:t>
+      </w:r>
+    </w:p>
+    <w:p>
+      <w:r>
+        <w:t xml:space="preserve">            CASE </w:t>
+      </w:r>
+    </w:p>
+    <w:p>
+      <w:r>
+        <w:t xml:space="preserve">                WHEN (LOWER(e.status) = 'denied' OR e.status IS NULL) THEN 'Free'</w:t>
+      </w:r>
+    </w:p>
+    <w:p>
+      <w:r>
+        <w:t xml:space="preserve">                WHEN LOWER(e.status) = 'approved' THEN 'Booked'</w:t>
+      </w:r>
+    </w:p>
+    <w:p>
+      <w:r>
+        <w:t xml:space="preserve">                ELSE 'Unknown'</w:t>
+      </w:r>
+    </w:p>
+    <w:p>
+      <w:r>
+        <w:t xml:space="preserve">            END AS StatusText</w:t>
+      </w:r>
+    </w:p>
+    <w:p>
+      <w:r>
+        <w:t xml:space="preserve">        FROM TimeSlots ts </w:t>
+      </w:r>
+    </w:p>
+    <w:p>
+      <w:r>
+        <w:t xml:space="preserve">        LEFT JOIN</w:t>
+      </w:r>
+      <w:r>
+        <w:lastRenderedPageBreak/>
+        <w:t xml:space="preserve"> Events e   -- better than INNER JOIN</w:t>
+      </w:r>
+    </w:p>
+    <w:p>
+      <w:r>
+        <w:t xml:space="preserve">            ON e.TimeSlotID = ts.TimeSlotID  </w:t>
+      </w:r>
+    </w:p>
+    <w:p>
+      <w:r>
+        <w:t xml:space="preserve">        ORDER BY ts.SlotDate, ts.StartTime; </w:t>
+      </w:r>
+    </w:p>
+    <w:p>
+      <w:r>
+        <w:t>END Get_All_TimeSlots;</w:t>
+      </w:r>
+    </w:p>
+    <w:p>
+      <w:r>
+        <w:t>/</w:t>
+      </w:r>
+    </w:p>
+    <w:p>
+      <w:r>
+        <w:t>create or replace PROCEDURE Get_Available_TimeSlots(</w:t>
+      </w:r>
+    </w:p>
+    <w:p>
+      <w:r>
+        <w:t xml:space="preserve">    p_cursor OUT SYS_REFCURSOR</w:t>
+      </w:r>
+    </w:p>
+    <w:p>
+      <w:r>
+        <w:t>) AS</w:t>
+      </w:r>
+    </w:p>
+    <w:p>
+      <w:r>
+        <w:t>BEGIN</w:t>
+      </w:r>
+    </w:p>
+    <w:p>
+      <w:r>
+        <w:t xml:space="preserve">    OPEN p_cursor FOR</w:t>
+      </w:r>
+    </w:p>
+    <w:p>
+      <w:r>
+        <w:t xml:space="preserve">        SELECT ts.TimeSlotID, ts.StartTime, ts.EndTime, ts.SlotDate</w:t>
+      </w:r>
+    </w:p>
+    <w:p>
+      <w:r>
+        <w:t xml:space="preserve">        FROM   TimeSlots ts</w:t>
+      </w:r>
+    </w:p>
+    <w:p>
+      <w:r>
+        <w:t xml:space="preserve">        WHERE  NOT EXISTS (</w:t>
+      </w:r>
+    </w:p>
+    <w:p>
+      <w:r>
+        <w:t xml:space="preserve">            SELECT 1</w:t>
+      </w:r>
+    </w:p>
+    <w:p>
+      <w:r>
+        <w:t xml:space="preserve">            FROM   Events e</w:t>
+      </w:r>
+    </w:p>
+    <w:p>
+      <w:r>
+        <w:t xml:space="preserve">            WHERE  e.TimeSlotID = ts.TimeSlotID</w:t>
+      </w:r>
+    </w:p>
+    <w:p>
+      <w:r>
+        <w:t xml:space="preserve">            AND    LOWER(e.Status) IN ('approved', 'pending')</w:t>
+      </w:r>
+    </w:p>
+    <w:p>
+      <w:r>
+        <w:t xml:space="preserve">        )</w:t>
+      </w:r>
+    </w:p>
+    <w:p>
+      <w:r>
+        <w:t xml:space="preserve">        ORDER BY ts.SlotDate, ts.StartTime;</w:t>
       </w:r>
     </w:p>
     <w:p>
@@ -1621,15 +7745,350 @@
     </w:p>
     <w:p>
       <w:r>
-        <w:t>-----------------------------------------------------</w:t>
-      </w:r>
-    </w:p>
-    <w:p/>
-    <w:p>
-      <w:r>
-        <w:t>COMMIT;</w:t>
-      </w:r>
-    </w:p>
+        <w:t>create or replace PROCEDURE get_Capacity_Status</w:t>
+      </w:r>
+    </w:p>
+    <w:p>
+      <w:r>
+        <w:t>(event_id number,isFull out INTEGER)</w:t>
+      </w:r>
+    </w:p>
+    <w:p>
+      <w:r>
+        <w:t xml:space="preserve">as </w:t>
+      </w:r>
+    </w:p>
+    <w:p>
+      <w:r>
+        <w:t>BEGIN</w:t>
+      </w:r>
+    </w:p>
+    <w:p>
+      <w:r>
+        <w:t xml:space="preserve">    select Count(e.eventid) into isFull</w:t>
+      </w:r>
+    </w:p>
+    <w:p>
+      <w:r>
+        <w:t xml:space="preserve">    </w:t>
+      </w:r>
+      <w:r>
+        <w:lastRenderedPageBreak/>
+        <w:t>from eventregistrations e</w:t>
+      </w:r>
+    </w:p>
+    <w:p>
+      <w:r>
+        <w:t xml:space="preserve">    where e.eventid = event_id;</w:t>
+      </w:r>
+    </w:p>
+    <w:p>
+      <w:r>
+        <w:t>End get_Capacity_Status;</w:t>
+      </w:r>
+    </w:p>
+    <w:p>
+      <w:r>
+        <w:t>/</w:t>
+      </w:r>
+    </w:p>
+    <w:p>
+      <w:r>
+        <w:t>create or replace PROCEDURE get_total_registered</w:t>
+      </w:r>
+    </w:p>
+    <w:p>
+      <w:r>
+        <w:t>(event_id number,total_registered  out INTEGER)</w:t>
+      </w:r>
+    </w:p>
+    <w:p>
+      <w:r>
+        <w:t xml:space="preserve">as </w:t>
+      </w:r>
+    </w:p>
+    <w:p>
+      <w:r>
+        <w:t>BEGIN</w:t>
+      </w:r>
+    </w:p>
+    <w:p>
+      <w:r>
+        <w:t xml:space="preserve">    select Count(*) </w:t>
+      </w:r>
+    </w:p>
+    <w:p>
+      <w:r>
+        <w:t xml:space="preserve">    into total_registered</w:t>
+      </w:r>
+    </w:p>
+    <w:p>
+      <w:r>
+        <w:t xml:space="preserve">    from eventregistrations </w:t>
+      </w:r>
+    </w:p>
+    <w:p>
+      <w:r>
+        <w:t xml:space="preserve">    where eventid = event_id;</w:t>
+      </w:r>
+    </w:p>
+    <w:p>
+      <w:r>
+        <w:t>End get_total_registered;</w:t>
+      </w:r>
+    </w:p>
+    <w:p>
+      <w:r>
+        <w:t>/</w:t>
+      </w:r>
+    </w:p>
+    <w:p>
+      <w:r>
+        <w:t xml:space="preserve">create or replace PROCEDURE Register_Or_Cancel_Event  </w:t>
+      </w:r>
+    </w:p>
+    <w:p>
+      <w:r>
+        <w:t xml:space="preserve">(  </w:t>
+      </w:r>
+    </w:p>
+    <w:p>
+      <w:r>
+        <w:t xml:space="preserve">    p_eventID     NUMBER,  </w:t>
+      </w:r>
+    </w:p>
+    <w:p>
+      <w:r>
+        <w:t xml:space="preserve">    p_attendeeID  NUMBER,  </w:t>
+      </w:r>
+    </w:p>
+    <w:p>
+      <w:r>
+        <w:t xml:space="preserve">    p_action      VARCHAR2  </w:t>
+      </w:r>
+    </w:p>
+    <w:p>
+      <w:r>
+        <w:t xml:space="preserve">)  </w:t>
+      </w:r>
+    </w:p>
+    <w:p>
+      <w:r>
+        <w:t xml:space="preserve">AS  </w:t>
+      </w:r>
+    </w:p>
+    <w:p>
+      <w:r>
+        <w:t xml:space="preserve">BEGIN  </w:t>
+      </w:r>
+    </w:p>
+    <w:p>
+      <w:r>
+        <w:t xml:space="preserve">    IF LOWER(p_action) = 'join' THEN  </w:t>
+      </w:r>
+    </w:p>
+    <w:p>
+      <w:r>
+        <w:t xml:space="preserve">        INSERT INTO EventRegistrations (ID, EventID, AttendeeID, CreatedAt)  </w:t>
+      </w:r>
+    </w:p>
+    <w:p>
+      <w:r>
+        <w:t xml:space="preserve">        VALUES (seq_eventreg.NEXTVAL, p_eventID, p_attendeeID, SYSDATE);  </w:t>
+      </w:r>
+    </w:p>
+    <w:p/>
+    <w:p>
+      <w:r>
+        <w:t xml:space="preserve">    ELSIF LOWER(p_action) = 'cancel' THEN  </w:t>
+      </w:r>
+    </w:p>
+    <w:p>
+      <w:r>
+        <w:t xml:space="preserve">        DELETE FROM EventRegistrations  </w:t>
+      </w:r>
+    </w:p>
+    <w:p>
+      <w:r>
+        <w:t xml:space="preserve">        WHERE EventID = p_eventID  </w:t>
+      </w:r>
+    </w:p>
+    <w:p>
+      <w:r>
+        <w:t xml:space="preserve">          AND AttendeeID = p_attendeeID;  </w:t>
+      </w:r>
+    </w:p>
+    <w:p>
+      <w:r>
+        <w:t xml:space="preserve">    END IF;  </w:t>
+      </w:r>
+    </w:p>
+    <w:p>
+      <w:r>
+        <w:t>END;</w:t>
+      </w:r>
+    </w:p>
+    <w:p>
+      <w:r>
+        <w:t>/</w:t>
+      </w:r>
+    </w:p>
+    <w:p>
+      <w:r>
+        <w:t>create or replace PROCEDURE sp_GetEventOrganizerID (</w:t>
+      </w:r>
+    </w:p>
+    <w:p>
+      <w:r>
+        <w:t xml:space="preserve">    p_eventID     IN  NUMBER,</w:t>
+      </w:r>
+    </w:p>
+    <w:p>
+      <w:r>
+        <w:t xml:space="preserve">    p_organizerID OUT NUMBER,</w:t>
+      </w:r>
+    </w:p>
+    <w:p>
+      <w:r>
+        <w:t xml:space="preserve">    p_title       OUT VARCHAR2</w:t>
+      </w:r>
+    </w:p>
+    <w:p>
+      <w:r>
+        <w:t>)</w:t>
+      </w:r>
+    </w:p>
+    <w:p>
+      <w:r>
+        <w:t>AS</w:t>
+      </w:r>
+    </w:p>
+    <w:p>
+      <w:r>
+        <w:t>BEGIN</w:t>
+      </w:r>
+    </w:p>
+    <w:p>
+      <w:r>
+        <w:t xml:space="preserve">    SELECT ORGANIZERID, TITLE</w:t>
+      </w:r>
+    </w:p>
+    <w:p>
+      <w:r>
+        <w:t xml:space="preserve">    INTO   p_organizerID, p_title</w:t>
+      </w:r>
+    </w:p>
+    <w:p>
+      <w:r>
+        <w:t xml:space="preserve">    FROM   Events</w:t>
+      </w:r>
+    </w:p>
+    <w:p>
+      <w:r>
+        <w:t xml:space="preserve">    WHERE  EVENTID = p_eventID;</w:t>
+      </w:r>
+    </w:p>
+    <w:p/>
+    <w:p>
+      <w:r>
+        <w:t>EXCEPTION</w:t>
+      </w:r>
+    </w:p>
+    <w:p>
+      <w:r>
+        <w:t xml:space="preserve">    WHEN NO_DATA_FOUND THEN</w:t>
+      </w:r>
+    </w:p>
+    <w:p>
+      <w:r>
+        <w:t xml:space="preserve">        p_organizerID := -1;</w:t>
+      </w:r>
+    </w:p>
+    <w:p>
+      <w:r>
+        <w:t xml:space="preserve">        p_title       := '';</w:t>
+      </w:r>
+    </w:p>
+    <w:p>
+      <w:r>
+        <w:t>END sp_GetEventOrganizerID;</w:t>
+      </w:r>
+    </w:p>
+    <w:p>
+      <w:r>
+        <w:t>/</w:t>
+      </w:r>
+    </w:p>
+    <w:p>
+      <w:r>
+        <w:t>create or replace PROCEDURE sp_GetPendingEve</w:t>
+      </w:r>
+      <w:r>
+        <w:lastRenderedPageBreak/>
+        <w:t>nts (</w:t>
+      </w:r>
+    </w:p>
+    <w:p>
+      <w:r>
+        <w:t xml:space="preserve">    p_cursor OUT SYS_REFCURSOR</w:t>
+      </w:r>
+    </w:p>
+    <w:p>
+      <w:r>
+        <w:t>)</w:t>
+      </w:r>
+    </w:p>
+    <w:p>
+      <w:r>
+        <w:t>AS</w:t>
+      </w:r>
+    </w:p>
+    <w:p>
+      <w:r>
+        <w:t>BEGIN</w:t>
+      </w:r>
+    </w:p>
+    <w:p>
+      <w:r>
+        <w:t xml:space="preserve">    OPEN p_cursor FOR</w:t>
+      </w:r>
+    </w:p>
+    <w:p>
+      <w:r>
+        <w:t xml:space="preserve">        SELECT e.EVENTID, e.TITLE, ts.SLOTDATE, ts.STARTTIME, ts.ENDTIME,e.STATUS,ts.timeslotid</w:t>
+      </w:r>
+    </w:p>
+    <w:p>
+      <w:r>
+        <w:t xml:space="preserve">        FROM   Events    e</w:t>
+      </w:r>
+    </w:p>
+    <w:p>
+      <w:r>
+        <w:t xml:space="preserve">        JOIN   TimeSlots ts ON e.TIMESLOTID = ts.TIMESLOTID</w:t>
+      </w:r>
+    </w:p>
+    <w:p>
+      <w:r>
+        <w:t xml:space="preserve">        WHERE  lower(e.STATUS) = 'pending'</w:t>
+      </w:r>
+    </w:p>
+    <w:p>
+      <w:r>
+        <w:t xml:space="preserve">        ORDER  BY ts.SLOTDATE ASC;</w:t>
+      </w:r>
+    </w:p>
+    <w:p>
+      <w:r>
+        <w:t>END sp_GetPendingEvents;</w:t>
+      </w:r>
+    </w:p>
+    <w:p>
+      <w:r>
+        <w:t>/</w:t>
+      </w:r>
+    </w:p>
+    <w:p/>
     <w:sectPr>
       <w:pgSz w:w="12240" w:h="15840"/>
       <w:pgMar w:top="1440" w:right="1080" w:bottom="1440" w:left="1080" w:header="720" w:footer="720" w:gutter="0"/>
@@ -1638,6 +8097,126 @@
     </w:sectPr>
   </w:body>
 </w:document>
+</file>
+
+<file path=word/numbering.xml><?xml version="1.0" encoding="utf-8"?>
+<w:numbering xmlns:wpc="http://schemas.microsoft.com/office/word/2010/wordprocessingCanvas" xmlns:cx="http://schemas.microsoft.com/office/drawing/2014/chartex" xmlns:cx1="http://schemas.microsoft.com/office/drawing/2015/9/8/chartex" xmlns:cx2="http://schemas.microsoft.com/office/drawing/2015/10/21/chartex" xmlns:cx3="http://schemas.microsoft.com/office/drawing/2016/5/9/chartex" xmlns:cx4="http://schemas.microsoft.com/office/drawing/2016/5/10/chartex" xmlns:cx5="http://schemas.microsoft.com/office/drawing/2016/5/11/chartex" xmlns:cx6="http://schemas.microsoft.com/office/drawing/2016/5/12/chartex" xmlns:cx7="http://schemas.microsoft.com/office/drawing/2016/5/13/chartex" xmlns:cx8="http://schemas.microsoft.com/office/drawing/2016/5/14/chartex" xmlns:mc="http://schemas.openxmlformats.org/markup-compatibility/2006" xmlns:aink="http://schemas.microsoft.com/office/drawing/2016/ink" xmlns:am3d="http://schemas.microsoft.com/office/drawing/2017/model3d" xmlns:o="urn:schemas-microsoft-com:office:office" xmlns:oel="http://schemas.microsoft.com/office/2019/extlst" xmlns:r="http://schemas.openxmlformats.org/officeDocument/2006/relationships" xmlns:m="http://schemas.openxmlformats.org/officeDocument/2006/math" xmlns:v="urn:schemas-microsoft-com:vml" xmlns:wp14="http://schemas.microsoft.com/office/word/2010/wordprocessingDrawing" xmlns:wp="http://schemas.openxmlformats.org/drawingml/2006/wordprocessingDrawing" xmlns:w10="urn:schemas-microsoft-com:office:word" xmlns:w="http://schemas.openxmlformats.org/wordprocessingml/2006/main" xmlns:w14="http://schemas.microsoft.com/office/word/2010/wordml" xmlns:w15="http://schemas.microsoft.com/office/word/2012/wordml" xmlns:w16cex="http://schemas.microsoft.com/office/word/2018/wordml/cex" xmlns:w16cid="http://schemas.microsoft.com/office/word/2016/wordml/cid" xmlns:w16="http://schemas.microsoft.com/office/word/2018/wordml" xmlns:w16du="http://schemas.microsoft.com/office/word/2023/wordml/word16du" xmlns:w16sdtdh="http://schemas.microsoft.com/office/word/2020/wordml/sdtdatahash" xmlns:w16sdtfl="http://schemas.microsoft.com/office/word/2024/wordml/sdtformatlock" xmlns:w16se="http://schemas.microsoft.com/office/word/2015/wordml/symex" xmlns:wpg="http://schemas.microsoft.com/office/word/2010/wordprocessingGroup" xmlns:wpi="http://schemas.microsoft.com/office/word/2010/wordprocessingInk" xmlns:wne="http://schemas.microsoft.com/office/word/2006/wordml" xmlns:wps="http://schemas.microsoft.com/office/word/2010/wordprocessingShape" mc:Ignorable="w14 w15 w16se w16cid w16 w16cex w16sdtdh w16sdtfl w16du wp14">
+  <w:abstractNum w:abstractNumId="0" w15:restartNumberingAfterBreak="0">
+    <w:nsid w:val="0AD820C9"/>
+    <w:multiLevelType w:val="hybridMultilevel"/>
+    <w:tmpl w:val="C32626C0"/>
+    <w:lvl w:ilvl="0" w:tplc="D286D7D6">
+      <w:numFmt w:val="bullet"/>
+      <w:lvlText w:val="-"/>
+      <w:lvlJc w:val="left"/>
+      <w:pPr>
+        <w:ind w:left="720" w:hanging="360"/>
+      </w:pPr>
+      <w:rPr>
+        <w:rFonts w:ascii="Aptos" w:eastAsiaTheme="minorHAnsi" w:hAnsi="Aptos" w:cstheme="minorBidi" w:hint="default"/>
+      </w:rPr>
+    </w:lvl>
+    <w:lvl w:ilvl="1" w:tplc="04090003" w:tentative="1">
+      <w:start w:val="1"/>
+      <w:numFmt w:val="bullet"/>
+      <w:lvlText w:val="o"/>
+      <w:lvlJc w:val="left"/>
+      <w:pPr>
+        <w:ind w:left="1440" w:hanging="360"/>
+      </w:pPr>
+      <w:rPr>
+        <w:rFonts w:ascii="Courier New" w:hAnsi="Courier New" w:cs="Courier New" w:hint="default"/>
+      </w:rPr>
+    </w:lvl>
+    <w:lvl w:ilvl="2" w:tplc="04090005" w:tentative="1">
+      <w:start w:val="1"/>
+      <w:numFmt w:val="bullet"/>
+      <w:lvlText w:val=""/>
+      <w:lvlJc w:val="left"/>
+      <w:pPr>
+        <w:ind w:left="2160" w:hanging="360"/>
+      </w:pPr>
+      <w:rPr>
+        <w:rFonts w:ascii="Wingdings" w:hAnsi="Wingdings" w:hint="default"/>
+      </w:rPr>
+    </w:lvl>
+    <w:lvl w:ilvl="3" w:tplc="04090001" w:tentative="1">
+      <w:start w:val="1"/>
+      <w:numFmt w:val="bullet"/>
+      <w:lvlText w:val=""/>
+      <w:lvlJc w:val="left"/>
+      <w:pPr>
+        <w:ind w:left="2880" w:hanging="360"/>
+      </w:pPr>
+      <w:rPr>
+        <w:rFonts w:ascii="Symbol" w:hAnsi="Symbol" w:hint="default"/>
+      </w:rPr>
+    </w:lvl>
+    <w:lvl w:ilvl="4" w:tplc="04090003" w:tentative="1">
+      <w:start w:val="1"/>
+      <w:numFmt w:val="bullet"/>
+      <w:lvlText w:val="o"/>
+      <w:lvlJc w:val="left"/>
+      <w:pPr>
+        <w:ind w:left="3600" w:hanging="360"/>
+      </w:pPr>
+      <w:rPr>
+        <w:rFonts w:ascii="Courier New" w:hAnsi="Courier New" w:cs="Courier New" w:hint="default"/>
+      </w:rPr>
+    </w:lvl>
+    <w:lvl w:ilvl="5" w:tplc="04090005" w:tentative="1">
+      <w:start w:val="1"/>
+      <w:numFmt w:val="bullet"/>
+      <w:lvlText w:val=""/>
+      <w:lvlJc w:val="left"/>
+      <w:pPr>
+        <w:ind w:left="4320" w:hanging="360"/>
+      </w:pPr>
+      <w:rPr>
+        <w:rFonts w:ascii="Wingdings" w:hAnsi="Wingdings" w:hint="default"/>
+      </w:rPr>
+    </w:lvl>
+    <w:lvl w:ilvl="6" w:tplc="04090001" w:tentative="1">
+      <w:start w:val="1"/>
+      <w:numFmt w:val="bullet"/>
+      <w:lvlText w:val=""/>
+      <w:lvlJc w:val="left"/>
+      <w:pPr>
+        <w:ind w:left="5040" w:hanging="360"/>
+      </w:pPr>
+      <w:rPr>
+        <w:rFonts w:ascii="Symbol" w:hAnsi="Symbol" w:hint="default"/>
+      </w:rPr>
+    </w:lvl>
+    <w:lvl w:ilvl="7" w:tplc="04090003" w:tentative="1">
+      <w:start w:val="1"/>
+      <w:numFmt w:val="bullet"/>
+      <w:lvlText w:val="o"/>
+      <w:lvlJc w:val="left"/>
+      <w:pPr>
+        <w:ind w:left="5760" w:hanging="360"/>
+      </w:pPr>
+      <w:rPr>
+        <w:rFonts w:ascii="Courier New" w:hAnsi="Courier New" w:cs="Courier New" w:hint="default"/>
+      </w:rPr>
+    </w:lvl>
+    <w:lvl w:ilvl="8" w:tplc="04090005" w:tentative="1">
+      <w:start w:val="1"/>
+      <w:numFmt w:val="bullet"/>
+      <w:lvlText w:val=""/>
+      <w:lvlJc w:val="left"/>
+      <w:pPr>
+        <w:ind w:left="6480" w:hanging="360"/>
+      </w:pPr>
+      <w:rPr>
+        <w:rFonts w:ascii="Wingdings" w:hAnsi="Wingdings" w:hint="default"/>
+      </w:rPr>
+    </w:lvl>
+  </w:abstractNum>
+  <w:num w:numId="1" w16cid:durableId="2131894416">
+    <w:abstractNumId w:val="0"/>
+  </w:num>
+</w:numbering>
 </file>
 
 <file path=word/styles.xml><?xml version="1.0" encoding="utf-8"?>

--- a/Database/Database Creation Tables+Insertion rows.docx
+++ b/Database/Database Creation Tables+Insertion rows.docx
@@ -944,7 +944,7 @@
     </w:p>
     <w:p>
       <w:r>
-        <w:t xml:space="preserve">    Capacity NUMBER,</w:t>
+        <w:t xml:space="preserve">    Capacity integer,</w:t>
       </w:r>
     </w:p>
     <w:p/>
@@ -1150,69 +1150,802 @@
     <w:p/>
     <w:p>
       <w:r>
+        <w:t xml:space="preserve">-- ========================= </w:t>
+      </w:r>
+    </w:p>
+    <w:p>
+      <w:r>
+        <w:t>-- INSERT ACCOUNTS + PERSONS (120)</w:t>
+      </w:r>
+    </w:p>
+    <w:p>
+      <w:r>
+        <w:t xml:space="preserve">-- ========================= </w:t>
+      </w:r>
+    </w:p>
+    <w:p>
+      <w:r>
+        <w:t xml:space="preserve">BEGIN </w:t>
+      </w:r>
+    </w:p>
+    <w:p>
+      <w:r>
+        <w:t xml:space="preserve">    FOR i IN 1..120 LOOP </w:t>
+      </w:r>
+    </w:p>
+    <w:p>
+      <w:r>
+        <w:t xml:space="preserve">        INSERT INTO Accounts (UserName, Password) </w:t>
+      </w:r>
+    </w:p>
+    <w:p>
+      <w:r>
+        <w:t xml:space="preserve">        VALUES ('user' || i, 'pass' || i); </w:t>
+      </w:r>
+    </w:p>
+    <w:p>
+      <w:r>
+        <w:t xml:space="preserve"> </w:t>
+      </w:r>
+    </w:p>
+    <w:p>
+      <w:r>
+        <w:t xml:space="preserve">        INSERT INTO Persons (AccountID, Name, Phone, Gender, Age) </w:t>
+      </w:r>
+    </w:p>
+    <w:p>
+      <w:r>
+        <w:lastRenderedPageBreak/>
+        <w:t xml:space="preserve">        VALUES ( </w:t>
+      </w:r>
+    </w:p>
+    <w:p>
+      <w:r>
+        <w:t xml:space="preserve">            seq_accounts.CURRVAL, </w:t>
+      </w:r>
+    </w:p>
+    <w:p>
+      <w:r>
+        <w:t xml:space="preserve">            'Person ' || i, </w:t>
+      </w:r>
+    </w:p>
+    <w:p>
+      <w:r>
+        <w:t xml:space="preserve">            '0100000' || i, </w:t>
+      </w:r>
+    </w:p>
+    <w:p>
+      <w:r>
+        <w:t xml:space="preserve">            CASE WHEN MOD(i,2)=0 THEN 'Male' ELSE 'Female' END, </w:t>
+      </w:r>
+    </w:p>
+    <w:p>
+      <w:r>
+        <w:t xml:space="preserve">            20 + MOD(i,10) </w:t>
+      </w:r>
+    </w:p>
+    <w:p>
+      <w:r>
+        <w:t xml:space="preserve">        ); </w:t>
+      </w:r>
+    </w:p>
+    <w:p>
+      <w:r>
+        <w:t xml:space="preserve">    END LOOP; </w:t>
+      </w:r>
+    </w:p>
+    <w:p>
+      <w:r>
+        <w:t xml:space="preserve">END; </w:t>
+      </w:r>
+    </w:p>
+    <w:p>
+      <w:r>
+        <w:t>/</w:t>
+      </w:r>
+    </w:p>
+    <w:p>
+      <w:r>
+        <w:t xml:space="preserve"> </w:t>
+      </w:r>
+    </w:p>
+    <w:p>
+      <w:r>
+        <w:t xml:space="preserve">-- ========================= </w:t>
+      </w:r>
+    </w:p>
+    <w:p>
+      <w:r>
+        <w:t>-- ADMIN</w:t>
+      </w:r>
+    </w:p>
+    <w:p>
+      <w:r>
+        <w:t xml:space="preserve">-- ========================= </w:t>
+      </w:r>
+    </w:p>
+    <w:p>
+      <w:r>
+        <w:t>INSERT INTO Admin (PersonID) VALUES (1);</w:t>
+      </w:r>
+    </w:p>
+    <w:p/>
+    <w:p>
+      <w:r>
+        <w:t>-----------------------------------------------------</w:t>
+      </w:r>
+    </w:p>
+    <w:p/>
+    <w:p>
+      <w:r>
+        <w:t xml:space="preserve">-- ========================= </w:t>
+      </w:r>
+    </w:p>
+    <w:p>
+      <w:r>
+        <w:t>-- ORGANIZERS (50)</w:t>
+      </w:r>
+    </w:p>
+    <w:p>
+      <w:r>
+        <w:t xml:space="preserve">-- ========================= </w:t>
+      </w:r>
+    </w:p>
+    <w:p>
+      <w:r>
+        <w:t xml:space="preserve">BEGIN </w:t>
+      </w:r>
+    </w:p>
+    <w:p>
+      <w:r>
+        <w:t xml:space="preserve">    FOR i IN 2..51 LOOP </w:t>
+      </w:r>
+    </w:p>
+    <w:p>
+      <w:r>
+        <w:t xml:space="preserve">        INSERT INTO Organizers (PersonID) </w:t>
+      </w:r>
+    </w:p>
+    <w:p>
+      <w:r>
+        <w:t xml:space="preserve">        VALUES (i); </w:t>
+      </w:r>
+    </w:p>
+    <w:p>
+      <w:r>
+        <w:t xml:space="preserve">    END LOOP; </w:t>
+      </w:r>
+    </w:p>
+    <w:p>
+      <w:r>
+        <w:lastRenderedPageBreak/>
+        <w:t xml:space="preserve">END; </w:t>
+      </w:r>
+    </w:p>
+    <w:p>
+      <w:r>
+        <w:t>/</w:t>
+      </w:r>
+    </w:p>
+    <w:p/>
+    <w:p>
+      <w:r>
+        <w:t xml:space="preserve">-- ========================= </w:t>
+      </w:r>
+    </w:p>
+    <w:p>
+      <w:r>
+        <w:t>-- ATTENDEES (20)</w:t>
+      </w:r>
+    </w:p>
+    <w:p>
+      <w:r>
+        <w:t xml:space="preserve">-- ========================= </w:t>
+      </w:r>
+    </w:p>
+    <w:p>
+      <w:r>
+        <w:t xml:space="preserve">BEGIN </w:t>
+      </w:r>
+    </w:p>
+    <w:p>
+      <w:r>
+        <w:t xml:space="preserve">    FOR i IN 101..120 LOOP </w:t>
+      </w:r>
+    </w:p>
+    <w:p>
+      <w:r>
+        <w:t xml:space="preserve">        INSERT INTO Attendees (PersonID) </w:t>
+      </w:r>
+    </w:p>
+    <w:p>
+      <w:r>
+        <w:t xml:space="preserve">        VALUES (i); </w:t>
+      </w:r>
+    </w:p>
+    <w:p>
+      <w:r>
+        <w:t xml:space="preserve">    END LOOP; </w:t>
+      </w:r>
+    </w:p>
+    <w:p>
+      <w:r>
+        <w:t xml:space="preserve">END; </w:t>
+      </w:r>
+    </w:p>
+    <w:p>
+      <w:r>
+        <w:t>/</w:t>
+      </w:r>
+    </w:p>
+    <w:p/>
+    <w:p>
+      <w:r>
+        <w:t>-----------------------------------------------------</w:t>
+      </w:r>
+    </w:p>
+    <w:p/>
+    <w:p>
+      <w:r>
+        <w:t xml:space="preserve">-- ========================= </w:t>
+      </w:r>
+    </w:p>
+    <w:p>
+      <w:r>
+        <w:t>-- TIMESLOTS (500)</w:t>
+      </w:r>
+    </w:p>
+    <w:p>
+      <w:r>
+        <w:t xml:space="preserve">-- ========================= </w:t>
+      </w:r>
+    </w:p>
+    <w:p>
+      <w:r>
+        <w:t xml:space="preserve">BEGIN </w:t>
+      </w:r>
+    </w:p>
+    <w:p>
+      <w:r>
+        <w:t xml:space="preserve">    FOR i IN 1..500 LOOP </w:t>
+      </w:r>
+    </w:p>
+    <w:p>
+      <w:r>
+        <w:t xml:space="preserve">        INSERT INTO TimeSlots (AdminID, StartTime, EndTime, SlotDate) </w:t>
+      </w:r>
+    </w:p>
+    <w:p>
+      <w:r>
+        <w:t xml:space="preserve">        VALUES ( </w:t>
+      </w:r>
+    </w:p>
+    <w:p>
+      <w:r>
+        <w:t xml:space="preserve">            1, </w:t>
+      </w:r>
+    </w:p>
+    <w:p>
+      <w:r>
+        <w:t xml:space="preserve">            TO_DATE('10:00','HH24:MI'), </w:t>
+      </w:r>
+    </w:p>
+    <w:p>
+      <w:r>
+        <w:t xml:space="preserve">            TO_DATE('12:00','HH24:MI'), </w:t>
+      </w:r>
+    </w:p>
+    <w:p>
+      <w:r>
+        <w:lastRenderedPageBreak/>
+        <w:t xml:space="preserve">            SYSDATE + MOD(i,30) </w:t>
+      </w:r>
+    </w:p>
+    <w:p>
+      <w:r>
+        <w:t xml:space="preserve">        ); </w:t>
+      </w:r>
+    </w:p>
+    <w:p>
+      <w:r>
+        <w:t xml:space="preserve">    END LOOP; </w:t>
+      </w:r>
+    </w:p>
+    <w:p>
+      <w:r>
+        <w:t xml:space="preserve">END; </w:t>
+      </w:r>
+    </w:p>
+    <w:p>
+      <w:r>
+        <w:t>/</w:t>
+      </w:r>
+    </w:p>
+    <w:p/>
+    <w:p>
+      <w:r>
+        <w:t>-----------------------------------------------------</w:t>
+      </w:r>
+    </w:p>
+    <w:p/>
+    <w:p>
+      <w:r>
+        <w:t xml:space="preserve">-- ========================= </w:t>
+      </w:r>
+    </w:p>
+    <w:p>
+      <w:r>
+        <w:t>-- EVENTS (SAFE: uses real OrganizerID)</w:t>
+      </w:r>
+    </w:p>
+    <w:p>
+      <w:r>
+        <w:t xml:space="preserve">-- ========================= </w:t>
+      </w:r>
+    </w:p>
+    <w:p>
+      <w:r>
+        <w:t xml:space="preserve">DECLARE </w:t>
+      </w:r>
+    </w:p>
+    <w:p>
+      <w:r>
+        <w:t xml:space="preserve">    v_status   VARCHAR2(20); </w:t>
+      </w:r>
+    </w:p>
+    <w:p>
+      <w:r>
+        <w:t xml:space="preserve">    v_event_id NUMBER := 1; </w:t>
+      </w:r>
+    </w:p>
+    <w:p>
+      <w:r>
+        <w:t xml:space="preserve">BEGIN </w:t>
+      </w:r>
+    </w:p>
+    <w:p>
+      <w:r>
+        <w:t xml:space="preserve">    FOR org IN (SELECT OrganizerID FROM Organizers) LOOP</w:t>
+      </w:r>
+    </w:p>
+    <w:p>
+      <w:r>
+        <w:t xml:space="preserve">        FOR j IN 1..10 LOOP </w:t>
+      </w:r>
+    </w:p>
+    <w:p/>
+    <w:p>
+      <w:r>
+        <w:t xml:space="preserve">            IF MOD(j,3) = 0 THEN </w:t>
+      </w:r>
+    </w:p>
+    <w:p>
+      <w:r>
+        <w:t xml:space="preserve">                v_status := 'approved'; </w:t>
+      </w:r>
+    </w:p>
+    <w:p>
+      <w:r>
+        <w:t xml:space="preserve">            ELSIF MOD(j,3) = 1 THEN </w:t>
+      </w:r>
+    </w:p>
+    <w:p>
+      <w:r>
+        <w:t xml:space="preserve">                v_status := 'pending'; </w:t>
+      </w:r>
+    </w:p>
+    <w:p>
+      <w:r>
+        <w:t xml:space="preserve">            ELSE </w:t>
+      </w:r>
+    </w:p>
+    <w:p>
+      <w:r>
+        <w:t xml:space="preserve">                v_status := 'cancelled'; </w:t>
+      </w:r>
+    </w:p>
+    <w:p>
+      <w:r>
+        <w:t xml:space="preserve">            END IF; </w:t>
+      </w:r>
+    </w:p>
+    <w:p/>
+    <w:p>
+      <w:r>
+        <w:lastRenderedPageBreak/>
+        <w:t xml:space="preserve">            INSERT INTO Events ( </w:t>
+      </w:r>
+    </w:p>
+    <w:p>
+      <w:r>
+        <w:t xml:space="preserve">                OrganizerID, </w:t>
+      </w:r>
+    </w:p>
+    <w:p>
+      <w:r>
+        <w:t xml:space="preserve">                TimeSlotID, </w:t>
+      </w:r>
+    </w:p>
+    <w:p>
+      <w:r>
+        <w:t xml:space="preserve">                Title, </w:t>
+      </w:r>
+    </w:p>
+    <w:p>
+      <w:r>
+        <w:t xml:space="preserve">                Description, </w:t>
+      </w:r>
+    </w:p>
+    <w:p>
+      <w:r>
+        <w:t xml:space="preserve">                Status, </w:t>
+      </w:r>
+    </w:p>
+    <w:p>
+      <w:r>
+        <w:t xml:space="preserve">                Capacity </w:t>
+      </w:r>
+    </w:p>
+    <w:p>
+      <w:r>
+        <w:t xml:space="preserve">            ) </w:t>
+      </w:r>
+    </w:p>
+    <w:p>
+      <w:r>
+        <w:t xml:space="preserve">            VALUES ( </w:t>
+      </w:r>
+    </w:p>
+    <w:p>
+      <w:r>
+        <w:t xml:space="preserve">                org.OrganizerID,   -- </w:t>
+      </w:r>
+      <w:r>
+        <w:rPr>
+          <w:rFonts w:ascii="Segoe UI Emoji" w:hAnsi="Segoe UI Emoji" w:cs="Segoe UI Emoji"/>
+        </w:rPr>
+        <w:t>✅</w:t>
+      </w:r>
+      <w:r>
+        <w:t xml:space="preserve"> FIXED (real FK)</w:t>
+      </w:r>
+    </w:p>
+    <w:p>
+      <w:r>
+        <w:t xml:space="preserve">                v_event_id,</w:t>
+      </w:r>
+    </w:p>
+    <w:p>
+      <w:r>
+        <w:t xml:space="preserve">                'Event ' || v_event_id, </w:t>
+      </w:r>
+    </w:p>
+    <w:p>
+      <w:r>
+        <w:t xml:space="preserve">                'Description for event ' || v_event_id, </w:t>
+      </w:r>
+    </w:p>
+    <w:p>
+      <w:r>
+        <w:t xml:space="preserve">                v_status, </w:t>
+      </w:r>
+    </w:p>
+    <w:p>
+      <w:r>
+        <w:t xml:space="preserve">                50 </w:t>
+      </w:r>
+    </w:p>
+    <w:p>
+      <w:r>
+        <w:t xml:space="preserve">            ); </w:t>
+      </w:r>
+    </w:p>
+    <w:p/>
+    <w:p>
+      <w:r>
+        <w:t xml:space="preserve">            v_event_id := v_event_id + 1; </w:t>
+      </w:r>
+    </w:p>
+    <w:p/>
+    <w:p>
+      <w:r>
+        <w:t xml:space="preserve">        END LOOP; </w:t>
+      </w:r>
+    </w:p>
+    <w:p>
+      <w:r>
+        <w:t xml:space="preserve">    END LOOP; </w:t>
+      </w:r>
+    </w:p>
+    <w:p>
+      <w:r>
+        <w:t xml:space="preserve">END; </w:t>
+      </w:r>
+    </w:p>
+    <w:p>
+      <w:r>
+        <w:t>/</w:t>
+      </w:r>
+    </w:p>
+    <w:p/>
+    <w:p>
+      <w:r>
+        <w:t>-----------------------------------------------------</w:t>
+      </w:r>
+    </w:p>
+    <w:p/>
+    <w:p>
+      <w:r>
+        <w:lastRenderedPageBreak/>
+        <w:t xml:space="preserve">-- ========================= </w:t>
+      </w:r>
+    </w:p>
+    <w:p>
+      <w:r>
+        <w:t>-- EVENT REGISTRATIONS (SAFE)</w:t>
+      </w:r>
+    </w:p>
+    <w:p>
+      <w:r>
+        <w:t xml:space="preserve">-- ========================= </w:t>
+      </w:r>
+    </w:p>
+    <w:p>
+      <w:r>
+        <w:t>DECLARE</w:t>
+      </w:r>
+    </w:p>
+    <w:p>
+      <w:r>
+        <w:t xml:space="preserve">    v_event_count NUMBER;</w:t>
+      </w:r>
+    </w:p>
+    <w:p>
+      <w:r>
         <w:t>BEGIN</w:t>
       </w:r>
     </w:p>
     <w:p>
       <w:r>
-        <w:t xml:space="preserve">    FOR i IN 1..200 LOOP</w:t>
-      </w:r>
-    </w:p>
-    <w:p>
-      <w:r>
-        <w:t xml:space="preserve">        INSERT INTO Accounts (UserName, Password)</w:t>
-      </w:r>
-    </w:p>
-    <w:p>
-      <w:r>
-        <w:t xml:space="preserve">        VALUES ('user' || i, 'pass' || i);</w:t>
-      </w:r>
-    </w:p>
-    <w:p/>
-    <w:p>
-      <w:r>
-        <w:t xml:space="preserve">        INSERT INTO Persons (AccountID, Name, Phone, Gender, Age)</w:t>
-      </w:r>
-    </w:p>
-    <w:p>
-      <w:r>
-        <w:t xml:space="preserve">        VALUES (</w:t>
-      </w:r>
-    </w:p>
-    <w:p>
-      <w:r>
-        <w:t xml:space="preserve">            seq_accounts.CURRVAL,</w:t>
-      </w:r>
-    </w:p>
-    <w:p>
-      <w:r>
-        <w:t xml:space="preserve">            'Person ' || i,</w:t>
+        <w:t xml:space="preserve">    SELECT COUNT(*) INTO v_event_count FROM Events;</w:t>
+      </w:r>
+    </w:p>
+    <w:p/>
+    <w:p>
+      <w:r>
+        <w:t xml:space="preserve">    FOR att IN (SELECT AttendeeID FROM Attendees) LOOP</w:t>
+      </w:r>
+    </w:p>
+    <w:p>
+      <w:r>
+        <w:t xml:space="preserve">        FOR j IN 1..10 LOOP</w:t>
+      </w:r>
+    </w:p>
+    <w:p>
+      <w:r>
+        <w:t xml:space="preserve">            INSERT INTO EventREGISTRATIONS (EventID, AttendeeID)</w:t>
+      </w:r>
+    </w:p>
+    <w:p>
+      <w:r>
+        <w:t xml:space="preserve">            VALUES (</w:t>
+      </w:r>
+    </w:p>
+    <w:p>
+      <w:r>
+        <w:t xml:space="preserve">                MOD((att.AttendeeID-1)*10 + j, v_event_count) + 1,</w:t>
+      </w:r>
+    </w:p>
+    <w:p>
+      <w:r>
+        <w:t xml:space="preserve">                att.AttendeeID   -- </w:t>
+      </w:r>
+      <w:r>
+        <w:rPr>
+          <w:rFonts w:ascii="Segoe UI Emoji" w:hAnsi="Segoe UI Emoji" w:cs="Segoe UI Emoji"/>
+        </w:rPr>
+        <w:t>✅</w:t>
+      </w:r>
+      <w:r>
+        <w:t xml:space="preserve"> FIXED (real FK)</w:t>
+      </w:r>
+    </w:p>
+    <w:p>
+      <w:r>
+        <w:t xml:space="preserve">            );</w:t>
+      </w:r>
+    </w:p>
+    <w:p>
+      <w:r>
+        <w:t xml:space="preserve">        END LOOP;</w:t>
+      </w:r>
+    </w:p>
+    <w:p>
+      <w:r>
+        <w:t xml:space="preserve">    END LOOP;</w:t>
+      </w:r>
+    </w:p>
+    <w:p>
+      <w:r>
+        <w:t>END;</w:t>
+      </w:r>
+    </w:p>
+    <w:p>
+      <w:r>
+        <w:t>/</w:t>
+      </w:r>
+    </w:p>
+    <w:p>
+      <w:r>
+        <w:t>COMMIT;</w:t>
+      </w:r>
+    </w:p>
+    <w:p/>
+    <w:p>
+      <w:r>
+        <w:t>--All Procedures</w:t>
+      </w:r>
+    </w:p>
+    <w:p>
+      <w:r>
+        <w:t>create or replace PROCEDURE Add_New_Attendee_Account (</w:t>
+      </w:r>
+    </w:p>
+    <w:p>
+      <w:r>
+        <w:t xml:space="preserve">    p_email        VARCHAR2,</w:t>
+      </w:r>
+    </w:p>
+    <w:p>
+      <w:r>
+        <w:t xml:space="preserve">    p_password     VARCHAR2,</w:t>
+      </w:r>
+    </w:p>
+    <w:p>
+      <w:r>
+        <w:t xml:space="preserve">    p_fullName     VARCHAR2,</w:t>
       </w:r>
     </w:p>
     <w:p>
       <w:r>
         <w:lastRenderedPageBreak/>
-        <w:t xml:space="preserve">            '0100000' || i,</w:t>
-      </w:r>
-    </w:p>
-    <w:p>
-      <w:r>
-        <w:t xml:space="preserve">            CASE WHEN MOD(i,2)=0 THEN 'Male' ELSE 'Female' END,</w:t>
-      </w:r>
-    </w:p>
-    <w:p>
-      <w:r>
-        <w:t xml:space="preserve">            20 + MOD(i,10)</w:t>
-      </w:r>
-    </w:p>
-    <w:p>
-      <w:r>
-        <w:t xml:space="preserve">        );</w:t>
-      </w:r>
-    </w:p>
-    <w:p>
-      <w:r>
-        <w:t xml:space="preserve">    END LOOP;</w:t>
+        <w:t xml:space="preserve">    p_phoneNumber  VARCHAR2,</w:t>
+      </w:r>
+    </w:p>
+    <w:p>
+      <w:r>
+        <w:t xml:space="preserve">    p_gender       VARCHAR2,</w:t>
+      </w:r>
+    </w:p>
+    <w:p>
+      <w:r>
+        <w:t xml:space="preserve">    p_age          NUMBER,</w:t>
+      </w:r>
+    </w:p>
+    <w:p>
+      <w:r>
+        <w:t xml:space="preserve">    p_role         VARCHAR2</w:t>
+      </w:r>
+    </w:p>
+    <w:p>
+      <w:r>
+        <w:t>)</w:t>
+      </w:r>
+    </w:p>
+    <w:p>
+      <w:r>
+        <w:t>AS</w:t>
+      </w:r>
+    </w:p>
+    <w:p>
+      <w:r>
+        <w:t xml:space="preserve">    v_accountID NUMBER;</w:t>
+      </w:r>
+    </w:p>
+    <w:p>
+      <w:r>
+        <w:t xml:space="preserve">    v_personID  NUMBER;</w:t>
+      </w:r>
+    </w:p>
+    <w:p>
+      <w:r>
+        <w:t>BEGIN</w:t>
+      </w:r>
+    </w:p>
+    <w:p>
+      <w:r>
+        <w:t xml:space="preserve">    INSERT INTO Accounts (UserName, Password)</w:t>
+      </w:r>
+    </w:p>
+    <w:p>
+      <w:r>
+        <w:t xml:space="preserve">    VALUES (p_email, p_password)</w:t>
+      </w:r>
+    </w:p>
+    <w:p>
+      <w:r>
+        <w:t xml:space="preserve">    RETURNING AccountID INTO v_accountID;</w:t>
+      </w:r>
+    </w:p>
+    <w:p/>
+    <w:p>
+      <w:r>
+        <w:t xml:space="preserve">    INSERT INTO Persons (AccountID, Name, Phone, Gender, Age)</w:t>
+      </w:r>
+    </w:p>
+    <w:p>
+      <w:r>
+        <w:t xml:space="preserve">    VALUES (v_accountID, p_fullName, p_phoneNumber, p_gender, p_age)</w:t>
+      </w:r>
+    </w:p>
+    <w:p>
+      <w:r>
+        <w:t xml:space="preserve">    RETURNING PersonID INTO v_personID;</w:t>
+      </w:r>
+    </w:p>
+    <w:p/>
+    <w:p>
+      <w:r>
+        <w:t xml:space="preserve">    IF UPPER(p_role) = 'ATTENDEE' THEN</w:t>
+      </w:r>
+    </w:p>
+    <w:p>
+      <w:r>
+        <w:t xml:space="preserve">        INSERT INTO Attendees (PersonID) VALUES (v_personID);</w:t>
+      </w:r>
+    </w:p>
+    <w:p/>
+    <w:p>
+      <w:r>
+        <w:t xml:space="preserve">    ELSIF UPPER(p_role) = 'ORGANIZER' THEN</w:t>
+      </w:r>
+    </w:p>
+    <w:p>
+      <w:r>
+        <w:t xml:space="preserve">        INSERT INTO Organizers (PersonID) VALUES (v_personID);</w:t>
+      </w:r>
+    </w:p>
+    <w:p/>
+    <w:p>
+      <w:r>
+        <w:t xml:space="preserve">    ELSE</w:t>
+      </w:r>
+    </w:p>
+    <w:p>
+      <w:r>
+        <w:t xml:space="preserve">        RAISE_APPLICATION_ERROR(-20001, 'Invalid role provided');</w:t>
+      </w:r>
+    </w:p>
+    <w:p>
+      <w:r>
+        <w:t xml:space="preserve">    END IF;</w:t>
+      </w:r>
+    </w:p>
+    <w:p/>
+    <w:p>
+      <w:r>
+        <w:t xml:space="preserve">    COMMIT;</w:t>
+      </w:r>
+    </w:p>
+    <w:p/>
+    <w:p>
+      <w:r>
+        <w:t>EXCEPTION</w:t>
+      </w:r>
+    </w:p>
+    <w:p>
+      <w:r>
+        <w:t xml:space="preserve">    WHEN OTHERS THEN</w:t>
+      </w:r>
+    </w:p>
+    <w:p>
+      <w:r>
+        <w:t xml:space="preserve">        ROLLBACK;</w:t>
+      </w:r>
+    </w:p>
+    <w:p>
+      <w:r>
+        <w:t xml:space="preserve">        RAISE;</w:t>
       </w:r>
     </w:p>
     <w:p>
@@ -1227,31 +1960,34 @@
     </w:p>
     <w:p>
       <w:r>
-        <w:t>-- =========================</w:t>
-      </w:r>
-    </w:p>
-    <w:p>
-      <w:r>
-        <w:t>-- INSERT ADMIN (1 only)</w:t>
-      </w:r>
-    </w:p>
-    <w:p>
-      <w:r>
-        <w:t>-- =========================</w:t>
-      </w:r>
-    </w:p>
-    <w:p>
-      <w:r>
-        <w:t>INSERT INTO Admin (PersonID) VALUES (1);</w:t>
-      </w:r>
-    </w:p>
-    <w:p/>
-    <w:p>
-      <w:r>
-        <w:t>-----------------------------------------------------</w:t>
-      </w:r>
-    </w:p>
-    <w:p/>
+        <w:t>create or replace PROCEDURE Change_User_Password (</w:t>
+      </w:r>
+    </w:p>
+    <w:p>
+      <w:r>
+        <w:t xml:space="preserve">    p_username     IN VARCHAR2,</w:t>
+      </w:r>
+    </w:p>
+    <w:p>
+      <w:r>
+        <w:t xml:space="preserve">    p_newPassword  IN VARCHAR2</w:t>
+      </w:r>
+    </w:p>
+    <w:p>
+      <w:r>
+        <w:t>)</w:t>
+      </w:r>
+    </w:p>
+    <w:p>
+      <w:r>
+        <w:t>AS</w:t>
+      </w:r>
+    </w:p>
+    <w:p>
+      <w:r>
+        <w:t xml:space="preserve">    v_count NUMBER;</w:t>
+      </w:r>
+    </w:p>
     <w:p>
       <w:r>
         <w:t>BEGIN</w:t>
@@ -1259,22 +1995,67 @@
     </w:p>
     <w:p>
       <w:r>
-        <w:t xml:space="preserve">    FOR i IN 101..200 LOOP</w:t>
-      </w:r>
-    </w:p>
-    <w:p>
-      <w:r>
-        <w:t xml:space="preserve">        INSERT INTO Attendees (PersonID)</w:t>
-      </w:r>
-    </w:p>
-    <w:p>
-      <w:r>
-        <w:t xml:space="preserve">        VALUES (i);</w:t>
-      </w:r>
-    </w:p>
-    <w:p>
-      <w:r>
-        <w:t xml:space="preserve">    END LOOP;</w:t>
+        <w:t xml:space="preserve">    UPDATE ACCOUNTS</w:t>
+      </w:r>
+    </w:p>
+    <w:p>
+      <w:r>
+        <w:t xml:space="preserve">    SET PASSWORD = p_newPassword</w:t>
+      </w:r>
+    </w:p>
+    <w:p>
+      <w:r>
+        <w:t xml:space="preserve">    WHERE USERNAME = p_username;</w:t>
+      </w:r>
+    </w:p>
+    <w:p/>
+    <w:p>
+      <w:r>
+        <w:t xml:space="preserve">    v_count := SQL%ROWCOUNT;</w:t>
+      </w:r>
+    </w:p>
+    <w:p/>
+    <w:p>
+      <w:r>
+        <w:t xml:space="preserve">    IF v_count = 0 THEN</w:t>
+      </w:r>
+    </w:p>
+    <w:p>
+      <w:r>
+        <w:t xml:space="preserve">        RAISE_APPLICATION_ERROR(-20002, 'Username not found');</w:t>
+      </w:r>
+    </w:p>
+    <w:p>
+      <w:r>
+        <w:t xml:space="preserve">    END IF;</w:t>
+      </w:r>
+    </w:p>
+    <w:p/>
+    <w:p>
+      <w:r>
+        <w:lastRenderedPageBreak/>
+        <w:t xml:space="preserve">    COMMIT;</w:t>
+      </w:r>
+    </w:p>
+    <w:p/>
+    <w:p>
+      <w:r>
+        <w:t>EXCEPTION</w:t>
+      </w:r>
+    </w:p>
+    <w:p>
+      <w:r>
+        <w:t xml:space="preserve">    WHEN OTHERS THEN</w:t>
+      </w:r>
+    </w:p>
+    <w:p>
+      <w:r>
+        <w:t xml:space="preserve">        ROLLBACK;</w:t>
+      </w:r>
+    </w:p>
+    <w:p>
+      <w:r>
+        <w:t xml:space="preserve">        RAISE;</w:t>
       </w:r>
     </w:p>
     <w:p>
@@ -1287,7 +2068,41 @@
         <w:t>/</w:t>
       </w:r>
     </w:p>
-    <w:p/>
+    <w:p>
+      <w:r>
+        <w:t>create or replace PROCEDURE Login_Process (</w:t>
+      </w:r>
+    </w:p>
+    <w:p>
+      <w:r>
+        <w:t xml:space="preserve">    p_username   VARCHAR2,</w:t>
+      </w:r>
+    </w:p>
+    <w:p>
+      <w:r>
+        <w:t xml:space="preserve">    p_password   VARCHAR2,</w:t>
+      </w:r>
+    </w:p>
+    <w:p>
+      <w:r>
+        <w:t xml:space="preserve">    p_personID   OUT NUMBER,</w:t>
+      </w:r>
+    </w:p>
+    <w:p>
+      <w:r>
+        <w:t xml:space="preserve">    p_role       OUT VARCHAR2</w:t>
+      </w:r>
+    </w:p>
+    <w:p>
+      <w:r>
+        <w:t>)</w:t>
+      </w:r>
+    </w:p>
+    <w:p>
+      <w:r>
+        <w:t>AS</w:t>
+      </w:r>
+    </w:p>
     <w:p>
       <w:r>
         <w:t>BEGIN</w:t>
@@ -1295,25 +2110,111 @@
     </w:p>
     <w:p>
       <w:r>
-        <w:t xml:space="preserve">    FOR i IN 2..100 LOOP</w:t>
-      </w:r>
-    </w:p>
-    <w:p>
-      <w:r>
-        <w:t xml:space="preserve">        INSERT INTO Organizers (PersonID)</w:t>
-      </w:r>
-    </w:p>
-    <w:p>
-      <w:r>
-        <w:t xml:space="preserve">        VALUES (i);</w:t>
+        <w:t xml:space="preserve">    SELECT </w:t>
+      </w:r>
+    </w:p>
+    <w:p>
+      <w:r>
+        <w:t xml:space="preserve">          case WHEN A.ATTENDEEID IS NOT NULL THEN A.ATTENDEEID</w:t>
+      </w:r>
+    </w:p>
+    <w:p>
+      <w:r>
+        <w:t xml:space="preserve">                WHEN O.ORGANIZERID IS NOT NULL THEN O.ORGANIZERID</w:t>
+      </w:r>
+    </w:p>
+    <w:p>
+      <w:r>
+        <w:t xml:space="preserve">                WHEN AD.ADMINID IS NOT NULL THEN AD.ADMINID</w:t>
+      </w:r>
+    </w:p>
+    <w:p>
+      <w:r>
+        <w:t xml:space="preserve">                ELSE -1</w:t>
+      </w:r>
+    </w:p>
+    <w:p>
+      <w:r>
+        <w:t xml:space="preserve">                End</w:t>
+      </w:r>
+    </w:p>
+    <w:p>
+      <w:r>
+        <w:t xml:space="preserve">                ,</w:t>
+      </w:r>
+    </w:p>
+    <w:p>
+      <w:r>
+        <w:t xml:space="preserve">           CASE</w:t>
+      </w:r>
+    </w:p>
+    <w:p>
+      <w:r>
+        <w:t xml:space="preserve">                WHEN A.ATTENDEEID IS NOT NULL THEN 'ATTENDEE'</w:t>
+      </w:r>
+    </w:p>
+    <w:p>
+      <w:r>
+        <w:t xml:space="preserve">                WHEN O.ORGANIZERID IS NOT NULL THEN 'ORGANIZER'</w:t>
       </w:r>
     </w:p>
     <w:p>
       <w:r>
         <w:lastRenderedPageBreak/>
-        <w:t xml:space="preserve">    END LOOP;</w:t>
-      </w:r>
-    </w:p>
+        <w:t xml:space="preserve">                WHEN AD.ADMINID IS NOT NULL THEN 'ADMIN'</w:t>
+      </w:r>
+    </w:p>
+    <w:p>
+      <w:r>
+        <w:t xml:space="preserve">                ELSE ''</w:t>
+      </w:r>
+    </w:p>
+    <w:p>
+      <w:r>
+        <w:t xml:space="preserve">           END</w:t>
+      </w:r>
+    </w:p>
+    <w:p>
+      <w:r>
+        <w:t xml:space="preserve">    INTO p_personID, p_role</w:t>
+      </w:r>
+    </w:p>
+    <w:p>
+      <w:r>
+        <w:t xml:space="preserve">    FROM ACCOUNTS ACC</w:t>
+      </w:r>
+    </w:p>
+    <w:p>
+      <w:r>
+        <w:t xml:space="preserve">    JOIN PERSONS P ON ACC.ACCOUNTID = P.ACCOUNTID</w:t>
+      </w:r>
+    </w:p>
+    <w:p>
+      <w:r>
+        <w:t xml:space="preserve">    LEFT JOIN ATTENDEES A ON P.PERSONID = A.PERSONID</w:t>
+      </w:r>
+    </w:p>
+    <w:p>
+      <w:r>
+        <w:t xml:space="preserve">    LEFT JOIN ORGANIZERS O ON P.PERSONID = O.PERSONID</w:t>
+      </w:r>
+    </w:p>
+    <w:p>
+      <w:r>
+        <w:t xml:space="preserve">    LEFT JOIN ADMIN AD ON P.PERSONID = AD.PERSONID</w:t>
+      </w:r>
+    </w:p>
+    <w:p>
+      <w:r>
+        <w:t xml:space="preserve">    WHERE ACC.USERNAME = p_username</w:t>
+      </w:r>
+    </w:p>
+    <w:p>
+      <w:r>
+        <w:t xml:space="preserve">      AND ACC.PASSWORD = p_password;</w:t>
+      </w:r>
+    </w:p>
+    <w:p/>
     <w:p>
       <w:r>
         <w:t>END;</w:t>
@@ -1324,19 +2225,822 @@
         <w:t>/</w:t>
       </w:r>
     </w:p>
-    <w:p>
-      <w:r>
-        <w:t>-- =========================</w:t>
-      </w:r>
-    </w:p>
-    <w:p>
-      <w:r>
-        <w:t>-- INSERT TIMESLOTS (7)</w:t>
-      </w:r>
-    </w:p>
-    <w:p>
-      <w:r>
-        <w:t>-- =========================</w:t>
+    <w:p/>
+    <w:p>
+      <w:r>
+        <w:t xml:space="preserve">create or replace PROCEDURE Filter_Results_By_Date   </w:t>
+      </w:r>
+    </w:p>
+    <w:p>
+      <w:r>
+        <w:t xml:space="preserve">(  </w:t>
+      </w:r>
+    </w:p>
+    <w:p>
+      <w:r>
+        <w:t xml:space="preserve">    p_date       DATE, </w:t>
+      </w:r>
+    </w:p>
+    <w:p>
+      <w:r>
+        <w:t xml:space="preserve">    p_attendeeid NUMBER,  </w:t>
+      </w:r>
+    </w:p>
+    <w:p>
+      <w:r>
+        <w:t xml:space="preserve">    p_record     OUT SYS_REFCURSOR  </w:t>
+      </w:r>
+    </w:p>
+    <w:p>
+      <w:r>
+        <w:t xml:space="preserve">)  </w:t>
+      </w:r>
+    </w:p>
+    <w:p>
+      <w:r>
+        <w:t xml:space="preserve">AS  </w:t>
+      </w:r>
+    </w:p>
+    <w:p>
+      <w:r>
+        <w:t xml:space="preserve">BEGIN  </w:t>
+      </w:r>
+    </w:p>
+    <w:p>
+      <w:r>
+        <w:t xml:space="preserve">    OPEN p_record FOR  </w:t>
+      </w:r>
+    </w:p>
+    <w:p>
+      <w:r>
+        <w:t xml:space="preserve">        SELECT    </w:t>
+      </w:r>
+    </w:p>
+    <w:p>
+      <w:r>
+        <w:t xml:space="preserve">            E.EVENTID, </w:t>
+      </w:r>
+    </w:p>
+    <w:p>
+      <w:r>
+        <w:lastRenderedPageBreak/>
+        <w:t xml:space="preserve">            P.Name AS OrganizerName, </w:t>
+      </w:r>
+    </w:p>
+    <w:p>
+      <w:r>
+        <w:t xml:space="preserve">            E.TITLE, </w:t>
+      </w:r>
+    </w:p>
+    <w:p>
+      <w:r>
+        <w:t xml:space="preserve">            DBMS_LOB.SUBSTR(E.DESCRIPTION, 4000, 1) AS DESCRIPTION, </w:t>
+      </w:r>
+    </w:p>
+    <w:p>
+      <w:r>
+        <w:t xml:space="preserve"> </w:t>
+      </w:r>
+    </w:p>
+    <w:p>
+      <w:r>
+        <w:t xml:space="preserve">            TO_CHAR(TS.STARTTIME, 'HH24:MI') || ' - ' || </w:t>
+      </w:r>
+    </w:p>
+    <w:p>
+      <w:r>
+        <w:t xml:space="preserve">            TO_CHAR(TS.ENDTIME, 'HH24:MI') AS EventTime, </w:t>
+      </w:r>
+    </w:p>
+    <w:p>
+      <w:r>
+        <w:t xml:space="preserve"> </w:t>
+      </w:r>
+    </w:p>
+    <w:p>
+      <w:r>
+        <w:t xml:space="preserve">            TO_CHAR(TS.SLOTDATE, 'YYYY-MM-DD') AS EventDate, </w:t>
+      </w:r>
+    </w:p>
+    <w:p>
+      <w:r>
+        <w:t xml:space="preserve"> </w:t>
+      </w:r>
+    </w:p>
+    <w:p>
+      <w:r>
+        <w:t xml:space="preserve">            E.CAPACITY, </w:t>
+      </w:r>
+    </w:p>
+    <w:p>
+      <w:r>
+        <w:t xml:space="preserve"> </w:t>
+      </w:r>
+    </w:p>
+    <w:p>
+      <w:r>
+        <w:t xml:space="preserve">            CASE   </w:t>
+      </w:r>
+    </w:p>
+    <w:p>
+      <w:r>
+        <w:t xml:space="preserve">                WHEN er.EVENTID IS NULL THEN 'new event' </w:t>
+      </w:r>
+    </w:p>
+    <w:p>
+      <w:r>
+        <w:t xml:space="preserve">                ELSE 'Registered' </w:t>
+      </w:r>
+    </w:p>
+    <w:p>
+      <w:r>
+        <w:t xml:space="preserve">            END AS AttendeeStatus </w:t>
+      </w:r>
+    </w:p>
+    <w:p>
+      <w:r>
+        <w:t xml:space="preserve"> </w:t>
+      </w:r>
+    </w:p>
+    <w:p>
+      <w:r>
+        <w:t xml:space="preserve">        FROM EVENTS E </w:t>
+      </w:r>
+    </w:p>
+    <w:p>
+      <w:r>
+        <w:t xml:space="preserve">        INNER JOIN TIMESLOTS TS ON E.TIMESLOTID = TS.TIMESLOTID </w:t>
+      </w:r>
+    </w:p>
+    <w:p>
+      <w:r>
+        <w:t xml:space="preserve">        LEFT JOIN EVENTREGISTRATIONs er  </w:t>
+      </w:r>
+    </w:p>
+    <w:p>
+      <w:r>
+        <w:t xml:space="preserve">            ON E.EVENTID = er.EVENTID  </w:t>
+      </w:r>
+    </w:p>
+    <w:p>
+      <w:r>
+        <w:t xml:space="preserve">           AND er.ATTENDEEID = p_attendeeid </w:t>
+      </w:r>
+    </w:p>
+    <w:p>
+      <w:r>
+        <w:t xml:space="preserve">        INNER JOIN ORGANIZERS og ON E.organizerid = og.organizerid </w:t>
+      </w:r>
+    </w:p>
+    <w:p>
+      <w:r>
+        <w:t xml:space="preserve">        INNER JOIN PERSONS P ON P.personid = og.PersonID </w:t>
+      </w:r>
+    </w:p>
+    <w:p>
+      <w:r>
+        <w:t xml:space="preserve"> </w:t>
+      </w:r>
+    </w:p>
+    <w:p>
+      <w:r>
+        <w:t xml:space="preserve">        WHERE TRUNC(TS.SLOTDATE) = TRUNC(p_date) </w:t>
+      </w:r>
+    </w:p>
+    <w:p>
+      <w:r>
+        <w:t xml:space="preserve">          AND E.STATUS = 'approved' </w:t>
+      </w:r>
+    </w:p>
+    <w:p>
+      <w:r>
+        <w:lastRenderedPageBreak/>
+        <w:t xml:space="preserve">        ORDER BY TS.SLOTDATE, TS.STARTTIME; </w:t>
+      </w:r>
+    </w:p>
+    <w:p>
+      <w:r>
+        <w:t>END;</w:t>
+      </w:r>
+    </w:p>
+    <w:p>
+      <w:r>
+        <w:t>/</w:t>
+      </w:r>
+    </w:p>
+    <w:p>
+      <w:r>
+        <w:t xml:space="preserve">create or replace PROCEDURE Filter_Results_By_Time  </w:t>
+      </w:r>
+    </w:p>
+    <w:p>
+      <w:r>
+        <w:t xml:space="preserve">(  </w:t>
+      </w:r>
+    </w:p>
+    <w:p>
+      <w:r>
+        <w:t xml:space="preserve">    p_start_time   DATE, </w:t>
+      </w:r>
+    </w:p>
+    <w:p>
+      <w:r>
+        <w:t xml:space="preserve">    p_attendeeid   NUMBER,  </w:t>
+      </w:r>
+    </w:p>
+    <w:p>
+      <w:r>
+        <w:t xml:space="preserve">    p_record       OUT SYS_REFCURSOR  </w:t>
+      </w:r>
+    </w:p>
+    <w:p>
+      <w:r>
+        <w:t xml:space="preserve">)  </w:t>
+      </w:r>
+    </w:p>
+    <w:p>
+      <w:r>
+        <w:t xml:space="preserve">AS  </w:t>
+      </w:r>
+    </w:p>
+    <w:p>
+      <w:r>
+        <w:t xml:space="preserve">BEGIN  </w:t>
+      </w:r>
+    </w:p>
+    <w:p>
+      <w:r>
+        <w:t xml:space="preserve">    OPEN p_record FOR  </w:t>
+      </w:r>
+    </w:p>
+    <w:p>
+      <w:r>
+        <w:t xml:space="preserve">        SELECT    </w:t>
+      </w:r>
+    </w:p>
+    <w:p>
+      <w:r>
+        <w:t xml:space="preserve">            E.EVENTID, </w:t>
+      </w:r>
+    </w:p>
+    <w:p>
+      <w:r>
+        <w:t xml:space="preserve">            P.Name AS OrganizerName, </w:t>
+      </w:r>
+    </w:p>
+    <w:p>
+      <w:r>
+        <w:t xml:space="preserve">            E.TITLE, </w:t>
+      </w:r>
+    </w:p>
+    <w:p>
+      <w:r>
+        <w:t xml:space="preserve">            DBMS_LOB.SUBSTR(E.DESCRIPTION, 4000, 1) AS DESCRIPTION, </w:t>
+      </w:r>
+    </w:p>
+    <w:p>
+      <w:r>
+        <w:t xml:space="preserve"> </w:t>
+      </w:r>
+    </w:p>
+    <w:p>
+      <w:r>
+        <w:t xml:space="preserve">            TO_CHAR(TS.STARTTIME, 'HH24:MI') || ' - ' || </w:t>
+      </w:r>
+    </w:p>
+    <w:p>
+      <w:r>
+        <w:t xml:space="preserve">            TO_CHAR(TS.ENDTIME, 'HH24:MI') AS EventTime, </w:t>
+      </w:r>
+    </w:p>
+    <w:p>
+      <w:r>
+        <w:t xml:space="preserve"> </w:t>
+      </w:r>
+    </w:p>
+    <w:p>
+      <w:r>
+        <w:t xml:space="preserve">            TO_CHAR(TS.SLOTDATE, 'YYYY-MM-DD') AS EventDate, </w:t>
+      </w:r>
+    </w:p>
+    <w:p>
+      <w:r>
+        <w:t xml:space="preserve"> </w:t>
+      </w:r>
+    </w:p>
+    <w:p>
+      <w:r>
+        <w:t xml:space="preserve">            E.CAPACITY, </w:t>
+      </w:r>
+    </w:p>
+    <w:p>
+      <w:r>
+        <w:t xml:space="preserve"> </w:t>
+      </w:r>
+    </w:p>
+    <w:p>
+      <w:r>
+        <w:t xml:space="preserve">            CASE   </w:t>
+      </w:r>
+    </w:p>
+    <w:p>
+      <w:r>
+        <w:lastRenderedPageBreak/>
+        <w:t xml:space="preserve">                WHEN er.EVENTID IS NULL THEN 'New Event' </w:t>
+      </w:r>
+    </w:p>
+    <w:p>
+      <w:r>
+        <w:t xml:space="preserve">                ELSE 'Registered' </w:t>
+      </w:r>
+    </w:p>
+    <w:p>
+      <w:r>
+        <w:t xml:space="preserve">            END AS AttendeeStatus </w:t>
+      </w:r>
+    </w:p>
+    <w:p>
+      <w:r>
+        <w:t xml:space="preserve"> </w:t>
+      </w:r>
+    </w:p>
+    <w:p>
+      <w:r>
+        <w:t xml:space="preserve">        FROM EVENTS E </w:t>
+      </w:r>
+    </w:p>
+    <w:p>
+      <w:r>
+        <w:t xml:space="preserve">        INNER JOIN TIMESLOTS TS ON E.TIMESLOTID = TS.TIMESLOTID </w:t>
+      </w:r>
+    </w:p>
+    <w:p>
+      <w:r>
+        <w:t xml:space="preserve">        LEFT JOIN EVENTREGISTRATIONs er  </w:t>
+      </w:r>
+    </w:p>
+    <w:p>
+      <w:r>
+        <w:t xml:space="preserve">            ON E.EVENTID = er.EVENTID  </w:t>
+      </w:r>
+    </w:p>
+    <w:p>
+      <w:r>
+        <w:t xml:space="preserve">           AND er.ATTENDEEID = p_attendeeid </w:t>
+      </w:r>
+    </w:p>
+    <w:p>
+      <w:r>
+        <w:t xml:space="preserve">        INNER JOIN ORGANIZERS og ON E.organizerid = og.organizerid </w:t>
+      </w:r>
+    </w:p>
+    <w:p>
+      <w:r>
+        <w:t xml:space="preserve">        INNER JOIN PERSONS P ON P.personid = og.PersonID </w:t>
+      </w:r>
+    </w:p>
+    <w:p>
+      <w:r>
+        <w:t xml:space="preserve"> </w:t>
+      </w:r>
+    </w:p>
+    <w:p>
+      <w:r>
+        <w:t xml:space="preserve">        WHERE TO_CHAR(TS.STARTTIME, 'HH24:MI') = TO_CHAR(p_start_time, 'HH24:MI') </w:t>
+      </w:r>
+    </w:p>
+    <w:p>
+      <w:r>
+        <w:t xml:space="preserve">          AND E.STATUS = 'approved' </w:t>
+      </w:r>
+    </w:p>
+    <w:p>
+      <w:r>
+        <w:t xml:space="preserve">        ORDER BY TS.STARTTIME; </w:t>
+      </w:r>
+    </w:p>
+    <w:p>
+      <w:r>
+        <w:t>END;</w:t>
+      </w:r>
+    </w:p>
+    <w:p>
+      <w:r>
+        <w:t>/</w:t>
+      </w:r>
+    </w:p>
+    <w:p>
+      <w:r>
+        <w:t xml:space="preserve">create or replace PROCEDURE Filter_Results_Events   </w:t>
+      </w:r>
+    </w:p>
+    <w:p>
+      <w:r>
+        <w:t xml:space="preserve">(  </w:t>
+      </w:r>
+    </w:p>
+    <w:p>
+      <w:r>
+        <w:t xml:space="preserve">    p_title      VARCHAR2, </w:t>
+      </w:r>
+    </w:p>
+    <w:p>
+      <w:r>
+        <w:t xml:space="preserve">    p_attendeeid NUMBER,  </w:t>
+      </w:r>
+    </w:p>
+    <w:p>
+      <w:r>
+        <w:t xml:space="preserve">    p_record     OUT SYS_REFCURSOR  </w:t>
+      </w:r>
+    </w:p>
+    <w:p>
+      <w:r>
+        <w:t xml:space="preserve">)  </w:t>
+      </w:r>
+    </w:p>
+    <w:p>
+      <w:r>
+        <w:t xml:space="preserve">AS  </w:t>
+      </w:r>
+    </w:p>
+    <w:p>
+      <w:r>
+        <w:t xml:space="preserve">BEGIN  </w:t>
+      </w:r>
+    </w:p>
+    <w:p>
+      <w:r>
+        <w:t xml:space="preserve">    OPEN p_record FOR  </w:t>
+      </w:r>
+    </w:p>
+    <w:p>
+      <w:r>
+        <w:lastRenderedPageBreak/>
+        <w:t xml:space="preserve">        SELECT    </w:t>
+      </w:r>
+    </w:p>
+    <w:p>
+      <w:r>
+        <w:t xml:space="preserve">            E.EVENTID, </w:t>
+      </w:r>
+    </w:p>
+    <w:p>
+      <w:r>
+        <w:t xml:space="preserve">            P.Name AS OrganizerName, </w:t>
+      </w:r>
+    </w:p>
+    <w:p>
+      <w:r>
+        <w:t xml:space="preserve">            E.TITLE, </w:t>
+      </w:r>
+    </w:p>
+    <w:p>
+      <w:r>
+        <w:t xml:space="preserve">            DBMS_LOB.SUBSTR(E.DESCRIPTION, 4000, 1) AS DESCRIPTION, </w:t>
+      </w:r>
+    </w:p>
+    <w:p>
+      <w:r>
+        <w:t xml:space="preserve"> </w:t>
+      </w:r>
+    </w:p>
+    <w:p>
+      <w:r>
+        <w:t xml:space="preserve">            TO_CHAR(TS.STARTTIME, 'HH24:MI') || ' - ' || </w:t>
+      </w:r>
+    </w:p>
+    <w:p>
+      <w:r>
+        <w:t xml:space="preserve">            TO_CHAR(TS.ENDTIME, 'HH24:MI') AS EventTime, </w:t>
+      </w:r>
+    </w:p>
+    <w:p>
+      <w:r>
+        <w:t xml:space="preserve"> </w:t>
+      </w:r>
+    </w:p>
+    <w:p>
+      <w:r>
+        <w:t xml:space="preserve">            TO_CHAR(TS.SLOTDATE, 'YYYY-MM-DD') AS EventDate, </w:t>
+      </w:r>
+    </w:p>
+    <w:p>
+      <w:r>
+        <w:t xml:space="preserve"> </w:t>
+      </w:r>
+    </w:p>
+    <w:p>
+      <w:r>
+        <w:t xml:space="preserve">            E.CAPACITY, </w:t>
+      </w:r>
+    </w:p>
+    <w:p>
+      <w:r>
+        <w:t xml:space="preserve"> </w:t>
+      </w:r>
+    </w:p>
+    <w:p>
+      <w:r>
+        <w:t xml:space="preserve">            CASE   </w:t>
+      </w:r>
+    </w:p>
+    <w:p>
+      <w:r>
+        <w:t xml:space="preserve">                WHEN er.EVENTID IS NULL THEN 'new event' </w:t>
+      </w:r>
+    </w:p>
+    <w:p>
+      <w:r>
+        <w:t xml:space="preserve">                ELSE 'Registered' </w:t>
+      </w:r>
+    </w:p>
+    <w:p>
+      <w:r>
+        <w:t xml:space="preserve">            END AS AttendeeStatus </w:t>
+      </w:r>
+    </w:p>
+    <w:p>
+      <w:r>
+        <w:t xml:space="preserve"> </w:t>
+      </w:r>
+    </w:p>
+    <w:p>
+      <w:r>
+        <w:t xml:space="preserve">        FROM EVENTS E </w:t>
+      </w:r>
+    </w:p>
+    <w:p>
+      <w:r>
+        <w:t xml:space="preserve">        INNER JOIN TIMESLOTS TS ON E.TIMESLOTID = TS.TIMESLOTID </w:t>
+      </w:r>
+    </w:p>
+    <w:p>
+      <w:r>
+        <w:t xml:space="preserve">        LEFT JOIN EVENTREGISTRATIONs er  </w:t>
+      </w:r>
+    </w:p>
+    <w:p>
+      <w:r>
+        <w:t xml:space="preserve">            ON E.EVENTID = er.EVENTID  </w:t>
+      </w:r>
+    </w:p>
+    <w:p>
+      <w:r>
+        <w:t xml:space="preserve">           AND er.ATTENDEEID = p_attendeeid </w:t>
+      </w:r>
+    </w:p>
+    <w:p>
+      <w:r>
+        <w:t xml:space="preserve">        INNER JOIN ORGANIZERS og ON E.organizerid = og.organizerid </w:t>
+      </w:r>
+    </w:p>
+    <w:p>
+      <w:r>
+        <w:t xml:space="preserve">        INNER JOIN PERSONS P ON P.personid = og.PersonID </w:t>
+      </w:r>
+    </w:p>
+    <w:p>
+      <w:r>
+        <w:t xml:space="preserve"> </w:t>
+      </w:r>
+    </w:p>
+    <w:p>
+      <w:r>
+        <w:lastRenderedPageBreak/>
+        <w:t xml:space="preserve">        WHERE (p_title IS NULL OR LOWER(E.TITLE) LIKE '%' || LOWER(p_title) || '%') </w:t>
+      </w:r>
+    </w:p>
+    <w:p>
+      <w:r>
+        <w:t xml:space="preserve">          AND E.STATUS = 'approved' </w:t>
+      </w:r>
+    </w:p>
+    <w:p>
+      <w:r>
+        <w:t xml:space="preserve">        ORDER BY TS.SLOTDATE, TS.STARTTIME; </w:t>
+      </w:r>
+    </w:p>
+    <w:p>
+      <w:r>
+        <w:t>END;</w:t>
+      </w:r>
+    </w:p>
+    <w:p>
+      <w:r>
+        <w:t>/</w:t>
+      </w:r>
+    </w:p>
+    <w:p>
+      <w:r>
+        <w:t xml:space="preserve">create or replace PROCEDURE get_all_approved_events   </w:t>
+      </w:r>
+    </w:p>
+    <w:p>
+      <w:r>
+        <w:t xml:space="preserve">(  </w:t>
+      </w:r>
+    </w:p>
+    <w:p>
+      <w:r>
+        <w:t xml:space="preserve">    p_attendeeid NUMBER,  </w:t>
+      </w:r>
+    </w:p>
+    <w:p>
+      <w:r>
+        <w:t xml:space="preserve">    p_record     OUT SYS_REFCURSOR  </w:t>
+      </w:r>
+    </w:p>
+    <w:p>
+      <w:r>
+        <w:t xml:space="preserve">)  </w:t>
+      </w:r>
+    </w:p>
+    <w:p>
+      <w:r>
+        <w:t xml:space="preserve">AS  </w:t>
+      </w:r>
+    </w:p>
+    <w:p>
+      <w:r>
+        <w:t xml:space="preserve">BEGIN  </w:t>
+      </w:r>
+    </w:p>
+    <w:p>
+      <w:r>
+        <w:t xml:space="preserve">    OPEN p_record FOR  </w:t>
+      </w:r>
+    </w:p>
+    <w:p>
+      <w:r>
+        <w:t xml:space="preserve">        SELECT    </w:t>
+      </w:r>
+    </w:p>
+    <w:p>
+      <w:r>
+        <w:t xml:space="preserve">            E.EVENTID,  </w:t>
+      </w:r>
+    </w:p>
+    <w:p>
+      <w:r>
+        <w:t xml:space="preserve">            P.Name AS OrganizerName,  </w:t>
+      </w:r>
+    </w:p>
+    <w:p>
+      <w:r>
+        <w:t xml:space="preserve">            E.TITLE,  </w:t>
+      </w:r>
+    </w:p>
+    <w:p>
+      <w:r>
+        <w:t xml:space="preserve">            DBMS_LOB.SUBSTR(E.DESCRIPTION, 4000, 1) AS DESCRIPTION,  </w:t>
+      </w:r>
+    </w:p>
+    <w:p>
+      <w:r>
+        <w:t xml:space="preserve">  </w:t>
+      </w:r>
+    </w:p>
+    <w:p>
+      <w:r>
+        <w:t xml:space="preserve">            TO_CHAR(TS.STARTTIME, 'HH24:MI') || ' - ' ||  </w:t>
+      </w:r>
+    </w:p>
+    <w:p>
+      <w:r>
+        <w:t xml:space="preserve">            TO_CHAR(TS.ENDTIME, 'HH24:MI') AS EventTime,  </w:t>
+      </w:r>
+    </w:p>
+    <w:p>
+      <w:r>
+        <w:t xml:space="preserve">  </w:t>
+      </w:r>
+    </w:p>
+    <w:p>
+      <w:r>
+        <w:t xml:space="preserve">            TO_CHAR(TS.SLOTDATE, 'YYYY-MM-DD') AS EventDate,  </w:t>
+      </w:r>
+    </w:p>
+    <w:p>
+      <w:r>
+        <w:t xml:space="preserve">  </w:t>
+      </w:r>
+    </w:p>
+    <w:p/>
+    <w:p>
+      <w:r>
+        <w:t xml:space="preserve">            E.CAPACITY,  </w:t>
+      </w:r>
+    </w:p>
+    <w:p>
+      <w:r>
+        <w:lastRenderedPageBreak/>
+        <w:t xml:space="preserve">  </w:t>
+      </w:r>
+    </w:p>
+    <w:p>
+      <w:r>
+        <w:t xml:space="preserve">            CASE    </w:t>
+      </w:r>
+    </w:p>
+    <w:p>
+      <w:r>
+        <w:t xml:space="preserve">                WHEN er.EVENTID IS NULL THEN 'new event'  </w:t>
+      </w:r>
+    </w:p>
+    <w:p>
+      <w:r>
+        <w:t xml:space="preserve">                ELSE 'Registered'  </w:t>
+      </w:r>
+    </w:p>
+    <w:p>
+      <w:r>
+        <w:t xml:space="preserve">            END AS AttendeeStatus  </w:t>
+      </w:r>
+    </w:p>
+    <w:p>
+      <w:r>
+        <w:t xml:space="preserve">  </w:t>
+      </w:r>
+    </w:p>
+    <w:p>
+      <w:r>
+        <w:t xml:space="preserve">        FROM EVENTS E  </w:t>
+      </w:r>
+    </w:p>
+    <w:p>
+      <w:r>
+        <w:t xml:space="preserve">        INNER JOIN TIMESLOTS TS ON E.TIMESLOTID = TS.TIMESLOTID  </w:t>
+      </w:r>
+    </w:p>
+    <w:p>
+      <w:r>
+        <w:t xml:space="preserve">        LEFT JOIN EVENTREGISTRATIONs er  </w:t>
+      </w:r>
+    </w:p>
+    <w:p>
+      <w:r>
+        <w:t xml:space="preserve">            ON E.EVENTID = er.EVENTID  </w:t>
+      </w:r>
+    </w:p>
+    <w:p>
+      <w:r>
+        <w:t xml:space="preserve">           AND er.ATTENDEEID = p_attendeeid  </w:t>
+      </w:r>
+    </w:p>
+    <w:p>
+      <w:r>
+        <w:t xml:space="preserve">        INNER JOIN ORGANIZERS og ON E.organizerid = og.organizerid  </w:t>
+      </w:r>
+    </w:p>
+    <w:p>
+      <w:r>
+        <w:t xml:space="preserve">        INNER JOIN PERSONS P ON P.personid = og.PersonID  </w:t>
+      </w:r>
+    </w:p>
+    <w:p>
+      <w:r>
+        <w:t xml:space="preserve">        WHERE E.STATUS = 'approved'  </w:t>
+      </w:r>
+    </w:p>
+    <w:p>
+      <w:r>
+        <w:t xml:space="preserve">        ORDER BY TS.SLOTDATE, TS.STARTTIME;  </w:t>
+      </w:r>
+    </w:p>
+    <w:p>
+      <w:r>
+        <w:t>END;</w:t>
+      </w:r>
+    </w:p>
+    <w:p>
+      <w:r>
+        <w:t>/</w:t>
+      </w:r>
+    </w:p>
+    <w:p>
+      <w:r>
+        <w:t>create or replace PROCEDURE Get_All_Events_Organizers (</w:t>
+      </w:r>
+    </w:p>
+    <w:p>
+      <w:r>
+        <w:t xml:space="preserve">    organizerID IN NUMBER,</w:t>
+      </w:r>
+    </w:p>
+    <w:p>
+      <w:r>
+        <w:t xml:space="preserve">    p_cursor OUT SYS_REFCURSOR</w:t>
+      </w:r>
+    </w:p>
+    <w:p>
+      <w:r>
+        <w:t>)</w:t>
+      </w:r>
+    </w:p>
+    <w:p>
+      <w:r>
+        <w:t>AS</w:t>
       </w:r>
     </w:p>
     <w:p>
@@ -1346,47 +3050,224 @@
     </w:p>
     <w:p>
       <w:r>
-        <w:t xml:space="preserve">    FOR i IN 1..7 LOOP</w:t>
-      </w:r>
-    </w:p>
-    <w:p>
-      <w:r>
-        <w:t xml:space="preserve">        INSERT INTO TimeSlots (AdminID, StartTime, EndTime, SlotDate)</w:t>
-      </w:r>
-    </w:p>
-    <w:p>
-      <w:r>
-        <w:t xml:space="preserve">        VALUES (</w:t>
-      </w:r>
-    </w:p>
-    <w:p>
-      <w:r>
-        <w:t xml:space="preserve">            1,</w:t>
-      </w:r>
-    </w:p>
-    <w:p>
-      <w:r>
-        <w:t xml:space="preserve">            TO_DATE('10:00','HH24:MI'),</w:t>
-      </w:r>
-    </w:p>
-    <w:p>
-      <w:r>
-        <w:t xml:space="preserve">            TO_DATE('12:00','HH24:MI'),</w:t>
-      </w:r>
-    </w:p>
-    <w:p>
-      <w:r>
-        <w:t xml:space="preserve">            SYSDATE + i</w:t>
-      </w:r>
-    </w:p>
-    <w:p>
-      <w:r>
-        <w:t xml:space="preserve">        );</w:t>
-      </w:r>
-    </w:p>
-    <w:p>
-      <w:r>
-        <w:t xml:space="preserve">    END LOOP;</w:t>
+        <w:t xml:space="preserve">    OPEN p_cursor FOR</w:t>
+      </w:r>
+    </w:p>
+    <w:p>
+      <w:r>
+        <w:t xml:space="preserve">        SELECT  e.EventID, e.Title, e.Description , ts.SlotDate, ts.StartTime , ts.EndTime, e.Capacity, e.Status </w:t>
+      </w:r>
+    </w:p>
+    <w:p>
+      <w:r>
+        <w:lastRenderedPageBreak/>
+        <w:t xml:space="preserve">        FROM Events e</w:t>
+      </w:r>
+    </w:p>
+    <w:p>
+      <w:r>
+        <w:t xml:space="preserve">        INNER JOIN TimeSlots ts</w:t>
+      </w:r>
+    </w:p>
+    <w:p>
+      <w:r>
+        <w:t xml:space="preserve">            ON e.TimeSlotID = ts.TimeSlotID</w:t>
+      </w:r>
+    </w:p>
+    <w:p>
+      <w:r>
+        <w:t xml:space="preserve">        WHERE e.OrganizerID = organizerID</w:t>
+      </w:r>
+    </w:p>
+    <w:p>
+      <w:r>
+        <w:t xml:space="preserve">        ORDER BY ts.SlotDate, ts.StartTime;</w:t>
+      </w:r>
+    </w:p>
+    <w:p>
+      <w:r>
+        <w:t>END Get_All_Events_Organizers;</w:t>
+      </w:r>
+    </w:p>
+    <w:p>
+      <w:r>
+        <w:t>/</w:t>
+      </w:r>
+    </w:p>
+    <w:p>
+      <w:r>
+        <w:t xml:space="preserve">create or replace PROCEDURE Get_All_TimeSlots( </w:t>
+      </w:r>
+    </w:p>
+    <w:p>
+      <w:r>
+        <w:t xml:space="preserve">    p_cursor OUT SYS_REFCURSOR </w:t>
+      </w:r>
+    </w:p>
+    <w:p>
+      <w:r>
+        <w:t xml:space="preserve">) AS </w:t>
+      </w:r>
+    </w:p>
+    <w:p>
+      <w:r>
+        <w:t xml:space="preserve">BEGIN </w:t>
+      </w:r>
+    </w:p>
+    <w:p>
+      <w:r>
+        <w:t xml:space="preserve">    OPEN p_cursor FOR </w:t>
+      </w:r>
+    </w:p>
+    <w:p>
+      <w:r>
+        <w:t xml:space="preserve">        SELECT </w:t>
+      </w:r>
+    </w:p>
+    <w:p>
+      <w:r>
+        <w:t xml:space="preserve">            ts.TimeSlotID, </w:t>
+      </w:r>
+    </w:p>
+    <w:p>
+      <w:r>
+        <w:t xml:space="preserve">            ts.StartTime, </w:t>
+      </w:r>
+    </w:p>
+    <w:p>
+      <w:r>
+        <w:t xml:space="preserve">            ts.EndTime, </w:t>
+      </w:r>
+    </w:p>
+    <w:p>
+      <w:r>
+        <w:t xml:space="preserve">            ts.SlotDate,  </w:t>
+      </w:r>
+    </w:p>
+    <w:p>
+      <w:r>
+        <w:t xml:space="preserve">            CASE </w:t>
+      </w:r>
+    </w:p>
+    <w:p>
+      <w:r>
+        <w:t xml:space="preserve">                WHEN (LOWER(e.status) = 'denied' OR e.status IS NULL) THEN 'Free'</w:t>
+      </w:r>
+    </w:p>
+    <w:p>
+      <w:r>
+        <w:t xml:space="preserve">                WHEN LOWER(e.status) = 'approved' THEN 'Booked'</w:t>
+      </w:r>
+    </w:p>
+    <w:p>
+      <w:r>
+        <w:t xml:space="preserve">                ELSE 'Unknown'</w:t>
+      </w:r>
+    </w:p>
+    <w:p>
+      <w:r>
+        <w:t xml:space="preserve">            END AS StatusText</w:t>
+      </w:r>
+    </w:p>
+    <w:p>
+      <w:r>
+        <w:t xml:space="preserve">        FROM TimeSlots ts </w:t>
+      </w:r>
+    </w:p>
+    <w:p>
+      <w:r>
+        <w:t xml:space="preserve">        LEFT JOIN Events e   -- better than INNER JOIN</w:t>
+      </w:r>
+    </w:p>
+    <w:p>
+      <w:r>
+        <w:t xml:space="preserve">            ON e.TimeSlotID = ts.TimeSlotID  </w:t>
+      </w:r>
+    </w:p>
+    <w:p>
+      <w:r>
+        <w:t xml:space="preserve">        ORDER BY ts.SlotDate, ts.StartTime; </w:t>
+      </w:r>
+    </w:p>
+    <w:p>
+      <w:r>
+        <w:lastRenderedPageBreak/>
+        <w:t>END Get_All_TimeSlots;</w:t>
+      </w:r>
+    </w:p>
+    <w:p>
+      <w:r>
+        <w:t>/</w:t>
+      </w:r>
+    </w:p>
+    <w:p>
+      <w:r>
+        <w:t>create or replace PROCEDURE Get_Available_TimeSlots(</w:t>
+      </w:r>
+    </w:p>
+    <w:p>
+      <w:r>
+        <w:t xml:space="preserve">    p_cursor OUT SYS_REFCURSOR</w:t>
+      </w:r>
+    </w:p>
+    <w:p>
+      <w:r>
+        <w:t>) AS</w:t>
+      </w:r>
+    </w:p>
+    <w:p>
+      <w:r>
+        <w:t>BEGIN</w:t>
+      </w:r>
+    </w:p>
+    <w:p>
+      <w:r>
+        <w:t xml:space="preserve">    OPEN p_cursor FOR</w:t>
+      </w:r>
+    </w:p>
+    <w:p>
+      <w:r>
+        <w:t xml:space="preserve">        SELECT ts.TimeSlotID, ts.StartTime, ts.EndTime, ts.SlotDate</w:t>
+      </w:r>
+    </w:p>
+    <w:p>
+      <w:r>
+        <w:t xml:space="preserve">        FROM   TimeSlots ts</w:t>
+      </w:r>
+    </w:p>
+    <w:p>
+      <w:r>
+        <w:t xml:space="preserve">        WHERE  NOT EXISTS (</w:t>
+      </w:r>
+    </w:p>
+    <w:p>
+      <w:r>
+        <w:t xml:space="preserve">            SELECT 1</w:t>
+      </w:r>
+    </w:p>
+    <w:p>
+      <w:r>
+        <w:t xml:space="preserve">            FROM   Events e</w:t>
+      </w:r>
+    </w:p>
+    <w:p>
+      <w:r>
+        <w:t xml:space="preserve">            WHERE  e.TimeSlotID = ts.TimeSlotID</w:t>
+      </w:r>
+    </w:p>
+    <w:p>
+      <w:r>
+        <w:t xml:space="preserve">            AND    LOWER(e.Status) IN ('approved', 'pending')</w:t>
+      </w:r>
+    </w:p>
+    <w:p>
+      <w:r>
+        <w:t xml:space="preserve">        )</w:t>
+      </w:r>
+    </w:p>
+    <w:p>
+      <w:r>
+        <w:t xml:space="preserve">        ORDER BY ts.SlotDate, ts.StartTime;</w:t>
       </w:r>
     </w:p>
     <w:p>
@@ -1401,23 +3282,17 @@
     </w:p>
     <w:p>
       <w:r>
-        <w:t>-----------------------------------------------------</w:t>
-      </w:r>
-    </w:p>
-    <w:p/>
-    <w:p>
-      <w:r>
-        <w:t>-- =========================</w:t>
-      </w:r>
-    </w:p>
-    <w:p>
-      <w:r>
-        <w:t>-- INSERT EVENTS (5)</w:t>
-      </w:r>
-    </w:p>
-    <w:p>
-      <w:r>
-        <w:t>-- =========================</w:t>
+        <w:t>create or replace PROCEDURE get_Capacity_Status</w:t>
+      </w:r>
+    </w:p>
+    <w:p>
+      <w:r>
+        <w:t>(event_id number,isFull out INTEGER)</w:t>
+      </w:r>
+    </w:p>
+    <w:p>
+      <w:r>
+        <w:t xml:space="preserve">as </w:t>
       </w:r>
     </w:p>
     <w:p>
@@ -1427,58 +3302,160 @@
     </w:p>
     <w:p>
       <w:r>
-        <w:t xml:space="preserve">    FOR i IN 2..7 LOOP</w:t>
-      </w:r>
-    </w:p>
-    <w:p>
-      <w:r>
-        <w:t xml:space="preserve">        INSERT INTO Events (OrganizerID, TimeSlotID, Title, Description, Status, Capacity)</w:t>
+        <w:t xml:space="preserve">    select Count(e.eventid) into isFull</w:t>
+      </w:r>
+    </w:p>
+    <w:p>
+      <w:r>
+        <w:t xml:space="preserve">    from eventregistrations e</w:t>
+      </w:r>
+    </w:p>
+    <w:p>
+      <w:r>
+        <w:t xml:space="preserve">    where e.eventid = event_id;</w:t>
+      </w:r>
+    </w:p>
+    <w:p>
+      <w:r>
+        <w:t>End get_Capacity_Status;</w:t>
       </w:r>
     </w:p>
     <w:p>
       <w:r>
         <w:lastRenderedPageBreak/>
-        <w:t xml:space="preserve">        VALUES (</w:t>
-      </w:r>
-    </w:p>
-    <w:p>
-      <w:r>
-        <w:t xml:space="preserve">            i,</w:t>
-      </w:r>
-    </w:p>
-    <w:p>
-      <w:r>
-        <w:t xml:space="preserve">            i,</w:t>
-      </w:r>
-    </w:p>
-    <w:p>
-      <w:r>
-        <w:t xml:space="preserve">            'Event ' || i,</w:t>
-      </w:r>
-    </w:p>
-    <w:p>
-      <w:r>
-        <w:t xml:space="preserve">            'Description for event ' || i,</w:t>
-      </w:r>
-    </w:p>
-    <w:p>
-      <w:r>
-        <w:t xml:space="preserve">            'approved',</w:t>
-      </w:r>
-    </w:p>
-    <w:p>
-      <w:r>
-        <w:t xml:space="preserve">            50 + i</w:t>
-      </w:r>
-    </w:p>
-    <w:p>
-      <w:r>
-        <w:t xml:space="preserve">        );</w:t>
-      </w:r>
-    </w:p>
-    <w:p>
-      <w:r>
-        <w:t xml:space="preserve">    END LOOP;</w:t>
+        <w:t>/</w:t>
+      </w:r>
+    </w:p>
+    <w:p>
+      <w:r>
+        <w:t>create or replace PROCEDURE get_total_registered</w:t>
+      </w:r>
+    </w:p>
+    <w:p>
+      <w:r>
+        <w:t>(event_id number,total_registered  out INTEGER)</w:t>
+      </w:r>
+    </w:p>
+    <w:p>
+      <w:r>
+        <w:t xml:space="preserve">as </w:t>
+      </w:r>
+    </w:p>
+    <w:p>
+      <w:r>
+        <w:t>BEGIN</w:t>
+      </w:r>
+    </w:p>
+    <w:p>
+      <w:r>
+        <w:t xml:space="preserve">    select Count(*) </w:t>
+      </w:r>
+    </w:p>
+    <w:p>
+      <w:r>
+        <w:t xml:space="preserve">    into total_registered</w:t>
+      </w:r>
+    </w:p>
+    <w:p>
+      <w:r>
+        <w:t xml:space="preserve">    from eventregistrations </w:t>
+      </w:r>
+    </w:p>
+    <w:p>
+      <w:r>
+        <w:t xml:space="preserve">    where eventid = event_id;</w:t>
+      </w:r>
+    </w:p>
+    <w:p>
+      <w:r>
+        <w:t>End get_total_registered;</w:t>
+      </w:r>
+    </w:p>
+    <w:p>
+      <w:r>
+        <w:t>/</w:t>
+      </w:r>
+    </w:p>
+    <w:p>
+      <w:r>
+        <w:t xml:space="preserve">create or replace PROCEDURE Register_Or_Cancel_Event  </w:t>
+      </w:r>
+    </w:p>
+    <w:p>
+      <w:r>
+        <w:t xml:space="preserve">(  </w:t>
+      </w:r>
+    </w:p>
+    <w:p>
+      <w:r>
+        <w:t xml:space="preserve">    p_eventID     NUMBER,  </w:t>
+      </w:r>
+    </w:p>
+    <w:p>
+      <w:r>
+        <w:t xml:space="preserve">    p_attendeeID  NUMBER,  </w:t>
+      </w:r>
+    </w:p>
+    <w:p>
+      <w:r>
+        <w:t xml:space="preserve">    p_action      VARCHAR2  </w:t>
+      </w:r>
+    </w:p>
+    <w:p>
+      <w:r>
+        <w:t xml:space="preserve">)  </w:t>
+      </w:r>
+    </w:p>
+    <w:p>
+      <w:r>
+        <w:t xml:space="preserve">AS  </w:t>
+      </w:r>
+    </w:p>
+    <w:p>
+      <w:r>
+        <w:t xml:space="preserve">BEGIN  </w:t>
+      </w:r>
+    </w:p>
+    <w:p>
+      <w:r>
+        <w:t xml:space="preserve">    IF LOWER(p_action) = 'join' THEN  </w:t>
+      </w:r>
+    </w:p>
+    <w:p>
+      <w:r>
+        <w:t xml:space="preserve">        INSERT INTO EventRegistrations (ID, EventID, AttendeeID, CreatedAt)  </w:t>
+      </w:r>
+    </w:p>
+    <w:p>
+      <w:r>
+        <w:t xml:space="preserve">        VALUES (seq_eventreg.NEXTVAL, p_eventID, p_attendeeID, SYSDATE);  </w:t>
+      </w:r>
+    </w:p>
+    <w:p/>
+    <w:p>
+      <w:r>
+        <w:t xml:space="preserve">    ELSIF LOWER(p_action) = 'cancel' THEN  </w:t>
+      </w:r>
+    </w:p>
+    <w:p>
+      <w:r>
+        <w:t xml:space="preserve">        DELETE FROM EventRegistrations  </w:t>
+      </w:r>
+    </w:p>
+    <w:p>
+      <w:r>
+        <w:t xml:space="preserve">        WHERE EventID = p_eventID  </w:t>
+      </w:r>
+    </w:p>
+    <w:p>
+      <w:r>
+        <w:lastRenderedPageBreak/>
+        <w:t xml:space="preserve">          AND AttendeeID = p_attendeeID;  </w:t>
+      </w:r>
+    </w:p>
+    <w:p>
+      <w:r>
+        <w:t xml:space="preserve">    END IF;  </w:t>
       </w:r>
     </w:p>
     <w:p>
@@ -1493,23 +3470,32 @@
     </w:p>
     <w:p>
       <w:r>
-        <w:t>-----------------------------------------------------</w:t>
-      </w:r>
-    </w:p>
-    <w:p/>
-    <w:p>
-      <w:r>
-        <w:t>-- =========================</w:t>
-      </w:r>
-    </w:p>
-    <w:p>
-      <w:r>
-        <w:t>-- INSERT REGISTRATIONS</w:t>
-      </w:r>
-    </w:p>
-    <w:p>
-      <w:r>
-        <w:t>-- =========================</w:t>
+        <w:t>create or replace PROCEDURE sp_GetEventOrganizerID (</w:t>
+      </w:r>
+    </w:p>
+    <w:p>
+      <w:r>
+        <w:t xml:space="preserve">    p_eventID     IN  NUMBER,</w:t>
+      </w:r>
+    </w:p>
+    <w:p>
+      <w:r>
+        <w:t xml:space="preserve">    p_organizerID OUT NUMBER,</w:t>
+      </w:r>
+    </w:p>
+    <w:p>
+      <w:r>
+        <w:t xml:space="preserve">    p_title       OUT VARCHAR2</w:t>
+      </w:r>
+    </w:p>
+    <w:p>
+      <w:r>
+        <w:t>)</w:t>
+      </w:r>
+    </w:p>
+    <w:p>
+      <w:r>
+        <w:t>AS</w:t>
       </w:r>
     </w:p>
     <w:p>
@@ -1519,89 +3505,63 @@
     </w:p>
     <w:p>
       <w:r>
-        <w:t xml:space="preserve">    FOR i IN 1..100 LOOP</w:t>
-      </w:r>
-    </w:p>
-    <w:p>
-      <w:r>
-        <w:t xml:space="preserve">        INSERT INTO EventREGISTRATIONS (EventID, AttendeeID)</w:t>
-      </w:r>
-    </w:p>
-    <w:p>
-      <w:r>
-        <w:t xml:space="preserve">        VALUES (MOD(i,5)+1,i);</w:t>
-      </w:r>
-    </w:p>
-    <w:p>
-      <w:r>
-        <w:t xml:space="preserve">    END LOOP;</w:t>
-      </w:r>
-    </w:p>
-    <w:p>
-      <w:r>
-        <w:t>END;</w:t>
-      </w:r>
-    </w:p>
-    <w:p>
-      <w:r>
-        <w:t>/</w:t>
-      </w:r>
-    </w:p>
-    <w:p>
-      <w:r>
-        <w:t>-----------------------------------------------------</w:t>
-      </w:r>
-    </w:p>
-    <w:p/>
-    <w:p>
-      <w:r>
-        <w:t>COMMIT;</w:t>
-      </w:r>
-    </w:p>
-    <w:p/>
-    <w:p>
-      <w:r>
-        <w:t>--All Procedures</w:t>
-      </w:r>
-    </w:p>
-    <w:p>
-      <w:r>
-        <w:t>create or replace PROCEDURE Add_New_Attendee_Account (</w:t>
-      </w:r>
-    </w:p>
-    <w:p>
-      <w:r>
-        <w:t xml:space="preserve">    p_email        VARCHAR2,</w:t>
-      </w:r>
-    </w:p>
-    <w:p>
-      <w:r>
-        <w:t xml:space="preserve">    p_password     VARCHAR2,</w:t>
-      </w:r>
-    </w:p>
-    <w:p>
-      <w:r>
-        <w:t xml:space="preserve">    p_fullName     VARCHAR2,</w:t>
-      </w:r>
-    </w:p>
-    <w:p>
-      <w:r>
-        <w:t xml:space="preserve">    p_phoneNumber  VARCHAR2,</w:t>
-      </w:r>
-    </w:p>
-    <w:p>
-      <w:r>
-        <w:t xml:space="preserve">    p_gender       VARCHAR2,</w:t>
-      </w:r>
-    </w:p>
-    <w:p>
-      <w:r>
-        <w:t xml:space="preserve">    p_age          NUMBER,</w:t>
-      </w:r>
-    </w:p>
-    <w:p>
-      <w:r>
-        <w:t xml:space="preserve">    p_role         VARCHAR2</w:t>
+        <w:t xml:space="preserve">    SELECT ORGANIZERID, TITLE</w:t>
+      </w:r>
+    </w:p>
+    <w:p>
+      <w:r>
+        <w:t xml:space="preserve">    INTO   p_organizerID, p_title</w:t>
+      </w:r>
+    </w:p>
+    <w:p>
+      <w:r>
+        <w:t xml:space="preserve">    FROM   Events</w:t>
+      </w:r>
+    </w:p>
+    <w:p>
+      <w:r>
+        <w:t xml:space="preserve">    WHERE  EVENTID = p_eventID;</w:t>
+      </w:r>
+    </w:p>
+    <w:p/>
+    <w:p>
+      <w:r>
+        <w:t>EXCEPTION</w:t>
+      </w:r>
+    </w:p>
+    <w:p>
+      <w:r>
+        <w:t xml:space="preserve">    WHEN NO_DATA_FOUND THEN</w:t>
+      </w:r>
+    </w:p>
+    <w:p>
+      <w:r>
+        <w:t xml:space="preserve">        p_organizerID := -1;</w:t>
+      </w:r>
+    </w:p>
+    <w:p>
+      <w:r>
+        <w:t xml:space="preserve">        p_title       := '';</w:t>
+      </w:r>
+    </w:p>
+    <w:p>
+      <w:r>
+        <w:t>END sp_GetEventOrganizerID;</w:t>
+      </w:r>
+    </w:p>
+    <w:p>
+      <w:r>
+        <w:t>/</w:t>
+      </w:r>
+    </w:p>
+    <w:p>
+      <w:r>
+        <w:t>create or replace PROCEDURE sp_GetPendingEvents (</w:t>
+      </w:r>
+    </w:p>
+    <w:p>
+      <w:r>
+        <w:t xml:space="preserve">    p_cursor OUT SYS_REFCURSOR</w:t>
       </w:r>
     </w:p>
     <w:p>
@@ -1616,1745 +3576,7 @@
     </w:p>
     <w:p>
       <w:r>
-        <w:t xml:space="preserve">    v_accountID NUMBER;</w:t>
-      </w:r>
-    </w:p>
-    <w:p>
-      <w:r>
-        <w:t xml:space="preserve">    v_personID  NUMBER;</w:t>
-      </w:r>
-    </w:p>
-    <w:p>
-      <w:r>
-        <w:t>BEGIN</w:t>
-      </w:r>
-    </w:p>
-    <w:p>
-      <w:r>
-        <w:t xml:space="preserve">    INSERT INTO Accounts (UserName, Password)</w:t>
-      </w:r>
-    </w:p>
-    <w:p>
-      <w:r>
-        <w:t xml:space="preserve">    VALUES (p_email, p_password)</w:t>
-      </w:r>
-    </w:p>
-    <w:p>
-      <w:r>
-        <w:t xml:space="preserve">    RETURNING AccountID INTO v_accountID;</w:t>
-      </w:r>
-    </w:p>
-    <w:p/>
-    <w:p>
-      <w:r>
-        <w:t xml:space="preserve">    INSERT INTO Persons (AccountID, Name, Phone, Gender, Age)</w:t>
-      </w:r>
-    </w:p>
-    <w:p>
-      <w:r>
-        <w:t xml:space="preserve">    VALUES (v_accountID, p_fullName, p_phoneNumber, p_gender, p_age)</w:t>
-      </w:r>
-    </w:p>
-    <w:p>
-      <w:r>
-        <w:t xml:space="preserve">    RETURNING PersonID INTO v_personID;</w:t>
-      </w:r>
-    </w:p>
-    <w:p/>
-    <w:p>
-      <w:r>
-        <w:t xml:space="preserve">    IF UPPER(p_role) = 'ATTENDEE' THEN</w:t>
-      </w:r>
-    </w:p>
-    <w:p>
-      <w:r>
-        <w:t xml:space="preserve">        INSERT INTO Attendees (PersonID) VALUES (v_personID);</w:t>
-      </w:r>
-    </w:p>
-    <w:p/>
-    <w:p>
-      <w:r>
         <w:lastRenderedPageBreak/>
-        <w:t xml:space="preserve">    ELSIF UPPER(p_role) = 'ORGANIZER' THEN</w:t>
-      </w:r>
-    </w:p>
-    <w:p>
-      <w:r>
-        <w:t xml:space="preserve">        INSERT INTO Organizers (PersonID) VALUES (v_personID);</w:t>
-      </w:r>
-    </w:p>
-    <w:p/>
-    <w:p>
-      <w:r>
-        <w:t xml:space="preserve">    ELSE</w:t>
-      </w:r>
-    </w:p>
-    <w:p>
-      <w:r>
-        <w:t xml:space="preserve">        RAISE_APPLICATION_ERROR(-20001, 'Invalid role provided');</w:t>
-      </w:r>
-    </w:p>
-    <w:p>
-      <w:r>
-        <w:t xml:space="preserve">    END IF;</w:t>
-      </w:r>
-    </w:p>
-    <w:p/>
-    <w:p>
-      <w:r>
-        <w:t xml:space="preserve">    COMMIT;</w:t>
-      </w:r>
-    </w:p>
-    <w:p/>
-    <w:p>
-      <w:r>
-        <w:t>EXCEPTION</w:t>
-      </w:r>
-    </w:p>
-    <w:p>
-      <w:r>
-        <w:t xml:space="preserve">    WHEN OTHERS THEN</w:t>
-      </w:r>
-    </w:p>
-    <w:p>
-      <w:r>
-        <w:t xml:space="preserve">        ROLLBACK;</w:t>
-      </w:r>
-    </w:p>
-    <w:p>
-      <w:r>
-        <w:t xml:space="preserve">        RAISE;</w:t>
-      </w:r>
-    </w:p>
-    <w:p>
-      <w:r>
-        <w:t>END;</w:t>
-      </w:r>
-    </w:p>
-    <w:p>
-      <w:r>
-        <w:t>/</w:t>
-      </w:r>
-    </w:p>
-    <w:p>
-      <w:r>
-        <w:t>create or replace PROCEDURE Change_User_Password (</w:t>
-      </w:r>
-    </w:p>
-    <w:p>
-      <w:r>
-        <w:t xml:space="preserve">    p_username     IN VARCHAR2,</w:t>
-      </w:r>
-    </w:p>
-    <w:p>
-      <w:r>
-        <w:t xml:space="preserve">    p_newPassword  IN VARCHAR2</w:t>
-      </w:r>
-    </w:p>
-    <w:p>
-      <w:r>
-        <w:t>)</w:t>
-      </w:r>
-    </w:p>
-    <w:p>
-      <w:r>
-        <w:t>AS</w:t>
-      </w:r>
-    </w:p>
-    <w:p>
-      <w:r>
-        <w:t xml:space="preserve">    v_count NUMBER;</w:t>
-      </w:r>
-    </w:p>
-    <w:p>
-      <w:r>
-        <w:t>BEGIN</w:t>
-      </w:r>
-    </w:p>
-    <w:p>
-      <w:r>
-        <w:t xml:space="preserve">    UPDATE ACCOUNTS</w:t>
-      </w:r>
-    </w:p>
-    <w:p>
-      <w:r>
-        <w:t xml:space="preserve">    SET PASSWORD = p_newPassword</w:t>
-      </w:r>
-    </w:p>
-    <w:p>
-      <w:r>
-        <w:t xml:space="preserve">    WHERE USERNAME = p_username;</w:t>
-      </w:r>
-    </w:p>
-    <w:p/>
-    <w:p>
-      <w:r>
-        <w:lastRenderedPageBreak/>
-        <w:t xml:space="preserve">    v_count := SQL%ROWCOUNT;</w:t>
-      </w:r>
-    </w:p>
-    <w:p/>
-    <w:p>
-      <w:r>
-        <w:t xml:space="preserve">    IF v_count = 0 THEN</w:t>
-      </w:r>
-    </w:p>
-    <w:p>
-      <w:r>
-        <w:t xml:space="preserve">        RAISE_APPLICATION_ERROR(-20002, 'Username not found');</w:t>
-      </w:r>
-    </w:p>
-    <w:p>
-      <w:r>
-        <w:t xml:space="preserve">    END IF;</w:t>
-      </w:r>
-    </w:p>
-    <w:p/>
-    <w:p>
-      <w:r>
-        <w:t xml:space="preserve">    COMMIT;</w:t>
-      </w:r>
-    </w:p>
-    <w:p/>
-    <w:p>
-      <w:r>
-        <w:t>EXCEPTION</w:t>
-      </w:r>
-    </w:p>
-    <w:p>
-      <w:r>
-        <w:t xml:space="preserve">    WHEN OTHERS THEN</w:t>
-      </w:r>
-    </w:p>
-    <w:p>
-      <w:r>
-        <w:t xml:space="preserve">        ROLLBACK;</w:t>
-      </w:r>
-    </w:p>
-    <w:p>
-      <w:r>
-        <w:t xml:space="preserve">        RAISE;</w:t>
-      </w:r>
-    </w:p>
-    <w:p>
-      <w:r>
-        <w:t>END;</w:t>
-      </w:r>
-    </w:p>
-    <w:p>
-      <w:r>
-        <w:t>/</w:t>
-      </w:r>
-    </w:p>
-    <w:p>
-      <w:r>
-        <w:t>create or replace PROCEDURE Login_Process (</w:t>
-      </w:r>
-    </w:p>
-    <w:p>
-      <w:r>
-        <w:t xml:space="preserve">    p_username   VARCHAR2,</w:t>
-      </w:r>
-    </w:p>
-    <w:p>
-      <w:r>
-        <w:t xml:space="preserve">    p_password   VARCHAR2,</w:t>
-      </w:r>
-    </w:p>
-    <w:p>
-      <w:r>
-        <w:t xml:space="preserve">    p_personID   OUT NUMBER,</w:t>
-      </w:r>
-    </w:p>
-    <w:p>
-      <w:r>
-        <w:t xml:space="preserve">    p_role       OUT VARCHAR2</w:t>
-      </w:r>
-    </w:p>
-    <w:p>
-      <w:r>
-        <w:t>)</w:t>
-      </w:r>
-    </w:p>
-    <w:p>
-      <w:r>
-        <w:t>AS</w:t>
-      </w:r>
-    </w:p>
-    <w:p>
-      <w:r>
-        <w:t>BEGIN</w:t>
-      </w:r>
-    </w:p>
-    <w:p>
-      <w:r>
-        <w:t xml:space="preserve">    SELECT </w:t>
-      </w:r>
-    </w:p>
-    <w:p>
-      <w:r>
-        <w:t xml:space="preserve">          case WHEN A.ATTENDEEID IS NOT NULL THEN A.ATTENDEEID</w:t>
-      </w:r>
-    </w:p>
-    <w:p>
-      <w:r>
-        <w:t xml:space="preserve">                WHEN O.ORGANIZERID IS NOT NULL THEN O.ORGANIZERID</w:t>
-      </w:r>
-    </w:p>
-    <w:p>
-      <w:r>
-        <w:t xml:space="preserve">                WHEN AD.ADMINID IS NOT NULL THEN AD.ADMINID</w:t>
-      </w:r>
-    </w:p>
-    <w:p>
-      <w:r>
-        <w:lastRenderedPageBreak/>
-        <w:t xml:space="preserve">                ELSE -1</w:t>
-      </w:r>
-    </w:p>
-    <w:p>
-      <w:r>
-        <w:t xml:space="preserve">                End</w:t>
-      </w:r>
-    </w:p>
-    <w:p>
-      <w:r>
-        <w:t xml:space="preserve">                ,</w:t>
-      </w:r>
-    </w:p>
-    <w:p>
-      <w:r>
-        <w:t xml:space="preserve">           CASE</w:t>
-      </w:r>
-    </w:p>
-    <w:p>
-      <w:r>
-        <w:t xml:space="preserve">                WHEN A.ATTENDEEID IS NOT NULL THEN 'ATTENDEE'</w:t>
-      </w:r>
-    </w:p>
-    <w:p>
-      <w:r>
-        <w:t xml:space="preserve">                WHEN O.ORGANIZERID IS NOT NULL THEN 'ORGANIZER'</w:t>
-      </w:r>
-    </w:p>
-    <w:p>
-      <w:r>
-        <w:t xml:space="preserve">                WHEN AD.ADMINID IS NOT NULL THEN 'ADMIN'</w:t>
-      </w:r>
-    </w:p>
-    <w:p>
-      <w:r>
-        <w:t xml:space="preserve">                ELSE ''</w:t>
-      </w:r>
-    </w:p>
-    <w:p>
-      <w:r>
-        <w:t xml:space="preserve">           END</w:t>
-      </w:r>
-    </w:p>
-    <w:p>
-      <w:r>
-        <w:t xml:space="preserve">    INTO p_personID, p_role</w:t>
-      </w:r>
-    </w:p>
-    <w:p>
-      <w:r>
-        <w:t xml:space="preserve">    FROM ACCOUNTS ACC</w:t>
-      </w:r>
-    </w:p>
-    <w:p>
-      <w:r>
-        <w:t xml:space="preserve">    JOIN PERSONS P ON ACC.ACCOUNTID = P.ACCOUNTID</w:t>
-      </w:r>
-    </w:p>
-    <w:p>
-      <w:r>
-        <w:t xml:space="preserve">    LEFT JOIN ATTENDEES A ON P.PERSONID = A.PERSONID</w:t>
-      </w:r>
-    </w:p>
-    <w:p>
-      <w:r>
-        <w:t xml:space="preserve">    LEFT JOIN ORGANIZERS O ON P.PERSONID = O.PERSONID</w:t>
-      </w:r>
-    </w:p>
-    <w:p>
-      <w:r>
-        <w:t xml:space="preserve">    LEFT JOIN ADMIN AD ON P.PERSONID = AD.PERSONID</w:t>
-      </w:r>
-    </w:p>
-    <w:p>
-      <w:r>
-        <w:t xml:space="preserve">    WHERE ACC.USERNAME = p_username</w:t>
-      </w:r>
-    </w:p>
-    <w:p>
-      <w:r>
-        <w:t xml:space="preserve">      AND ACC.PASSWORD = p_password;</w:t>
-      </w:r>
-    </w:p>
-    <w:p/>
-    <w:p>
-      <w:r>
-        <w:t>END;</w:t>
-      </w:r>
-    </w:p>
-    <w:p>
-      <w:r>
-        <w:t>/</w:t>
-      </w:r>
-    </w:p>
-    <w:p/>
-    <w:p>
-      <w:r>
-        <w:t xml:space="preserve">create or replace PROCEDURE Filter_Results_By_Date   </w:t>
-      </w:r>
-    </w:p>
-    <w:p>
-      <w:r>
-        <w:t xml:space="preserve">(  </w:t>
-      </w:r>
-    </w:p>
-    <w:p>
-      <w:r>
-        <w:t xml:space="preserve">    p_date       DATE, </w:t>
-      </w:r>
-    </w:p>
-    <w:p>
-      <w:r>
-        <w:t xml:space="preserve">    p_attendeeid NUMBER,  </w:t>
-      </w:r>
-    </w:p>
-    <w:p>
-      <w:r>
-        <w:t xml:space="preserve">    p_record     OUT SYS_REFCURSOR  </w:t>
-      </w:r>
-    </w:p>
-    <w:p>
-      <w:r>
-        <w:lastRenderedPageBreak/>
-        <w:t xml:space="preserve">)  </w:t>
-      </w:r>
-    </w:p>
-    <w:p>
-      <w:r>
-        <w:t xml:space="preserve">AS  </w:t>
-      </w:r>
-    </w:p>
-    <w:p>
-      <w:r>
-        <w:t xml:space="preserve">BEGIN  </w:t>
-      </w:r>
-    </w:p>
-    <w:p>
-      <w:r>
-        <w:t xml:space="preserve">    OPEN p_record FOR  </w:t>
-      </w:r>
-    </w:p>
-    <w:p>
-      <w:r>
-        <w:t xml:space="preserve">        SELECT    </w:t>
-      </w:r>
-    </w:p>
-    <w:p>
-      <w:r>
-        <w:t xml:space="preserve">            E.EVENTID, </w:t>
-      </w:r>
-    </w:p>
-    <w:p>
-      <w:r>
-        <w:t xml:space="preserve">            P.Name AS OrganizerName, </w:t>
-      </w:r>
-    </w:p>
-    <w:p>
-      <w:r>
-        <w:t xml:space="preserve">            E.TITLE, </w:t>
-      </w:r>
-    </w:p>
-    <w:p>
-      <w:r>
-        <w:t xml:space="preserve">            DBMS_LOB.SUBSTR(E.DESCRIPTION, 4000, 1) AS DESCRIPTION, </w:t>
-      </w:r>
-    </w:p>
-    <w:p>
-      <w:r>
-        <w:t xml:space="preserve"> </w:t>
-      </w:r>
-    </w:p>
-    <w:p>
-      <w:r>
-        <w:t xml:space="preserve">            TO_CHAR(TS.STARTTIME, 'HH24:MI') || ' - ' || </w:t>
-      </w:r>
-    </w:p>
-    <w:p>
-      <w:r>
-        <w:t xml:space="preserve">            TO_CHAR(TS.ENDTIME, 'HH24:MI') AS EventTime, </w:t>
-      </w:r>
-    </w:p>
-    <w:p>
-      <w:r>
-        <w:t xml:space="preserve"> </w:t>
-      </w:r>
-    </w:p>
-    <w:p>
-      <w:r>
-        <w:t xml:space="preserve">            TO_CHAR(TS.SLOTDATE, 'YYYY-MM-DD') AS EventDate, </w:t>
-      </w:r>
-    </w:p>
-    <w:p>
-      <w:r>
-        <w:t xml:space="preserve"> </w:t>
-      </w:r>
-    </w:p>
-    <w:p>
-      <w:r>
-        <w:t xml:space="preserve">            E.CAPACITY, </w:t>
-      </w:r>
-    </w:p>
-    <w:p>
-      <w:r>
-        <w:t xml:space="preserve"> </w:t>
-      </w:r>
-    </w:p>
-    <w:p>
-      <w:r>
-        <w:t xml:space="preserve">            CASE   </w:t>
-      </w:r>
-    </w:p>
-    <w:p>
-      <w:r>
-        <w:t xml:space="preserve">                WHEN er.EVENTID IS NULL THEN 'new event' </w:t>
-      </w:r>
-    </w:p>
-    <w:p>
-      <w:r>
-        <w:t xml:space="preserve">                ELSE 'Registered' </w:t>
-      </w:r>
-    </w:p>
-    <w:p>
-      <w:r>
-        <w:t xml:space="preserve">            END AS AttendeeStatus </w:t>
-      </w:r>
-    </w:p>
-    <w:p>
-      <w:r>
-        <w:t xml:space="preserve"> </w:t>
-      </w:r>
-    </w:p>
-    <w:p>
-      <w:r>
-        <w:t xml:space="preserve">        FROM EVENTS E </w:t>
-      </w:r>
-    </w:p>
-    <w:p>
-      <w:r>
-        <w:t xml:space="preserve">        INNER JOIN TIMESLOTS TS ON E.TIMESLOTID = TS.TIMESLOTID </w:t>
-      </w:r>
-    </w:p>
-    <w:p>
-      <w:r>
-        <w:t xml:space="preserve">        LEFT JOIN EVENTREGISTRATIONs er  </w:t>
-      </w:r>
-    </w:p>
-    <w:p>
-      <w:r>
-        <w:t xml:space="preserve">            ON E.EVENTID = er.EVENTID  </w:t>
-      </w:r>
-    </w:p>
-    <w:p>
-      <w:r>
-        <w:lastRenderedPageBreak/>
-        <w:t xml:space="preserve">           AND er.ATTENDEEID = p_attendeeid </w:t>
-      </w:r>
-    </w:p>
-    <w:p>
-      <w:r>
-        <w:t xml:space="preserve">        INNER JOIN ORGANIZERS og ON E.organizerid = og.organizerid </w:t>
-      </w:r>
-    </w:p>
-    <w:p>
-      <w:r>
-        <w:t xml:space="preserve">        INNER JOIN PERSONS P ON P.personid = og.PersonID </w:t>
-      </w:r>
-    </w:p>
-    <w:p>
-      <w:r>
-        <w:t xml:space="preserve"> </w:t>
-      </w:r>
-    </w:p>
-    <w:p>
-      <w:r>
-        <w:t xml:space="preserve">        WHERE TRUNC(TS.SLOTDATE) = TRUNC(p_date) </w:t>
-      </w:r>
-    </w:p>
-    <w:p>
-      <w:r>
-        <w:t xml:space="preserve">          AND E.STATUS = 'approved' </w:t>
-      </w:r>
-    </w:p>
-    <w:p>
-      <w:r>
-        <w:t xml:space="preserve">        ORDER BY TS.SLOTDATE, TS.STARTTIME; </w:t>
-      </w:r>
-    </w:p>
-    <w:p>
-      <w:r>
-        <w:t>END;</w:t>
-      </w:r>
-    </w:p>
-    <w:p>
-      <w:r>
-        <w:t>/</w:t>
-      </w:r>
-    </w:p>
-    <w:p>
-      <w:r>
-        <w:t xml:space="preserve">create or replace PROCEDURE Filter_Results_By_Time  </w:t>
-      </w:r>
-    </w:p>
-    <w:p>
-      <w:r>
-        <w:t xml:space="preserve">(  </w:t>
-      </w:r>
-    </w:p>
-    <w:p>
-      <w:r>
-        <w:t xml:space="preserve">    p_start_time   DATE, </w:t>
-      </w:r>
-    </w:p>
-    <w:p>
-      <w:r>
-        <w:t xml:space="preserve">    p_attendeeid   NUMBER,  </w:t>
-      </w:r>
-    </w:p>
-    <w:p>
-      <w:r>
-        <w:t xml:space="preserve">    p_record       OUT SYS_REFCURSOR  </w:t>
-      </w:r>
-    </w:p>
-    <w:p>
-      <w:r>
-        <w:t xml:space="preserve">)  </w:t>
-      </w:r>
-    </w:p>
-    <w:p>
-      <w:r>
-        <w:t xml:space="preserve">AS  </w:t>
-      </w:r>
-    </w:p>
-    <w:p>
-      <w:r>
-        <w:t xml:space="preserve">BEGIN  </w:t>
-      </w:r>
-    </w:p>
-    <w:p>
-      <w:r>
-        <w:t xml:space="preserve">    OPEN p_record FOR  </w:t>
-      </w:r>
-    </w:p>
-    <w:p>
-      <w:r>
-        <w:t xml:space="preserve">        SELECT    </w:t>
-      </w:r>
-    </w:p>
-    <w:p>
-      <w:r>
-        <w:t xml:space="preserve">            E.EVENTID, </w:t>
-      </w:r>
-    </w:p>
-    <w:p>
-      <w:r>
-        <w:t xml:space="preserve">            P.Name AS OrganizerName, </w:t>
-      </w:r>
-    </w:p>
-    <w:p>
-      <w:r>
-        <w:t xml:space="preserve">            E.TITLE, </w:t>
-      </w:r>
-    </w:p>
-    <w:p>
-      <w:r>
-        <w:t xml:space="preserve">            DBMS_LOB.SUBSTR(E.DESCRIPTION, 4000, 1) AS DESCRIPTION, </w:t>
-      </w:r>
-    </w:p>
-    <w:p>
-      <w:r>
-        <w:t xml:space="preserve"> </w:t>
-      </w:r>
-    </w:p>
-    <w:p>
-      <w:r>
-        <w:t xml:space="preserve">            TO_CHAR(TS.STARTTIME, 'HH24:MI') || ' - ' || </w:t>
-      </w:r>
-    </w:p>
-    <w:p>
-      <w:r>
-        <w:t xml:space="preserve">            TO_CHAR(TS.ENDTIME, 'HH24:MI') AS EventTime, </w:t>
-      </w:r>
-    </w:p>
-    <w:p>
-      <w:r>
-        <w:lastRenderedPageBreak/>
-        <w:t xml:space="preserve"> </w:t>
-      </w:r>
-    </w:p>
-    <w:p>
-      <w:r>
-        <w:t xml:space="preserve">            TO_CHAR(TS.SLOTDATE, 'YYYY-MM-DD') AS EventDate, </w:t>
-      </w:r>
-    </w:p>
-    <w:p>
-      <w:r>
-        <w:t xml:space="preserve"> </w:t>
-      </w:r>
-    </w:p>
-    <w:p>
-      <w:r>
-        <w:t xml:space="preserve">            E.CAPACITY, </w:t>
-      </w:r>
-    </w:p>
-    <w:p>
-      <w:r>
-        <w:t xml:space="preserve"> </w:t>
-      </w:r>
-    </w:p>
-    <w:p>
-      <w:r>
-        <w:t xml:space="preserve">            CASE   </w:t>
-      </w:r>
-    </w:p>
-    <w:p>
-      <w:r>
-        <w:t xml:space="preserve">                WHEN er.EVENTID IS NULL THEN 'New Event' </w:t>
-      </w:r>
-    </w:p>
-    <w:p>
-      <w:r>
-        <w:t xml:space="preserve">                ELSE 'Registered' </w:t>
-      </w:r>
-    </w:p>
-    <w:p>
-      <w:r>
-        <w:t xml:space="preserve">            END AS AttendeeStatus </w:t>
-      </w:r>
-    </w:p>
-    <w:p>
-      <w:r>
-        <w:t xml:space="preserve"> </w:t>
-      </w:r>
-    </w:p>
-    <w:p>
-      <w:r>
-        <w:t xml:space="preserve">        FROM EVENTS E </w:t>
-      </w:r>
-    </w:p>
-    <w:p>
-      <w:r>
-        <w:t xml:space="preserve">        INNER JOIN TIMESLOTS TS ON E.TIMESLOTID = TS.TIMESLOTID </w:t>
-      </w:r>
-    </w:p>
-    <w:p>
-      <w:r>
-        <w:t xml:space="preserve">        LEFT JOIN EVENTREGISTRATIONs er  </w:t>
-      </w:r>
-    </w:p>
-    <w:p>
-      <w:r>
-        <w:t xml:space="preserve">            ON E.EVENTID = er.EVENTID  </w:t>
-      </w:r>
-    </w:p>
-    <w:p>
-      <w:r>
-        <w:t xml:space="preserve">           AND er.ATTENDEEID = p_attendeeid </w:t>
-      </w:r>
-    </w:p>
-    <w:p>
-      <w:r>
-        <w:t xml:space="preserve">        INNER JOIN ORGANIZERS og ON E.organizerid = og.organizerid </w:t>
-      </w:r>
-    </w:p>
-    <w:p>
-      <w:r>
-        <w:t xml:space="preserve">        INNER JOIN PERSONS P ON P.personid = og.PersonID </w:t>
-      </w:r>
-    </w:p>
-    <w:p>
-      <w:r>
-        <w:t xml:space="preserve"> </w:t>
-      </w:r>
-    </w:p>
-    <w:p>
-      <w:r>
-        <w:t xml:space="preserve">        WHERE TO_CHAR(TS.STARTTIME, 'HH24:MI') = TO_CHAR(p_start_time, 'HH24:MI') </w:t>
-      </w:r>
-    </w:p>
-    <w:p>
-      <w:r>
-        <w:t xml:space="preserve">          AND E.STATUS = 'approved' </w:t>
-      </w:r>
-    </w:p>
-    <w:p>
-      <w:r>
-        <w:t xml:space="preserve">        ORDER BY TS.STARTTIME; </w:t>
-      </w:r>
-    </w:p>
-    <w:p>
-      <w:r>
-        <w:t>END;</w:t>
-      </w:r>
-    </w:p>
-    <w:p>
-      <w:r>
-        <w:t>/</w:t>
-      </w:r>
-    </w:p>
-    <w:p>
-      <w:r>
-        <w:t xml:space="preserve">create or replace PROCEDURE Filter_Results_Events   </w:t>
-      </w:r>
-    </w:p>
-    <w:p>
-      <w:r>
-        <w:t xml:space="preserve">(  </w:t>
-      </w:r>
-    </w:p>
-    <w:p>
-      <w:r>
-        <w:t xml:space="preserve">    p_title      VARCHAR2, </w:t>
-      </w:r>
-    </w:p>
-    <w:p>
-      <w:r>
-        <w:lastRenderedPageBreak/>
-        <w:t xml:space="preserve">    p_attendeeid NUMBER,  </w:t>
-      </w:r>
-    </w:p>
-    <w:p>
-      <w:r>
-        <w:t xml:space="preserve">    p_record     OUT SYS_REFCURSOR  </w:t>
-      </w:r>
-    </w:p>
-    <w:p>
-      <w:r>
-        <w:t xml:space="preserve">)  </w:t>
-      </w:r>
-    </w:p>
-    <w:p>
-      <w:r>
-        <w:t xml:space="preserve">AS  </w:t>
-      </w:r>
-    </w:p>
-    <w:p>
-      <w:r>
-        <w:t xml:space="preserve">BEGIN  </w:t>
-      </w:r>
-    </w:p>
-    <w:p>
-      <w:r>
-        <w:t xml:space="preserve">    OPEN p_record FOR  </w:t>
-      </w:r>
-    </w:p>
-    <w:p>
-      <w:r>
-        <w:t xml:space="preserve">        SELECT    </w:t>
-      </w:r>
-    </w:p>
-    <w:p>
-      <w:r>
-        <w:t xml:space="preserve">            E.EVENTID, </w:t>
-      </w:r>
-    </w:p>
-    <w:p>
-      <w:r>
-        <w:t xml:space="preserve">            P.Name AS OrganizerName, </w:t>
-      </w:r>
-    </w:p>
-    <w:p>
-      <w:r>
-        <w:t xml:space="preserve">            E.TITLE, </w:t>
-      </w:r>
-    </w:p>
-    <w:p>
-      <w:r>
-        <w:t xml:space="preserve">            DBMS_LOB.SUBSTR(E.DESCRIPTION, 4000, 1) AS DESCRIPTION, </w:t>
-      </w:r>
-    </w:p>
-    <w:p>
-      <w:r>
-        <w:t xml:space="preserve"> </w:t>
-      </w:r>
-    </w:p>
-    <w:p>
-      <w:r>
-        <w:t xml:space="preserve">            TO_CHAR(TS.STARTTIME, 'HH24:MI') || ' - ' || </w:t>
-      </w:r>
-    </w:p>
-    <w:p>
-      <w:r>
-        <w:t xml:space="preserve">            TO_CHAR(TS.ENDTIME, 'HH24:MI') AS EventTime, </w:t>
-      </w:r>
-    </w:p>
-    <w:p>
-      <w:r>
-        <w:t xml:space="preserve"> </w:t>
-      </w:r>
-    </w:p>
-    <w:p>
-      <w:r>
-        <w:t xml:space="preserve">            TO_CHAR(TS.SLOTDATE, 'YYYY-MM-DD') AS EventDate, </w:t>
-      </w:r>
-    </w:p>
-    <w:p>
-      <w:r>
-        <w:t xml:space="preserve"> </w:t>
-      </w:r>
-    </w:p>
-    <w:p>
-      <w:r>
-        <w:t xml:space="preserve">            E.CAPACITY, </w:t>
-      </w:r>
-    </w:p>
-    <w:p>
-      <w:r>
-        <w:t xml:space="preserve"> </w:t>
-      </w:r>
-    </w:p>
-    <w:p>
-      <w:r>
-        <w:t xml:space="preserve">            CASE   </w:t>
-      </w:r>
-    </w:p>
-    <w:p>
-      <w:r>
-        <w:t xml:space="preserve">                WHEN er.EVENTID IS NULL THEN 'new event' </w:t>
-      </w:r>
-    </w:p>
-    <w:p>
-      <w:r>
-        <w:t xml:space="preserve">                ELSE 'Registered' </w:t>
-      </w:r>
-    </w:p>
-    <w:p>
-      <w:r>
-        <w:t xml:space="preserve">            END AS AttendeeStatus </w:t>
-      </w:r>
-    </w:p>
-    <w:p>
-      <w:r>
-        <w:t xml:space="preserve"> </w:t>
-      </w:r>
-    </w:p>
-    <w:p>
-      <w:r>
-        <w:t xml:space="preserve">        FROM EVENTS E </w:t>
-      </w:r>
-    </w:p>
-    <w:p>
-      <w:r>
-        <w:t xml:space="preserve">        INNER JOIN TIMESLOTS TS ON E.TIMESLOTID = TS.TIMESLOTID </w:t>
-      </w:r>
-    </w:p>
-    <w:p>
-      <w:r>
-        <w:lastRenderedPageBreak/>
-        <w:t xml:space="preserve">        LEFT JOIN EVENTREGISTRATIONs er  </w:t>
-      </w:r>
-    </w:p>
-    <w:p>
-      <w:r>
-        <w:t xml:space="preserve">            ON E.EVENTID = er.EVENTID  </w:t>
-      </w:r>
-    </w:p>
-    <w:p>
-      <w:r>
-        <w:t xml:space="preserve">           AND er.ATTENDEEID = p_attendeeid </w:t>
-      </w:r>
-    </w:p>
-    <w:p>
-      <w:r>
-        <w:t xml:space="preserve">        INNER JOIN ORGANIZERS og ON E.organizerid = og.organizerid </w:t>
-      </w:r>
-    </w:p>
-    <w:p>
-      <w:r>
-        <w:t xml:space="preserve">        INNER JOIN PERSONS P ON P.personid = og.PersonID </w:t>
-      </w:r>
-    </w:p>
-    <w:p>
-      <w:r>
-        <w:t xml:space="preserve"> </w:t>
-      </w:r>
-    </w:p>
-    <w:p>
-      <w:r>
-        <w:t xml:space="preserve">        WHERE (p_title IS NULL OR LOWER(E.TITLE) LIKE '%' || LOWER(p_title) || '%') </w:t>
-      </w:r>
-    </w:p>
-    <w:p>
-      <w:r>
-        <w:t xml:space="preserve">          AND E.STATUS = 'approved' </w:t>
-      </w:r>
-    </w:p>
-    <w:p>
-      <w:r>
-        <w:t xml:space="preserve">        ORDER BY TS.SLOTDATE, TS.STARTTIME; </w:t>
-      </w:r>
-    </w:p>
-    <w:p>
-      <w:r>
-        <w:t>END;</w:t>
-      </w:r>
-    </w:p>
-    <w:p>
-      <w:r>
-        <w:t>/</w:t>
-      </w:r>
-    </w:p>
-    <w:p>
-      <w:r>
-        <w:t xml:space="preserve">create or replace PROCEDURE get_all_approved_events   </w:t>
-      </w:r>
-    </w:p>
-    <w:p>
-      <w:r>
-        <w:t xml:space="preserve">(  </w:t>
-      </w:r>
-    </w:p>
-    <w:p>
-      <w:r>
-        <w:t xml:space="preserve">    p_attendeeid NUMBER,  </w:t>
-      </w:r>
-    </w:p>
-    <w:p>
-      <w:r>
-        <w:t xml:space="preserve">    p_record     OUT SYS_REFCURSOR  </w:t>
-      </w:r>
-    </w:p>
-    <w:p>
-      <w:r>
-        <w:t xml:space="preserve">)  </w:t>
-      </w:r>
-    </w:p>
-    <w:p>
-      <w:r>
-        <w:t xml:space="preserve">AS  </w:t>
-      </w:r>
-    </w:p>
-    <w:p>
-      <w:r>
-        <w:t xml:space="preserve">BEGIN  </w:t>
-      </w:r>
-    </w:p>
-    <w:p>
-      <w:r>
-        <w:t xml:space="preserve">    OPEN p_record FOR  </w:t>
-      </w:r>
-    </w:p>
-    <w:p>
-      <w:r>
-        <w:t xml:space="preserve">        SELECT    </w:t>
-      </w:r>
-    </w:p>
-    <w:p>
-      <w:r>
-        <w:t xml:space="preserve">            E.EVENTID,  </w:t>
-      </w:r>
-    </w:p>
-    <w:p>
-      <w:r>
-        <w:t xml:space="preserve">            P.Name AS OrganizerName,  </w:t>
-      </w:r>
-    </w:p>
-    <w:p>
-      <w:r>
-        <w:t xml:space="preserve">            E.TITLE,  </w:t>
-      </w:r>
-    </w:p>
-    <w:p>
-      <w:r>
-        <w:t xml:space="preserve">            DBMS_LOB.SUBSTR(E.DESCRIPTION, 4000, 1) AS DESCRIPTION,  </w:t>
-      </w:r>
-    </w:p>
-    <w:p>
-      <w:r>
-        <w:t xml:space="preserve">  </w:t>
-      </w:r>
-    </w:p>
-    <w:p>
-      <w:r>
-        <w:t xml:space="preserve">            TO_CHAR(TS.STARTTIME, 'HH24:MI') || ' - ' ||  </w:t>
-      </w:r>
-    </w:p>
-    <w:p>
-      <w:r>
-        <w:lastRenderedPageBreak/>
-        <w:t xml:space="preserve">            TO_CHAR(TS.ENDTIME, 'HH24:MI') AS EventTime,  </w:t>
-      </w:r>
-    </w:p>
-    <w:p>
-      <w:r>
-        <w:t xml:space="preserve">  </w:t>
-      </w:r>
-    </w:p>
-    <w:p>
-      <w:r>
-        <w:t xml:space="preserve">            TO_CHAR(TS.SLOTDATE, 'YYYY-MM-DD') AS EventDate,  </w:t>
-      </w:r>
-    </w:p>
-    <w:p>
-      <w:r>
-        <w:t xml:space="preserve">  </w:t>
-      </w:r>
-    </w:p>
-    <w:p/>
-    <w:p>
-      <w:r>
-        <w:t xml:space="preserve">            E.CAPACITY,  </w:t>
-      </w:r>
-    </w:p>
-    <w:p>
-      <w:r>
-        <w:t xml:space="preserve">  </w:t>
-      </w:r>
-    </w:p>
-    <w:p>
-      <w:r>
-        <w:t xml:space="preserve">            CASE    </w:t>
-      </w:r>
-    </w:p>
-    <w:p>
-      <w:r>
-        <w:t xml:space="preserve">                WHEN er.EVENTID IS NULL THEN 'new event'  </w:t>
-      </w:r>
-    </w:p>
-    <w:p>
-      <w:r>
-        <w:t xml:space="preserve">                ELSE 'Registered'  </w:t>
-      </w:r>
-    </w:p>
-    <w:p>
-      <w:r>
-        <w:t xml:space="preserve">            END AS AttendeeStatus  </w:t>
-      </w:r>
-    </w:p>
-    <w:p>
-      <w:r>
-        <w:t xml:space="preserve">  </w:t>
-      </w:r>
-    </w:p>
-    <w:p>
-      <w:r>
-        <w:t xml:space="preserve">        FROM EVENTS E  </w:t>
-      </w:r>
-    </w:p>
-    <w:p>
-      <w:r>
-        <w:t xml:space="preserve">        INNER JOIN TIMESLOTS TS ON E.TIMESLOTID = TS.TIMESLOTID  </w:t>
-      </w:r>
-    </w:p>
-    <w:p>
-      <w:r>
-        <w:t xml:space="preserve">        LEFT JOIN EVENTREGISTRATIONs er  </w:t>
-      </w:r>
-    </w:p>
-    <w:p>
-      <w:r>
-        <w:t xml:space="preserve">            ON E.EVENTID = er.EVENTID  </w:t>
-      </w:r>
-    </w:p>
-    <w:p>
-      <w:r>
-        <w:t xml:space="preserve">           AND er.ATTENDEEID = p_attendeeid  </w:t>
-      </w:r>
-    </w:p>
-    <w:p>
-      <w:r>
-        <w:t xml:space="preserve">        INNER JOIN ORGANIZERS og ON E.organizerid = og.organizerid  </w:t>
-      </w:r>
-    </w:p>
-    <w:p>
-      <w:r>
-        <w:t xml:space="preserve">        INNER JOIN PERSONS P ON P.personid = og.PersonID  </w:t>
-      </w:r>
-    </w:p>
-    <w:p>
-      <w:r>
-        <w:t xml:space="preserve">        WHERE E.STATUS = 'approved'  </w:t>
-      </w:r>
-    </w:p>
-    <w:p>
-      <w:r>
-        <w:t xml:space="preserve">        ORDER BY TS.SLOTDATE, TS.STARTTIME;  </w:t>
-      </w:r>
-    </w:p>
-    <w:p>
-      <w:r>
-        <w:t>END;</w:t>
-      </w:r>
-    </w:p>
-    <w:p>
-      <w:r>
-        <w:t>/</w:t>
-      </w:r>
-    </w:p>
-    <w:p>
-      <w:r>
-        <w:t>create or replace PROCEDURE Get_All_Events_Organizers (</w:t>
-      </w:r>
-    </w:p>
-    <w:p>
-      <w:r>
-        <w:t xml:space="preserve">    organizerID IN NUMBER,</w:t>
-      </w:r>
-    </w:p>
-    <w:p>
-      <w:r>
-        <w:t xml:space="preserve">    p_cursor OUT SYS_REFCURSOR</w:t>
-      </w:r>
-    </w:p>
-    <w:p>
-      <w:r>
-        <w:lastRenderedPageBreak/>
-        <w:t>)</w:t>
-      </w:r>
-    </w:p>
-    <w:p>
-      <w:r>
-        <w:t>AS</w:t>
-      </w:r>
-    </w:p>
-    <w:p>
-      <w:r>
-        <w:t>BEGIN</w:t>
-      </w:r>
-    </w:p>
-    <w:p>
-      <w:r>
-        <w:t xml:space="preserve">    OPEN p_cursor FOR</w:t>
-      </w:r>
-    </w:p>
-    <w:p>
-      <w:r>
-        <w:t xml:space="preserve">        SELECT  e.EventID, e.Title, e.Description , ts.SlotDate, ts.StartTime , ts.EndTime, e.Capacity, e.Status </w:t>
-      </w:r>
-    </w:p>
-    <w:p>
-      <w:r>
-        <w:t xml:space="preserve">        FROM Events e</w:t>
-      </w:r>
-    </w:p>
-    <w:p>
-      <w:r>
-        <w:t xml:space="preserve">        INNER JOIN TimeSlots ts</w:t>
-      </w:r>
-    </w:p>
-    <w:p>
-      <w:r>
-        <w:t xml:space="preserve">            ON e.TimeSlotID = ts.TimeSlotID</w:t>
-      </w:r>
-    </w:p>
-    <w:p>
-      <w:r>
-        <w:t xml:space="preserve">        WHERE e.OrganizerID = organizerID</w:t>
-      </w:r>
-    </w:p>
-    <w:p>
-      <w:r>
-        <w:t xml:space="preserve">        ORDER BY ts.SlotDate, ts.StartTime;</w:t>
-      </w:r>
-    </w:p>
-    <w:p>
-      <w:r>
-        <w:t>END Get_All_Events_Organizers;</w:t>
-      </w:r>
-    </w:p>
-    <w:p>
-      <w:r>
-        <w:t>/</w:t>
-      </w:r>
-    </w:p>
-    <w:p>
-      <w:r>
-        <w:t xml:space="preserve">create or replace PROCEDURE Get_All_TimeSlots( </w:t>
-      </w:r>
-    </w:p>
-    <w:p>
-      <w:r>
-        <w:t xml:space="preserve">    p_cursor OUT SYS_REFCURSOR </w:t>
-      </w:r>
-    </w:p>
-    <w:p>
-      <w:r>
-        <w:t xml:space="preserve">) AS </w:t>
-      </w:r>
-    </w:p>
-    <w:p>
-      <w:r>
-        <w:t xml:space="preserve">BEGIN </w:t>
-      </w:r>
-    </w:p>
-    <w:p>
-      <w:r>
-        <w:t xml:space="preserve">    OPEN p_cursor FOR </w:t>
-      </w:r>
-    </w:p>
-    <w:p>
-      <w:r>
-        <w:t xml:space="preserve">        SELECT </w:t>
-      </w:r>
-    </w:p>
-    <w:p>
-      <w:r>
-        <w:t xml:space="preserve">            ts.TimeSlotID, </w:t>
-      </w:r>
-    </w:p>
-    <w:p>
-      <w:r>
-        <w:t xml:space="preserve">            ts.StartTime, </w:t>
-      </w:r>
-    </w:p>
-    <w:p>
-      <w:r>
-        <w:t xml:space="preserve">            ts.EndTime, </w:t>
-      </w:r>
-    </w:p>
-    <w:p>
-      <w:r>
-        <w:t xml:space="preserve">            ts.SlotDate,  </w:t>
-      </w:r>
-    </w:p>
-    <w:p>
-      <w:r>
-        <w:t xml:space="preserve">            CASE </w:t>
-      </w:r>
-    </w:p>
-    <w:p>
-      <w:r>
-        <w:t xml:space="preserve">                WHEN (LOWER(e.status) = 'denied' OR e.status IS NULL) THEN 'Free'</w:t>
-      </w:r>
-    </w:p>
-    <w:p>
-      <w:r>
-        <w:t xml:space="preserve">                WHEN LOWER(e.status) = 'approved' THEN 'Booked'</w:t>
-      </w:r>
-    </w:p>
-    <w:p>
-      <w:r>
-        <w:lastRenderedPageBreak/>
-        <w:t xml:space="preserve">                ELSE 'Unknown'</w:t>
-      </w:r>
-    </w:p>
-    <w:p>
-      <w:r>
-        <w:t xml:space="preserve">            END AS StatusText</w:t>
-      </w:r>
-    </w:p>
-    <w:p>
-      <w:r>
-        <w:t xml:space="preserve">        FROM TimeSlots ts </w:t>
-      </w:r>
-    </w:p>
-    <w:p>
-      <w:r>
-        <w:t xml:space="preserve">        LEFT JOIN Events e   -- better than INNER JOIN</w:t>
-      </w:r>
-    </w:p>
-    <w:p>
-      <w:r>
-        <w:t xml:space="preserve">            ON e.TimeSlotID = ts.TimeSlotID  </w:t>
-      </w:r>
-    </w:p>
-    <w:p>
-      <w:r>
-        <w:t xml:space="preserve">        ORDER BY ts.SlotDate, ts.StartTime; </w:t>
-      </w:r>
-    </w:p>
-    <w:p>
-      <w:r>
-        <w:t>END Get_All_TimeSlots;</w:t>
-      </w:r>
-    </w:p>
-    <w:p>
-      <w:r>
-        <w:t>/</w:t>
-      </w:r>
-    </w:p>
-    <w:p>
-      <w:r>
-        <w:t>create or replace PROCEDURE Get_Available_TimeSlots(</w:t>
-      </w:r>
-    </w:p>
-    <w:p>
-      <w:r>
-        <w:t xml:space="preserve">    p_cursor OUT SYS_REFCURSOR</w:t>
-      </w:r>
-    </w:p>
-    <w:p>
-      <w:r>
-        <w:t>) AS</w:t>
-      </w:r>
-    </w:p>
-    <w:p>
-      <w:r>
-        <w:t>BEGIN</w:t>
-      </w:r>
-    </w:p>
-    <w:p>
-      <w:r>
-        <w:t xml:space="preserve">    OPEN p_cursor FOR</w:t>
-      </w:r>
-    </w:p>
-    <w:p>
-      <w:r>
-        <w:t xml:space="preserve">        SELECT ts.TimeSlotID, ts.StartTime, ts.EndTime, ts.SlotDate</w:t>
-      </w:r>
-    </w:p>
-    <w:p>
-      <w:r>
-        <w:t xml:space="preserve">        FROM   TimeSlots ts</w:t>
-      </w:r>
-    </w:p>
-    <w:p>
-      <w:r>
-        <w:t xml:space="preserve">        WHERE  NOT EXISTS (</w:t>
-      </w:r>
-    </w:p>
-    <w:p>
-      <w:r>
-        <w:t xml:space="preserve">            SELECT 1</w:t>
-      </w:r>
-    </w:p>
-    <w:p>
-      <w:r>
-        <w:t xml:space="preserve">            FROM   Events e</w:t>
-      </w:r>
-    </w:p>
-    <w:p>
-      <w:r>
-        <w:t xml:space="preserve">            WHERE  e.TimeSlotID = ts.TimeSlotID</w:t>
-      </w:r>
-    </w:p>
-    <w:p>
-      <w:r>
-        <w:t xml:space="preserve">            AND    LOWER(e.Status) IN ('approved', 'pending')</w:t>
-      </w:r>
-    </w:p>
-    <w:p>
-      <w:r>
-        <w:t xml:space="preserve">        )</w:t>
-      </w:r>
-    </w:p>
-    <w:p>
-      <w:r>
-        <w:t xml:space="preserve">        ORDER BY ts.SlotDate, ts.StartTime;</w:t>
-      </w:r>
-    </w:p>
-    <w:p>
-      <w:r>
-        <w:t>END;</w:t>
-      </w:r>
-    </w:p>
-    <w:p>
-      <w:r>
-        <w:t>/</w:t>
-      </w:r>
-    </w:p>
-    <w:p>
-      <w:r>
-        <w:t>create or replace PROCEDURE get_Capacity_Status</w:t>
-      </w:r>
-    </w:p>
-    <w:p>
-      <w:r>
-        <w:t>(event_id number,isFull out INTEGER)</w:t>
-      </w:r>
-    </w:p>
-    <w:p>
-      <w:r>
-        <w:lastRenderedPageBreak/>
-        <w:t xml:space="preserve">as </w:t>
-      </w:r>
-    </w:p>
-    <w:p>
-      <w:r>
-        <w:t>BEGIN</w:t>
-      </w:r>
-    </w:p>
-    <w:p>
-      <w:r>
-        <w:t xml:space="preserve">    select Count(e.eventid) into isFull</w:t>
-      </w:r>
-    </w:p>
-    <w:p>
-      <w:r>
-        <w:t xml:space="preserve">    from eventregistrations e</w:t>
-      </w:r>
-    </w:p>
-    <w:p>
-      <w:r>
-        <w:t xml:space="preserve">    where e.eventid = event_id;</w:t>
-      </w:r>
-    </w:p>
-    <w:p>
-      <w:r>
-        <w:t>End get_Capacity_Status;</w:t>
-      </w:r>
-    </w:p>
-    <w:p>
-      <w:r>
-        <w:t>/</w:t>
-      </w:r>
-    </w:p>
-    <w:p>
-      <w:r>
-        <w:t>create or replace PROCEDURE get_total_registered</w:t>
-      </w:r>
-    </w:p>
-    <w:p>
-      <w:r>
-        <w:t>(event_id number,total_registered  out INTEGER)</w:t>
-      </w:r>
-    </w:p>
-    <w:p>
-      <w:r>
-        <w:t xml:space="preserve">as </w:t>
-      </w:r>
-    </w:p>
-    <w:p>
-      <w:r>
-        <w:t>BEGIN</w:t>
-      </w:r>
-    </w:p>
-    <w:p>
-      <w:r>
-        <w:t xml:space="preserve">    select Count(*) </w:t>
-      </w:r>
-    </w:p>
-    <w:p>
-      <w:r>
-        <w:t xml:space="preserve">    into total_registered</w:t>
-      </w:r>
-    </w:p>
-    <w:p>
-      <w:r>
-        <w:t xml:space="preserve">    from eventregistrations </w:t>
-      </w:r>
-    </w:p>
-    <w:p>
-      <w:r>
-        <w:t xml:space="preserve">    where eventid = event_id;</w:t>
-      </w:r>
-    </w:p>
-    <w:p>
-      <w:r>
-        <w:t>End get_total_registered;</w:t>
-      </w:r>
-    </w:p>
-    <w:p>
-      <w:r>
-        <w:t>/</w:t>
-      </w:r>
-    </w:p>
-    <w:p>
-      <w:r>
-        <w:t xml:space="preserve">create or replace PROCEDURE Register_Or_Cancel_Event  </w:t>
-      </w:r>
-    </w:p>
-    <w:p>
-      <w:r>
-        <w:t xml:space="preserve">(  </w:t>
-      </w:r>
-    </w:p>
-    <w:p>
-      <w:r>
-        <w:t xml:space="preserve">    p_eventID     NUMBER,  </w:t>
-      </w:r>
-    </w:p>
-    <w:p>
-      <w:r>
-        <w:t xml:space="preserve">    p_attendeeID  NUMBER,  </w:t>
-      </w:r>
-    </w:p>
-    <w:p>
-      <w:r>
-        <w:t xml:space="preserve">    p_action      VARCHAR2  </w:t>
-      </w:r>
-    </w:p>
-    <w:p>
-      <w:r>
-        <w:t xml:space="preserve">)  </w:t>
-      </w:r>
-    </w:p>
-    <w:p>
-      <w:r>
-        <w:t xml:space="preserve">AS  </w:t>
-      </w:r>
-    </w:p>
-    <w:p>
-      <w:r>
-        <w:t xml:space="preserve">BEGIN  </w:t>
-      </w:r>
-    </w:p>
-    <w:p>
-      <w:r>
-        <w:t xml:space="preserve">    IF LOWER(p_action) = 'join' THEN  </w:t>
-      </w:r>
-    </w:p>
-    <w:p>
-      <w:r>
-        <w:lastRenderedPageBreak/>
-        <w:t xml:space="preserve">        INSERT INTO EventRegistrations (ID, EventID, AttendeeID, CreatedAt)  </w:t>
-      </w:r>
-    </w:p>
-    <w:p>
-      <w:r>
-        <w:t xml:space="preserve">        VALUES (seq_eventreg.NEXTVAL, p_eventID, p_attendeeID, SYSDATE);  </w:t>
-      </w:r>
-    </w:p>
-    <w:p/>
-    <w:p>
-      <w:r>
-        <w:t xml:space="preserve">    ELSIF LOWER(p_action) = 'cancel' THEN  </w:t>
-      </w:r>
-    </w:p>
-    <w:p>
-      <w:r>
-        <w:t xml:space="preserve">        DELETE FROM EventRegistrations  </w:t>
-      </w:r>
-    </w:p>
-    <w:p>
-      <w:r>
-        <w:t xml:space="preserve">        WHERE EventID = p_eventID  </w:t>
-      </w:r>
-    </w:p>
-    <w:p>
-      <w:r>
-        <w:t xml:space="preserve">          AND AttendeeID = p_attendeeID;  </w:t>
-      </w:r>
-    </w:p>
-    <w:p>
-      <w:r>
-        <w:t xml:space="preserve">    END IF;  </w:t>
-      </w:r>
-    </w:p>
-    <w:p>
-      <w:r>
-        <w:t>END;</w:t>
-      </w:r>
-    </w:p>
-    <w:p>
-      <w:r>
-        <w:t>/</w:t>
-      </w:r>
-    </w:p>
-    <w:p>
-      <w:r>
-        <w:t>create or replace PROCEDURE sp_GetEventOrganizerID (</w:t>
-      </w:r>
-    </w:p>
-    <w:p>
-      <w:r>
-        <w:t xml:space="preserve">    p_eventID     IN  NUMBER,</w:t>
-      </w:r>
-    </w:p>
-    <w:p>
-      <w:r>
-        <w:t xml:space="preserve">    p_organizerID OUT NUMBER,</w:t>
-      </w:r>
-    </w:p>
-    <w:p>
-      <w:r>
-        <w:t xml:space="preserve">    p_title       OUT VARCHAR2</w:t>
-      </w:r>
-    </w:p>
-    <w:p>
-      <w:r>
-        <w:t>)</w:t>
-      </w:r>
-    </w:p>
-    <w:p>
-      <w:r>
-        <w:t>AS</w:t>
-      </w:r>
-    </w:p>
-    <w:p>
-      <w:r>
-        <w:t>BEGIN</w:t>
-      </w:r>
-    </w:p>
-    <w:p>
-      <w:r>
-        <w:t xml:space="preserve">    SELECT ORGANIZERID, TITLE</w:t>
-      </w:r>
-    </w:p>
-    <w:p>
-      <w:r>
-        <w:t xml:space="preserve">    INTO   p_organizerID, p_title</w:t>
-      </w:r>
-    </w:p>
-    <w:p>
-      <w:r>
-        <w:t xml:space="preserve">    FROM   Events</w:t>
-      </w:r>
-    </w:p>
-    <w:p>
-      <w:r>
-        <w:t xml:space="preserve">    WHERE  EVENTID = p_eventID;</w:t>
-      </w:r>
-    </w:p>
-    <w:p/>
-    <w:p>
-      <w:r>
-        <w:t>EXCEPTION</w:t>
-      </w:r>
-    </w:p>
-    <w:p>
-      <w:r>
-        <w:t xml:space="preserve">    WHEN NO_DATA_FOUND THEN</w:t>
-      </w:r>
-    </w:p>
-    <w:p>
-      <w:r>
-        <w:t xml:space="preserve">        p_organizerID := -1;</w:t>
-      </w:r>
-    </w:p>
-    <w:p>
-      <w:r>
-        <w:t xml:space="preserve">        p_title       := '';</w:t>
-      </w:r>
-    </w:p>
-    <w:p>
-      <w:r>
-        <w:lastRenderedPageBreak/>
-        <w:t>END sp_GetEventOrganizerID;</w:t>
-      </w:r>
-    </w:p>
-    <w:p>
-      <w:r>
-        <w:t>/</w:t>
-      </w:r>
-    </w:p>
-    <w:p>
-      <w:r>
-        <w:t>create or replace PROCEDURE sp_GetPendingEvents (</w:t>
-      </w:r>
-    </w:p>
-    <w:p>
-      <w:r>
-        <w:t xml:space="preserve">    p_cursor OUT SYS_REFCURSOR</w:t>
-      </w:r>
-    </w:p>
-    <w:p>
-      <w:r>
-        <w:t>)</w:t>
-      </w:r>
-    </w:p>
-    <w:p>
-      <w:r>
-        <w:t>AS</w:t>
-      </w:r>
-    </w:p>
-    <w:p>
-      <w:r>
         <w:t>BEGIN</w:t>
       </w:r>
     </w:p>
